--- a/assets/docs/Krish_Mistry_Resume.docx
+++ b/assets/docs/Krish_Mistry_Resume.docx
@@ -52,85 +52,7 @@
               </w14:solidFill>
             </w14:textFill>
           </w:rPr>
-          <w:t>mis</w:t>
-        </w:r>
-        <w:r>
-          <w:rPr>
-            <w:rStyle w:val="Hyperlink"/>
-            <w14:textFill>
-              <w14:solidFill>
-                <w14:srgbClr w14:val="0563C1">
-                  <w14:lumMod w14:val="50000"/>
-                </w14:srgbClr>
-              </w14:solidFill>
-            </w14:textFill>
-          </w:rPr>
-          <w:t>t</w:t>
-        </w:r>
-        <w:r>
-          <w:rPr>
-            <w:rStyle w:val="Hyperlink"/>
-            <w14:textFill>
-              <w14:solidFill>
-                <w14:srgbClr w14:val="0563C1">
-                  <w14:lumMod w14:val="50000"/>
-                </w14:srgbClr>
-              </w14:solidFill>
-            </w14:textFill>
-          </w:rPr>
-          <w:t>ryk</w:t>
-        </w:r>
-        <w:r>
-          <w:rPr>
-            <w:rStyle w:val="Hyperlink"/>
-            <w14:textFill>
-              <w14:solidFill>
-                <w14:srgbClr w14:val="0563C1">
-                  <w14:lumMod w14:val="50000"/>
-                </w14:srgbClr>
-              </w14:solidFill>
-            </w14:textFill>
-          </w:rPr>
-          <w:t>r</w:t>
-        </w:r>
-        <w:r>
-          <w:rPr>
-            <w:rStyle w:val="Hyperlink"/>
-            <w14:textFill>
-              <w14:solidFill>
-                <w14:srgbClr w14:val="0563C1">
-                  <w14:lumMod w14:val="50000"/>
-                </w14:srgbClr>
-              </w14:solidFill>
-            </w14:textFill>
-          </w:rPr>
-          <w:t>ish20</w:t>
-        </w:r>
-        <w:r>
-          <w:rPr>
-            <w:rStyle w:val="Hyperlink"/>
-            <w14:textFill>
-              <w14:solidFill>
-                <w14:srgbClr w14:val="0563C1">
-                  <w14:lumMod w14:val="50000"/>
-                </w14:srgbClr>
-              </w14:solidFill>
-            </w14:textFill>
-          </w:rPr>
-          <w:t>0</w:t>
-        </w:r>
-        <w:r>
-          <w:rPr>
-            <w:rStyle w:val="Hyperlink"/>
-            <w14:textFill>
-              <w14:solidFill>
-                <w14:srgbClr w14:val="0563C1">
-                  <w14:lumMod w14:val="50000"/>
-                </w14:srgbClr>
-              </w14:solidFill>
-            </w14:textFill>
-          </w:rPr>
-          <w:t>5@gmail.com</w:t>
+          <w:t>mistrykrish2005@gmail.com</w:t>
         </w:r>
       </w:hyperlink>
       <w:r>
@@ -158,13 +80,7 @@
         <w:rPr>
           <w:color w:val="1F3864" w:themeColor="accent1" w:themeShade="80"/>
         </w:rPr>
-        <w:t xml:space="preserve"> </w:t>
-      </w:r>
-      <w:r>
-        <w:rPr>
-          <w:color w:val="1F3864" w:themeColor="accent1" w:themeShade="80"/>
-        </w:rPr>
-        <w:t xml:space="preserve">| </w:t>
+        <w:t xml:space="preserve"> | </w:t>
       </w:r>
       <w:hyperlink r:id="rId6" w:history="1">
         <w:r>
@@ -172,21 +88,7 @@
             <w:rStyle w:val="Hyperlink"/>
             <w:color w:val="1F3864" w:themeColor="accent1" w:themeShade="80"/>
           </w:rPr>
-          <w:t>linkedin.com/in/</w:t>
-        </w:r>
-        <w:r>
-          <w:rPr>
-            <w:rStyle w:val="Hyperlink"/>
-            <w:color w:val="1F3864" w:themeColor="accent1" w:themeShade="80"/>
-          </w:rPr>
-          <w:t>k</w:t>
-        </w:r>
-        <w:r>
-          <w:rPr>
-            <w:rStyle w:val="Hyperlink"/>
-            <w:color w:val="1F3864" w:themeColor="accent1" w:themeShade="80"/>
-          </w:rPr>
-          <w:t>rishmistry18</w:t>
+          <w:t>linkedin.com/in/krishmistry18</w:t>
         </w:r>
       </w:hyperlink>
       <w:r>
@@ -209,21 +111,7 @@
             <w:rStyle w:val="Hyperlink"/>
             <w:color w:val="1F3864" w:themeColor="accent1" w:themeShade="80"/>
           </w:rPr>
-          <w:t>github.com/K</w:t>
-        </w:r>
-        <w:r>
-          <w:rPr>
-            <w:rStyle w:val="Hyperlink"/>
-            <w:color w:val="1F3864" w:themeColor="accent1" w:themeShade="80"/>
-          </w:rPr>
-          <w:t>r</w:t>
-        </w:r>
-        <w:r>
-          <w:rPr>
-            <w:rStyle w:val="Hyperlink"/>
-            <w:color w:val="1F3864" w:themeColor="accent1" w:themeShade="80"/>
-          </w:rPr>
-          <w:t>ishMistry18</w:t>
+          <w:t>github.com/KrishMistry18</w:t>
         </w:r>
       </w:hyperlink>
       <w:r>
@@ -249,15 +137,7 @@
           <w:bCs/>
           <w:color w:val="1F3864" w:themeColor="accent1" w:themeShade="80"/>
         </w:rPr>
-        <w:t>|</w:t>
-      </w:r>
-      <w:r>
-        <w:rPr>
-          <w:b/>
-          <w:bCs/>
-          <w:color w:val="1F3864" w:themeColor="accent1" w:themeShade="80"/>
-        </w:rPr>
-        <w:t xml:space="preserve"> </w:t>
+        <w:t xml:space="preserve">| </w:t>
       </w:r>
       <w:hyperlink r:id="rId8" w:history="1">
         <w:r>
@@ -265,21 +145,7 @@
             <w:rStyle w:val="Hyperlink"/>
             <w:color w:val="1F3864" w:themeColor="accent1" w:themeShade="80"/>
           </w:rPr>
-          <w:t>portfolio-eta-pied</w:t>
-        </w:r>
-        <w:r>
-          <w:rPr>
-            <w:rStyle w:val="Hyperlink"/>
-            <w:color w:val="1F3864" w:themeColor="accent1" w:themeShade="80"/>
-          </w:rPr>
-          <w:t>-</w:t>
-        </w:r>
-        <w:r>
-          <w:rPr>
-            <w:rStyle w:val="Hyperlink"/>
-            <w:color w:val="1F3864" w:themeColor="accent1" w:themeShade="80"/>
-          </w:rPr>
-          <w:t>17.vercel.app</w:t>
+          <w:t>portfolio-eta-pied-17.vercel.app</w:t>
         </w:r>
       </w:hyperlink>
       <w:r>
@@ -308,21 +174,7 @@
             <w:rStyle w:val="Hyperlink"/>
             <w:color w:val="1F3864" w:themeColor="accent1" w:themeShade="80"/>
           </w:rPr>
-          <w:t>leetcod</w:t>
-        </w:r>
-        <w:r>
-          <w:rPr>
-            <w:rStyle w:val="Hyperlink"/>
-            <w:color w:val="1F3864" w:themeColor="accent1" w:themeShade="80"/>
-          </w:rPr>
-          <w:t>e</w:t>
-        </w:r>
-        <w:r>
-          <w:rPr>
-            <w:rStyle w:val="Hyperlink"/>
-            <w:color w:val="1F3864" w:themeColor="accent1" w:themeShade="80"/>
-          </w:rPr>
-          <w:t>.com/u/KrishMistry18</w:t>
+          <w:t>leetcode.com/u/KrishMistry18</w:t>
         </w:r>
       </w:hyperlink>
       <w:r>
@@ -354,17 +206,16 @@
           <w:sz w:val="16"/>
           <w:szCs w:val="16"/>
         </w:rPr>
-        <w:t>Full-Stack Developer • Frontend Engineer • AI/ML Engineer</w:t>
-      </w:r>
-    </w:p>
-    <w:p>
-      <w:pPr>
-        <w:spacing w:before="160"/>
-        <w:rPr>
-          <w:b/>
-          <w:bCs/>
-          <w:sz w:val="19"/>
-          <w:szCs w:val="19"/>
+        <w:t>Full-Stack Developer • AI/ML Engineer</w:t>
+      </w:r>
+    </w:p>
+    <w:p>
+      <w:pPr>
+        <w:pStyle w:val="NormalWeb"/>
+        <w:rPr>
+          <w:rFonts w:ascii="Arial" w:hAnsi="Arial" w:cs="Arial"/>
+          <w:sz w:val="18"/>
+          <w:szCs w:val="18"/>
         </w:rPr>
       </w:pPr>
       <w:r>
@@ -391,51 +242,93 @@
         </w:rPr>
         <w:t>_____________________________________________________________</w:t>
       </w:r>
-      <w:r>
-        <w:rPr>
-          <w:b/>
-          <w:bCs/>
-          <w:caps/>
-          <w:color w:val="1C033C"/>
-          <w:sz w:val="20"/>
-          <w:szCs w:val="20"/>
-          <w:u w:val="single"/>
-        </w:rPr>
-        <w:br/>
-      </w:r>
-      <w:r>
-        <w:rPr>
-          <w:u w:val="single"/>
-        </w:rPr>
-        <w:br/>
-      </w:r>
-      <w:r>
-        <w:t>Final-year B.E. Information Technology student (CGPA 9.2/10) specializing in full-stack web development, frontend engineering, and applied machine learning. Shipped 8 production-grade applications using React, Next.js, TypeScript, Node.js, Flutter, Django, and TensorFlow, including a real-time 3D data-visualization dashboard and an on-device computer-vision app. Experienced building and consuming REST APIs, integrating LLMs (Gemini 2.0 Flash) into production workflows, and deploying scalable systems on Firebase/</w:t>
+    </w:p>
+    <w:p>
+      <w:pPr>
+        <w:pStyle w:val="NormalWeb"/>
+        <w:jc w:val="both"/>
+        <w:rPr>
+          <w:sz w:val="20"/>
+          <w:szCs w:val="20"/>
+        </w:rPr>
+      </w:pPr>
+      <w:r>
+        <w:rPr>
+          <w:rFonts w:ascii="Arial" w:hAnsi="Arial" w:cs="Arial"/>
+          <w:sz w:val="20"/>
+          <w:szCs w:val="20"/>
+        </w:rPr>
+        <w:t xml:space="preserve">Final-year B.E. Information Technology student with a 9.2/10 CGPA, focused on full-stack development and applied AI/ML. Built web, mobile, and AI-enabled applications using React, Next.js, TypeScript, Flutter, Django, TensorFlow, and Gemini. Experienced in ML experimentation, REST API integration, real-time data visualization, and on-device image classification. Currently an AI/ML Developer Intern at </w:t>
       </w:r>
       <w:proofErr w:type="spellStart"/>
       <w:r>
-        <w:t>Vercel</w:t>
+        <w:rPr>
+          <w:rFonts w:ascii="Arial" w:hAnsi="Arial" w:cs="Arial"/>
+          <w:sz w:val="20"/>
+          <w:szCs w:val="20"/>
+        </w:rPr>
+        <w:t>Bharatiya</w:t>
       </w:r>
       <w:proofErr w:type="spellEnd"/>
       <w:r>
-        <w:t xml:space="preserve">. Currently ML Engineering Intern at </w:t>
+        <w:rPr>
+          <w:rFonts w:ascii="Arial" w:hAnsi="Arial" w:cs="Arial"/>
+          <w:sz w:val="20"/>
+          <w:szCs w:val="20"/>
+        </w:rPr>
+        <w:t xml:space="preserve"> Open Volunteer Association (OVA), in association with ORELSE, with previous internship experience at </w:t>
       </w:r>
       <w:proofErr w:type="spellStart"/>
       <w:r>
+        <w:rPr>
+          <w:rFonts w:ascii="Arial" w:hAnsi="Arial" w:cs="Arial"/>
+          <w:sz w:val="20"/>
+          <w:szCs w:val="20"/>
+        </w:rPr>
         <w:t>Flyrank</w:t>
       </w:r>
       <w:proofErr w:type="spellEnd"/>
       <w:r>
-        <w:t xml:space="preserve"> AI. Runner-Up, Colloquium '25 (200+ teams); Google Student Ambassador 2026.</w:t>
-      </w:r>
-      <w:r>
-        <w:br/>
-      </w:r>
-      <w:r>
-        <w:br/>
-      </w:r>
-      <w:r>
-        <w:rPr>
+        <w:rPr>
+          <w:rFonts w:ascii="Arial" w:hAnsi="Arial" w:cs="Arial"/>
+          <w:sz w:val="20"/>
+          <w:szCs w:val="20"/>
+        </w:rPr>
+        <w:t xml:space="preserve"> AI and </w:t>
+      </w:r>
+      <w:proofErr w:type="spellStart"/>
+      <w:r>
+        <w:rPr>
+          <w:rFonts w:ascii="Arial" w:hAnsi="Arial" w:cs="Arial"/>
+          <w:sz w:val="20"/>
+          <w:szCs w:val="20"/>
+        </w:rPr>
+        <w:t>InAmigos</w:t>
+      </w:r>
+      <w:proofErr w:type="spellEnd"/>
+      <w:r>
+        <w:rPr>
+          <w:rFonts w:ascii="Arial" w:hAnsi="Arial" w:cs="Arial"/>
+          <w:sz w:val="20"/>
+          <w:szCs w:val="20"/>
+        </w:rPr>
+        <w:t xml:space="preserve"> Foundation. Google Student Ambassador 2026 and Runner-Up at Colloquium ’25.</w:t>
+      </w:r>
+    </w:p>
+    <w:p>
+      <w:pPr>
+        <w:spacing w:before="160"/>
+        <w:rPr>
+          <w:rFonts w:ascii="Times New Roman" w:hAnsi="Times New Roman" w:cs="Times New Roman"/>
+          <w:b/>
+          <w:bCs/>
+          <w:sz w:val="19"/>
+          <w:szCs w:val="19"/>
+        </w:rPr>
+      </w:pPr>
+      <w:r>
+        <w:rPr>
+          <w:rFonts w:ascii="Times New Roman" w:hAnsi="Times New Roman" w:cs="Times New Roman"/>
           <w:b/>
           <w:bCs/>
           <w:caps/>
@@ -448,6 +341,7 @@
       </w:r>
       <w:r>
         <w:rPr>
+          <w:rFonts w:ascii="Times New Roman" w:hAnsi="Times New Roman" w:cs="Times New Roman"/>
           <w:b/>
           <w:bCs/>
           <w:caps/>
@@ -460,12 +354,117 @@
       </w:r>
       <w:r>
         <w:rPr>
+          <w:rFonts w:ascii="Times New Roman" w:hAnsi="Times New Roman" w:cs="Times New Roman"/>
           <w:b/>
           <w:bCs/>
           <w:sz w:val="19"/>
           <w:szCs w:val="19"/>
         </w:rPr>
         <w:br/>
+      </w:r>
+    </w:p>
+    <w:p>
+      <w:pPr>
+        <w:spacing w:before="20" w:after="40"/>
+      </w:pPr>
+      <w:r>
+        <w:rPr>
+          <w:b/>
+          <w:bCs/>
+          <w:sz w:val="20"/>
+          <w:szCs w:val="20"/>
+        </w:rPr>
+        <w:t xml:space="preserve">St. Francis Institute of Technology, </w:t>
+      </w:r>
+      <w:proofErr w:type="gramStart"/>
+      <w:r>
+        <w:rPr>
+          <w:b/>
+          <w:bCs/>
+          <w:sz w:val="20"/>
+          <w:szCs w:val="20"/>
+        </w:rPr>
+        <w:t>Mumbai</w:t>
+      </w:r>
+      <w:r>
+        <w:rPr>
+          <w:b/>
+          <w:bCs/>
+        </w:rPr>
+        <w:t xml:space="preserve">  </w:t>
+      </w:r>
+      <w:r>
+        <w:rPr>
+          <w:i/>
+          <w:iCs/>
+          <w:color w:val="371E77"/>
+        </w:rPr>
+        <w:t>B.E.</w:t>
+      </w:r>
+      <w:proofErr w:type="gramEnd"/>
+      <w:r>
+        <w:rPr>
+          <w:i/>
+          <w:iCs/>
+          <w:color w:val="371E77"/>
+        </w:rPr>
+        <w:t xml:space="preserve"> Information Technology     </w:t>
+      </w:r>
+      <w:r>
+        <w:rPr>
+          <w:i/>
+          <w:iCs/>
+          <w:color w:val="371E77"/>
+        </w:rPr>
+        <w:t>CGPA: 9.2/10</w:t>
+      </w:r>
+      <w:r>
+        <w:rPr>
+          <w:i/>
+          <w:iCs/>
+          <w:color w:val="371E77"/>
+        </w:rPr>
+        <w:t xml:space="preserve">              </w:t>
+      </w:r>
+      <w:r>
+        <w:rPr>
+          <w:i/>
+          <w:iCs/>
+          <w:color w:val="371E77"/>
+        </w:rPr>
+        <w:t xml:space="preserve">              </w:t>
+      </w:r>
+      <w:r>
+        <w:rPr>
+          <w:i/>
+          <w:iCs/>
+          <w:color w:val="371E77"/>
+        </w:rPr>
+        <w:t xml:space="preserve">  </w:t>
+      </w:r>
+      <w:r>
+        <w:rPr>
+          <w:i/>
+          <w:iCs/>
+          <w:color w:val="371E77"/>
+        </w:rPr>
+        <w:t>2023 –</w:t>
+      </w:r>
+      <w:r>
+        <w:rPr>
+          <w:i/>
+          <w:iCs/>
+          <w:color w:val="371E77"/>
+        </w:rPr>
+        <w:t xml:space="preserve">  </w:t>
+      </w:r>
+      <w:r>
+        <w:rPr>
+          <w:i/>
+          <w:iCs/>
+          <w:color w:val="371E77"/>
+        </w:rPr>
+        <w:t>2027</w:t>
       </w:r>
     </w:p>
     <w:p>
@@ -479,18 +478,18 @@
         <w:rPr>
           <w:b/>
           <w:bCs/>
-          <w:sz w:val="19"/>
-          <w:szCs w:val="19"/>
-        </w:rPr>
-        <w:t xml:space="preserve">St. Francis Institute of Technology, </w:t>
+          <w:sz w:val="20"/>
+          <w:szCs w:val="20"/>
+        </w:rPr>
+        <w:t xml:space="preserve">Mother Mary's Junior College, </w:t>
       </w:r>
       <w:proofErr w:type="gramStart"/>
       <w:r>
         <w:rPr>
           <w:b/>
           <w:bCs/>
-          <w:sz w:val="19"/>
-          <w:szCs w:val="19"/>
+          <w:sz w:val="20"/>
+          <w:szCs w:val="20"/>
         </w:rPr>
         <w:t>Mumbai</w:t>
       </w:r>
@@ -498,35 +497,64 @@
         <w:rPr>
           <w:b/>
           <w:bCs/>
-          <w:sz w:val="19"/>
-          <w:szCs w:val="19"/>
         </w:rPr>
         <w:t xml:space="preserve">  </w:t>
       </w:r>
       <w:r>
         <w:rPr>
-          <w:i/>
-          <w:iCs/>
-          <w:color w:val="371E77"/>
-        </w:rPr>
-        <w:t>B.E.</w:t>
+          <w:color w:val="555555"/>
+        </w:rPr>
+        <w:t>Score</w:t>
       </w:r>
       <w:proofErr w:type="gramEnd"/>
       <w:r>
         <w:rPr>
-          <w:i/>
-          <w:iCs/>
-          <w:color w:val="371E77"/>
-        </w:rPr>
-        <w:t xml:space="preserve"> Information Technology                                                </w:t>
-      </w:r>
-      <w:r>
-        <w:rPr>
-          <w:i/>
-          <w:iCs/>
-          <w:color w:val="371E77"/>
-        </w:rPr>
-        <w:t>Aug 2023 – Jun 2027</w:t>
+          <w:color w:val="555555"/>
+        </w:rPr>
+        <w:t>: 76%  |  Active in chess and carrom competitions</w:t>
+      </w:r>
+      <w:r>
+        <w:rPr>
+          <w:i/>
+          <w:iCs/>
+          <w:color w:val="371E77"/>
+        </w:rPr>
+        <w:t xml:space="preserve">                      </w:t>
+      </w:r>
+      <w:r>
+        <w:rPr>
+          <w:i/>
+          <w:iCs/>
+          <w:color w:val="371E77"/>
+        </w:rPr>
+        <w:t xml:space="preserve"> </w:t>
+      </w:r>
+      <w:r>
+        <w:rPr>
+          <w:i/>
+          <w:iCs/>
+          <w:color w:val="371E77"/>
+        </w:rPr>
+        <w:t xml:space="preserve">      </w:t>
+      </w:r>
+      <w:r>
+        <w:rPr>
+          <w:i/>
+          <w:iCs/>
+          <w:color w:val="371E77"/>
+        </w:rPr>
+        <w:t xml:space="preserve">        </w:t>
+      </w:r>
+      <w:r>
+        <w:rPr>
+          <w:i/>
+          <w:iCs/>
+          <w:color w:val="371E77"/>
+        </w:rPr>
+        <w:t>2023</w:t>
+      </w:r>
+      <w:r>
+        <w:t xml:space="preserve"> </w:t>
       </w:r>
     </w:p>
     <w:p>
@@ -535,160 +563,56 @@
       </w:pPr>
       <w:r>
         <w:rPr>
+          <w:b/>
+          <w:bCs/>
+          <w:sz w:val="20"/>
+          <w:szCs w:val="20"/>
+        </w:rPr>
+        <w:t>Mother Mary's High School,</w:t>
+      </w:r>
+      <w:r>
+        <w:rPr>
+          <w:b/>
+          <w:bCs/>
+        </w:rPr>
+        <w:t xml:space="preserve"> </w:t>
+      </w:r>
+      <w:proofErr w:type="gramStart"/>
+      <w:r>
+        <w:rPr>
+          <w:b/>
+          <w:bCs/>
+        </w:rPr>
+        <w:t xml:space="preserve">Mumbai </w:t>
+      </w:r>
+      <w:r>
+        <w:rPr>
+          <w:b/>
+          <w:bCs/>
+        </w:rPr>
+        <w:t xml:space="preserve"> </w:t>
+      </w:r>
+      <w:r>
+        <w:rPr>
           <w:color w:val="555555"/>
-          <w:sz w:val="17"/>
-          <w:szCs w:val="17"/>
-        </w:rPr>
-        <w:t>Data Structures &amp; Algorithms, DBMS, Operating Systems, Computer Networks, Machine Learning, Software Engineering</w:t>
-      </w:r>
+        </w:rPr>
+        <w:t>Score</w:t>
+      </w:r>
+      <w:proofErr w:type="gramEnd"/>
       <w:r>
         <w:rPr>
           <w:color w:val="555555"/>
-          <w:sz w:val="17"/>
-          <w:szCs w:val="17"/>
-        </w:rPr>
-        <w:t xml:space="preserve">     </w:t>
-      </w:r>
-      <w:r>
-        <w:rPr>
-          <w:i/>
-          <w:iCs/>
-          <w:color w:val="371E77"/>
-        </w:rPr>
-        <w:t>CGPA: 9.2/10</w:t>
-      </w:r>
-    </w:p>
-    <w:p>
-      <w:pPr>
-        <w:tabs>
-          <w:tab w:val="right" w:pos="9026"/>
-        </w:tabs>
-        <w:spacing w:before="100"/>
-      </w:pPr>
-      <w:r>
-        <w:rPr>
-          <w:b/>
-          <w:bCs/>
-          <w:sz w:val="19"/>
-          <w:szCs w:val="19"/>
-        </w:rPr>
-        <w:t xml:space="preserve">Mother Mary's Junior College, </w:t>
-      </w:r>
-      <w:proofErr w:type="gramStart"/>
-      <w:r>
-        <w:rPr>
-          <w:b/>
-          <w:bCs/>
-          <w:sz w:val="19"/>
-          <w:szCs w:val="19"/>
-        </w:rPr>
-        <w:t>Mumbai</w:t>
-      </w:r>
-      <w:r>
-        <w:rPr>
-          <w:b/>
-          <w:bCs/>
-          <w:sz w:val="19"/>
-          <w:szCs w:val="19"/>
-        </w:rPr>
-        <w:t xml:space="preserve">  </w:t>
-      </w:r>
-      <w:r>
-        <w:rPr>
-          <w:color w:val="555555"/>
-          <w:sz w:val="17"/>
-          <w:szCs w:val="17"/>
-        </w:rPr>
-        <w:t>Score</w:t>
-      </w:r>
-      <w:proofErr w:type="gramEnd"/>
-      <w:r>
-        <w:rPr>
-          <w:color w:val="555555"/>
-          <w:sz w:val="17"/>
-          <w:szCs w:val="17"/>
-        </w:rPr>
-        <w:t>: 76%  |  Active in chess and carrom competitions</w:t>
-      </w:r>
-      <w:r>
-        <w:rPr>
-          <w:i/>
-          <w:iCs/>
-          <w:color w:val="371E77"/>
-        </w:rPr>
-        <w:t xml:space="preserve">                                    </w:t>
-      </w:r>
-      <w:r>
-        <w:rPr>
-          <w:i/>
-          <w:iCs/>
-          <w:color w:val="371E77"/>
-        </w:rPr>
-        <w:t xml:space="preserve">          </w:t>
-      </w:r>
-      <w:r>
-        <w:rPr>
-          <w:i/>
-          <w:iCs/>
-          <w:color w:val="371E77"/>
-        </w:rPr>
-        <w:t>2023</w:t>
+        </w:rPr>
+        <w:t>: 90%  |  Active in school-level sports events</w:t>
+      </w:r>
+      <w:r>
+        <w:t xml:space="preserve">                                       </w:t>
       </w:r>
       <w:r>
         <w:t xml:space="preserve"> </w:t>
       </w:r>
-    </w:p>
-    <w:p>
-      <w:pPr>
-        <w:spacing w:before="20" w:after="40"/>
-      </w:pPr>
-      <w:r>
-        <w:rPr>
-          <w:b/>
-          <w:bCs/>
-          <w:sz w:val="19"/>
-          <w:szCs w:val="19"/>
-        </w:rPr>
-        <w:t xml:space="preserve">Mother Mary's High School, </w:t>
-      </w:r>
-      <w:proofErr w:type="gramStart"/>
-      <w:r>
-        <w:rPr>
-          <w:b/>
-          <w:bCs/>
-          <w:sz w:val="19"/>
-          <w:szCs w:val="19"/>
-        </w:rPr>
-        <w:t xml:space="preserve">Mumbai </w:t>
-      </w:r>
-      <w:r>
-        <w:rPr>
-          <w:b/>
-          <w:bCs/>
-          <w:sz w:val="19"/>
-          <w:szCs w:val="19"/>
-        </w:rPr>
-        <w:t xml:space="preserve"> </w:t>
-      </w:r>
-      <w:r>
-        <w:rPr>
-          <w:color w:val="555555"/>
-          <w:sz w:val="17"/>
-          <w:szCs w:val="17"/>
-        </w:rPr>
-        <w:t>Score</w:t>
-      </w:r>
-      <w:proofErr w:type="gramEnd"/>
-      <w:r>
-        <w:rPr>
-          <w:color w:val="555555"/>
-          <w:sz w:val="17"/>
-          <w:szCs w:val="17"/>
-        </w:rPr>
-        <w:t>: 90%  |  Active in school-level sports events</w:t>
-      </w:r>
-      <w:r>
-        <w:t xml:space="preserve">                                                          </w:t>
+      <w:r>
+        <w:t xml:space="preserve">            </w:t>
       </w:r>
       <w:r>
         <w:rPr>
@@ -711,6 +635,7 @@
       <w:pPr>
         <w:spacing w:before="160"/>
         <w:rPr>
+          <w:rFonts w:ascii="Times New Roman" w:hAnsi="Times New Roman" w:cs="Times New Roman"/>
           <w:sz w:val="22"/>
           <w:szCs w:val="22"/>
           <w:u w:val="single"/>
@@ -718,6 +643,7 @@
       </w:pPr>
       <w:r>
         <w:rPr>
+          <w:rFonts w:ascii="Times New Roman" w:hAnsi="Times New Roman" w:cs="Times New Roman"/>
           <w:b/>
           <w:bCs/>
           <w:caps/>
@@ -730,6 +656,7 @@
       </w:r>
       <w:r>
         <w:rPr>
+          <w:rFonts w:ascii="Times New Roman" w:hAnsi="Times New Roman" w:cs="Times New Roman"/>
           <w:b/>
           <w:bCs/>
           <w:caps/>
@@ -742,6 +669,7 @@
       </w:r>
       <w:r>
         <w:rPr>
+          <w:rFonts w:ascii="Times New Roman" w:hAnsi="Times New Roman" w:cs="Times New Roman"/>
           <w:b/>
           <w:bCs/>
           <w:caps/>
@@ -754,6 +682,7 @@
       </w:r>
       <w:r>
         <w:rPr>
+          <w:rFonts w:ascii="Times New Roman" w:hAnsi="Times New Roman" w:cs="Times New Roman"/>
           <w:b/>
           <w:bCs/>
           <w:caps/>
@@ -776,12 +705,50 @@
         <w:rPr>
           <w:b/>
           <w:bCs/>
+          <w:sz w:val="20"/>
+          <w:szCs w:val="20"/>
+        </w:rPr>
+        <w:t xml:space="preserve">AI/ML Developer Intern — </w:t>
+      </w:r>
+      <w:proofErr w:type="spellStart"/>
+      <w:r>
+        <w:rPr>
+          <w:b/>
+          <w:bCs/>
+          <w:sz w:val="20"/>
+          <w:szCs w:val="20"/>
+        </w:rPr>
+        <w:t>Bharatiya</w:t>
+      </w:r>
+      <w:proofErr w:type="spellEnd"/>
+      <w:r>
+        <w:rPr>
+          <w:b/>
+          <w:bCs/>
+          <w:sz w:val="20"/>
+          <w:szCs w:val="20"/>
+        </w:rPr>
+        <w:t xml:space="preserve"> Open Volunteer Association (</w:t>
+      </w:r>
+      <w:proofErr w:type="gramStart"/>
+      <w:r>
+        <w:rPr>
+          <w:b/>
+          <w:bCs/>
+          <w:sz w:val="20"/>
+          <w:szCs w:val="20"/>
+        </w:rPr>
+        <w:t>OVA</w:t>
+      </w:r>
+      <w:r>
+        <w:rPr>
+          <w:b/>
+          <w:bCs/>
           <w:sz w:val="19"/>
           <w:szCs w:val="19"/>
         </w:rPr>
-        <w:t xml:space="preserve">Machine Learning </w:t>
-      </w:r>
-      <w:proofErr w:type="gramStart"/>
+        <w:t>)</w:t>
+      </w:r>
       <w:r>
         <w:rPr>
           <w:b/>
@@ -789,7 +756,7 @@
           <w:sz w:val="19"/>
           <w:szCs w:val="19"/>
         </w:rPr>
-        <w:t>Intern  —</w:t>
+        <w:t xml:space="preserve">   </w:t>
       </w:r>
       <w:proofErr w:type="gramEnd"/>
       <w:r>
@@ -799,9 +766,8 @@
           <w:sz w:val="19"/>
           <w:szCs w:val="19"/>
         </w:rPr>
-        <w:t xml:space="preserve">  </w:t>
-      </w:r>
-      <w:proofErr w:type="spellStart"/>
+        <w:t xml:space="preserve">                                     </w:t>
+      </w:r>
       <w:r>
         <w:rPr>
           <w:b/>
@@ -809,48 +775,6 @@
           <w:sz w:val="19"/>
           <w:szCs w:val="19"/>
         </w:rPr>
-        <w:t>Flyrank</w:t>
-      </w:r>
-      <w:proofErr w:type="spellEnd"/>
-      <w:r>
-        <w:rPr>
-          <w:b/>
-          <w:bCs/>
-          <w:sz w:val="19"/>
-          <w:szCs w:val="19"/>
-        </w:rPr>
-        <w:t xml:space="preserve"> AI</w:t>
-      </w:r>
-      <w:r>
-        <w:rPr>
-          <w:i/>
-          <w:iCs/>
-          <w:color w:val="371E77"/>
-        </w:rPr>
-        <w:tab/>
-      </w:r>
-      <w:r>
-        <w:rPr>
-          <w:i/>
-          <w:iCs/>
-          <w:color w:val="371E77"/>
-        </w:rPr>
-        <w:t xml:space="preserve">                                                                                    </w:t>
-      </w:r>
-      <w:r>
-        <w:rPr>
-          <w:i/>
-          <w:iCs/>
-          <w:color w:val="371E77"/>
-        </w:rPr>
-        <w:t xml:space="preserve">                    </w:t>
-      </w:r>
-      <w:r>
-        <w:rPr>
-          <w:i/>
-          <w:iCs/>
-          <w:color w:val="371E77"/>
-        </w:rPr>
         <w:t xml:space="preserve"> </w:t>
       </w:r>
       <w:r>
@@ -859,47 +783,7 @@
           <w:iCs/>
           <w:color w:val="371E77"/>
         </w:rPr>
-        <w:t xml:space="preserve">  </w:t>
-      </w:r>
-      <w:r>
-        <w:rPr>
-          <w:i/>
-          <w:iCs/>
-          <w:color w:val="371E77"/>
-        </w:rPr>
-        <w:t xml:space="preserve"> </w:t>
-      </w:r>
-      <w:r>
-        <w:rPr>
-          <w:i/>
-          <w:iCs/>
-          <w:color w:val="371E77"/>
-        </w:rPr>
-        <w:t xml:space="preserve">Jul 2026 – </w:t>
-      </w:r>
-      <w:r>
-        <w:rPr>
-          <w:i/>
-          <w:iCs/>
-          <w:color w:val="371E77"/>
-        </w:rPr>
-        <w:t>present</w:t>
-      </w:r>
-      <w:r>
-        <w:rPr>
-          <w:i/>
-          <w:iCs/>
-          <w:color w:val="371E77"/>
-        </w:rPr>
-        <w:t xml:space="preserve"> </w:t>
-      </w:r>
-      <w:r>
-        <w:rPr>
-          <w:i/>
-          <w:iCs/>
-          <w:color w:val="371E77"/>
-        </w:rPr>
-        <w:t xml:space="preserve"> </w:t>
+        <w:t xml:space="preserve">Jul 2026 – present  </w:t>
       </w:r>
     </w:p>
     <w:p>
@@ -909,23 +793,13 @@
         </w:tabs>
         <w:spacing w:before="20" w:after="40"/>
       </w:pPr>
-      <w:proofErr w:type="spellStart"/>
-      <w:r>
-        <w:rPr>
-          <w:i/>
-          <w:iCs/>
-          <w:color w:val="371E77"/>
-        </w:rPr>
-        <w:t>Startup</w:t>
-      </w:r>
-      <w:proofErr w:type="spellEnd"/>
-      <w:r>
-        <w:rPr>
-          <w:i/>
-          <w:iCs/>
-          <w:color w:val="371E77"/>
-        </w:rPr>
-        <w:t xml:space="preserve"> · Remote</w:t>
+      <w:r>
+        <w:rPr>
+          <w:i/>
+          <w:iCs/>
+          <w:color w:val="371E77"/>
+        </w:rPr>
+        <w:t>In association with ORELSE Private Limited · Remote</w:t>
       </w:r>
       <w:r>
         <w:rPr>
@@ -941,49 +815,39 @@
         <w:pStyle w:val="ListParagraph"/>
         <w:numPr>
           <w:ilvl w:val="0"/>
-          <w:numId w:val="2"/>
+          <w:numId w:val="5"/>
         </w:numPr>
-        <w:spacing w:before="30" w:after="30"/>
-      </w:pPr>
-      <w:r>
         <w:rPr>
           <w:rStyle w:val="Strong"/>
-        </w:rPr>
-        <w:t>Own end-to-end ML feature delivery</w:t>
-      </w:r>
+          <w:b w:val="0"/>
+          <w:bCs w:val="0"/>
+        </w:rPr>
+      </w:pPr>
       <w:r>
         <w:rPr>
           <w:rStyle w:val="Strong"/>
-        </w:rPr>
-        <w:t xml:space="preserve"> -</w:t>
-      </w:r>
-      <w:r>
-        <w:t xml:space="preserve"> from data processing to production deployment</w:t>
-      </w:r>
-      <w:r>
-        <w:t xml:space="preserve"> -</w:t>
-      </w:r>
-      <w:r>
-        <w:t xml:space="preserve"> designing and building scalable machine learning models for </w:t>
+          <w:b w:val="0"/>
+          <w:bCs w:val="0"/>
+        </w:rPr>
+        <w:t xml:space="preserve">Contribute to AI/ML and NLP workflows through data preparation, </w:t>
       </w:r>
       <w:proofErr w:type="spellStart"/>
       <w:r>
-        <w:t>Flyrank's</w:t>
+        <w:rPr>
+          <w:rStyle w:val="Strong"/>
+          <w:b w:val="0"/>
+          <w:bCs w:val="0"/>
+        </w:rPr>
+        <w:t>preprocessing</w:t>
       </w:r>
       <w:proofErr w:type="spellEnd"/>
       <w:r>
-        <w:t xml:space="preserve"> core product in a fast-moving </w:t>
-      </w:r>
-      <w:proofErr w:type="spellStart"/>
-      <w:r>
-        <w:t>startup</w:t>
-      </w:r>
-      <w:proofErr w:type="spellEnd"/>
-      <w:r>
-        <w:t xml:space="preserve"> environment</w:t>
-      </w:r>
-      <w:r>
-        <w:t>.</w:t>
+        <w:rPr>
+          <w:rStyle w:val="Strong"/>
+          <w:b w:val="0"/>
+          <w:bCs w:val="0"/>
+        </w:rPr>
+        <w:t>, analysis, and model evaluation.</w:t>
       </w:r>
     </w:p>
     <w:p>
@@ -991,26 +855,23 @@
         <w:pStyle w:val="ListParagraph"/>
         <w:numPr>
           <w:ilvl w:val="0"/>
-          <w:numId w:val="2"/>
+          <w:numId w:val="5"/>
         </w:numPr>
-        <w:spacing w:before="30" w:after="30"/>
+        <w:rPr>
+          <w:b/>
+          <w:bCs/>
+          <w:sz w:val="22"/>
+          <w:szCs w:val="22"/>
+          <w:u w:val="single"/>
+        </w:rPr>
       </w:pPr>
       <w:r>
         <w:rPr>
           <w:rStyle w:val="Strong"/>
-        </w:rPr>
-        <w:t>Integrate ML models via REST APIs</w:t>
-      </w:r>
-      <w:r>
-        <w:t xml:space="preserve"> in collaboration with cross-functional engineering teams, ensuring seamless feature functionality across </w:t>
-      </w:r>
-      <w:proofErr w:type="spellStart"/>
-      <w:r>
-        <w:t>Flyrank's</w:t>
-      </w:r>
-      <w:proofErr w:type="spellEnd"/>
-      <w:r>
-        <w:t xml:space="preserve"> platform.</w:t>
+          <w:b w:val="0"/>
+          <w:bCs w:val="0"/>
+        </w:rPr>
+        <w:t>Assist with experiment design, model validation, research, and documentation of technical findings for AI/ML integration.</w:t>
       </w:r>
     </w:p>
     <w:p>
@@ -1024,18 +885,18 @@
         <w:rPr>
           <w:b/>
           <w:bCs/>
-          <w:sz w:val="19"/>
-          <w:szCs w:val="19"/>
-        </w:rPr>
-        <w:t xml:space="preserve">AI Web Development </w:t>
+          <w:sz w:val="20"/>
+          <w:szCs w:val="20"/>
+        </w:rPr>
+        <w:t xml:space="preserve">Machine Learning </w:t>
       </w:r>
       <w:proofErr w:type="gramStart"/>
       <w:r>
         <w:rPr>
           <w:b/>
           <w:bCs/>
-          <w:sz w:val="19"/>
-          <w:szCs w:val="19"/>
+          <w:sz w:val="20"/>
+          <w:szCs w:val="20"/>
         </w:rPr>
         <w:t>Intern  —</w:t>
       </w:r>
@@ -1044,8 +905,8 @@
         <w:rPr>
           <w:b/>
           <w:bCs/>
-          <w:sz w:val="19"/>
-          <w:szCs w:val="19"/>
+          <w:sz w:val="20"/>
+          <w:szCs w:val="20"/>
         </w:rPr>
         <w:t xml:space="preserve">  </w:t>
       </w:r>
@@ -1054,26 +915,28 @@
         <w:rPr>
           <w:b/>
           <w:bCs/>
-          <w:sz w:val="19"/>
-          <w:szCs w:val="19"/>
-        </w:rPr>
-        <w:t>InAmigos</w:t>
+          <w:sz w:val="20"/>
+          <w:szCs w:val="20"/>
+        </w:rPr>
+        <w:t>Flyrank</w:t>
       </w:r>
       <w:proofErr w:type="spellEnd"/>
       <w:r>
         <w:rPr>
           <w:b/>
           <w:bCs/>
-          <w:sz w:val="19"/>
-          <w:szCs w:val="19"/>
-        </w:rPr>
-        <w:t xml:space="preserve"> Foundation (IAF)</w:t>
-      </w:r>
-      <w:r>
-        <w:rPr>
-          <w:i/>
-          <w:iCs/>
-          <w:color w:val="371E77"/>
+          <w:sz w:val="20"/>
+          <w:szCs w:val="20"/>
+        </w:rPr>
+        <w:t xml:space="preserve"> AI</w:t>
+      </w:r>
+      <w:r>
+        <w:rPr>
+          <w:i/>
+          <w:iCs/>
+          <w:color w:val="371E77"/>
+          <w:sz w:val="20"/>
+          <w:szCs w:val="20"/>
         </w:rPr>
         <w:tab/>
       </w:r>
@@ -1082,16 +945,52 @@
           <w:i/>
           <w:iCs/>
           <w:color w:val="371E77"/>
-        </w:rPr>
-        <w:t xml:space="preserve">                                                                      </w:t>
-      </w:r>
-      <w:r>
-        <w:rPr>
-          <w:i/>
-          <w:iCs/>
-          <w:color w:val="371E77"/>
-        </w:rPr>
-        <w:t>Jun 2026 – Jul 2026</w:t>
+          <w:sz w:val="20"/>
+          <w:szCs w:val="20"/>
+        </w:rPr>
+        <w:t xml:space="preserve">                                                                                    </w:t>
+      </w:r>
+      <w:r>
+        <w:rPr>
+          <w:i/>
+          <w:iCs/>
+          <w:color w:val="371E77"/>
+          <w:sz w:val="20"/>
+          <w:szCs w:val="20"/>
+        </w:rPr>
+        <w:t xml:space="preserve">       </w:t>
+      </w:r>
+      <w:r>
+        <w:rPr>
+          <w:i/>
+          <w:iCs/>
+          <w:color w:val="371E77"/>
+        </w:rPr>
+        <w:t xml:space="preserve">Jul 2026 – </w:t>
+      </w:r>
+      <w:r>
+        <w:rPr>
+          <w:i/>
+          <w:iCs/>
+          <w:color w:val="371E77"/>
+        </w:rPr>
+        <w:t>Sep 2026</w:t>
+      </w:r>
+      <w:r>
+        <w:rPr>
+          <w:i/>
+          <w:iCs/>
+          <w:color w:val="371E77"/>
+        </w:rPr>
+        <w:t xml:space="preserve"> </w:t>
+      </w:r>
+      <w:r>
+        <w:rPr>
+          <w:i/>
+          <w:iCs/>
+          <w:color w:val="371E77"/>
+        </w:rPr>
+        <w:t xml:space="preserve"> </w:t>
       </w:r>
     </w:p>
     <w:p>
@@ -1101,13 +1000,23 @@
         </w:tabs>
         <w:spacing w:before="20" w:after="40"/>
       </w:pPr>
-      <w:r>
-        <w:rPr>
-          <w:i/>
-          <w:iCs/>
-          <w:color w:val="371E77"/>
-        </w:rPr>
-        <w:t>NGO · Remote</w:t>
+      <w:proofErr w:type="spellStart"/>
+      <w:r>
+        <w:rPr>
+          <w:i/>
+          <w:iCs/>
+          <w:color w:val="371E77"/>
+        </w:rPr>
+        <w:t>Startup</w:t>
+      </w:r>
+      <w:proofErr w:type="spellEnd"/>
+      <w:r>
+        <w:rPr>
+          <w:i/>
+          <w:iCs/>
+          <w:color w:val="371E77"/>
+        </w:rPr>
+        <w:t xml:space="preserve"> · Remote</w:t>
       </w:r>
       <w:r>
         <w:rPr>
@@ -1123,18 +1032,60 @@
         <w:pStyle w:val="ListParagraph"/>
         <w:numPr>
           <w:ilvl w:val="0"/>
-          <w:numId w:val="2"/>
+          <w:numId w:val="4"/>
         </w:numPr>
-        <w:spacing w:before="30" w:after="30"/>
-      </w:pPr>
-      <w:r>
+        <w:tabs>
+          <w:tab w:val="right" w:pos="9026"/>
+        </w:tabs>
         <w:rPr>
           <w:rStyle w:val="Strong"/>
-        </w:rPr>
-        <w:t>Built and shipped production-ready, AI-integrated web features</w:t>
-      </w:r>
-      <w:r>
-        <w:t xml:space="preserve"> using Next.js, React, and Node.js for a social-impact platform serving underserved communities.</w:t>
+          <w:b w:val="0"/>
+          <w:bCs w:val="0"/>
+        </w:rPr>
+      </w:pPr>
+      <w:r>
+        <w:rPr>
+          <w:rStyle w:val="Strong"/>
+          <w:b w:val="0"/>
+          <w:bCs w:val="0"/>
+        </w:rPr>
+        <w:t xml:space="preserve">Used Python and </w:t>
+      </w:r>
+      <w:proofErr w:type="spellStart"/>
+      <w:r>
+        <w:rPr>
+          <w:rStyle w:val="Strong"/>
+          <w:b w:val="0"/>
+          <w:bCs w:val="0"/>
+        </w:rPr>
+        <w:t>Jupyter</w:t>
+      </w:r>
+      <w:proofErr w:type="spellEnd"/>
+      <w:r>
+        <w:rPr>
+          <w:rStyle w:val="Strong"/>
+          <w:b w:val="0"/>
+          <w:bCs w:val="0"/>
+        </w:rPr>
+        <w:t xml:space="preserve"> notebooks to </w:t>
+      </w:r>
+      <w:proofErr w:type="spellStart"/>
+      <w:r>
+        <w:rPr>
+          <w:rStyle w:val="Strong"/>
+          <w:b w:val="0"/>
+          <w:bCs w:val="0"/>
+        </w:rPr>
+        <w:t>analyze</w:t>
+      </w:r>
+      <w:proofErr w:type="spellEnd"/>
+      <w:r>
+        <w:rPr>
+          <w:rStyle w:val="Strong"/>
+          <w:b w:val="0"/>
+          <w:bCs w:val="0"/>
+        </w:rPr>
+        <w:t xml:space="preserve"> search and content data and assign scores to help prioritize content opportunities.</w:t>
       </w:r>
     </w:p>
     <w:p>
@@ -1142,24 +1093,209 @@
         <w:pStyle w:val="ListParagraph"/>
         <w:numPr>
           <w:ilvl w:val="0"/>
-          <w:numId w:val="2"/>
+          <w:numId w:val="4"/>
         </w:numPr>
-        <w:spacing w:before="30" w:after="30"/>
-      </w:pPr>
-      <w:r>
+        <w:tabs>
+          <w:tab w:val="right" w:pos="9026"/>
+        </w:tabs>
         <w:rPr>
           <w:rStyle w:val="Strong"/>
-        </w:rPr>
-        <w:t>Improved delivery velocity and accessibility</w:t>
-      </w:r>
-      <w:r>
-        <w:t xml:space="preserve"> by participating in code reviews, cross-team discussions, and iterative sprint cycles.</w:t>
+          <w:b w:val="0"/>
+          <w:bCs w:val="0"/>
+        </w:rPr>
+      </w:pPr>
+      <w:r>
+        <w:rPr>
+          <w:rStyle w:val="Strong"/>
+          <w:b w:val="0"/>
+          <w:bCs w:val="0"/>
+        </w:rPr>
+        <w:t>Compared scoring results across experiments to understand how different approaches affected content rankings.</w:t>
+      </w:r>
+    </w:p>
+    <w:p>
+      <w:pPr>
+        <w:pStyle w:val="ListParagraph"/>
+        <w:numPr>
+          <w:ilvl w:val="0"/>
+          <w:numId w:val="4"/>
+        </w:numPr>
+        <w:tabs>
+          <w:tab w:val="right" w:pos="9026"/>
+        </w:tabs>
+        <w:rPr>
+          <w:rStyle w:val="Strong"/>
+          <w:b w:val="0"/>
+          <w:bCs w:val="0"/>
+        </w:rPr>
+      </w:pPr>
+      <w:r>
+        <w:rPr>
+          <w:rStyle w:val="Strong"/>
+          <w:b w:val="0"/>
+          <w:bCs w:val="0"/>
+        </w:rPr>
+        <w:t>Documented experiments and findings for the Refresh / Content Opportunity Scoring workflow.</w:t>
+      </w:r>
+    </w:p>
+    <w:p>
+      <w:pPr>
+        <w:tabs>
+          <w:tab w:val="right" w:pos="9026"/>
+        </w:tabs>
+        <w:spacing w:before="100"/>
+      </w:pPr>
+      <w:r>
+        <w:rPr>
+          <w:b/>
+          <w:bCs/>
+          <w:sz w:val="20"/>
+          <w:szCs w:val="20"/>
+        </w:rPr>
+        <w:t xml:space="preserve">AI Web Development </w:t>
+      </w:r>
+      <w:proofErr w:type="gramStart"/>
+      <w:r>
+        <w:rPr>
+          <w:b/>
+          <w:bCs/>
+          <w:sz w:val="20"/>
+          <w:szCs w:val="20"/>
+        </w:rPr>
+        <w:t>Intern  —</w:t>
+      </w:r>
+      <w:proofErr w:type="gramEnd"/>
+      <w:r>
+        <w:rPr>
+          <w:b/>
+          <w:bCs/>
+          <w:sz w:val="20"/>
+          <w:szCs w:val="20"/>
+        </w:rPr>
+        <w:t xml:space="preserve">  </w:t>
+      </w:r>
+      <w:proofErr w:type="spellStart"/>
+      <w:r>
+        <w:rPr>
+          <w:b/>
+          <w:bCs/>
+          <w:sz w:val="20"/>
+          <w:szCs w:val="20"/>
+        </w:rPr>
+        <w:t>InAmigos</w:t>
+      </w:r>
+      <w:proofErr w:type="spellEnd"/>
+      <w:r>
+        <w:rPr>
+          <w:b/>
+          <w:bCs/>
+          <w:sz w:val="20"/>
+          <w:szCs w:val="20"/>
+        </w:rPr>
+        <w:t xml:space="preserve"> Foundation (IAF)</w:t>
+      </w:r>
+      <w:r>
+        <w:rPr>
+          <w:i/>
+          <w:iCs/>
+          <w:color w:val="371E77"/>
+          <w:sz w:val="20"/>
+          <w:szCs w:val="20"/>
+        </w:rPr>
+        <w:tab/>
+      </w:r>
+      <w:r>
+        <w:rPr>
+          <w:i/>
+          <w:iCs/>
+          <w:color w:val="371E77"/>
+          <w:sz w:val="20"/>
+          <w:szCs w:val="20"/>
+        </w:rPr>
+        <w:t xml:space="preserve">                                                          </w:t>
+      </w:r>
+      <w:r>
+        <w:rPr>
+          <w:i/>
+          <w:iCs/>
+          <w:color w:val="371E77"/>
+        </w:rPr>
+        <w:t>Jun 2026 – Jul 2026</w:t>
+      </w:r>
+    </w:p>
+    <w:p>
+      <w:pPr>
+        <w:tabs>
+          <w:tab w:val="right" w:pos="9026"/>
+        </w:tabs>
+        <w:spacing w:before="20" w:after="40"/>
+      </w:pPr>
+      <w:r>
+        <w:rPr>
+          <w:i/>
+          <w:iCs/>
+          <w:color w:val="371E77"/>
+        </w:rPr>
+        <w:t>NGO · Remote</w:t>
+      </w:r>
+      <w:r>
+        <w:rPr>
+          <w:i/>
+          <w:iCs/>
+          <w:color w:val="371E77"/>
+        </w:rPr>
+        <w:tab/>
+      </w:r>
+    </w:p>
+    <w:p>
+      <w:pPr>
+        <w:pStyle w:val="ListParagraph"/>
+        <w:numPr>
+          <w:ilvl w:val="0"/>
+          <w:numId w:val="6"/>
+        </w:numPr>
+        <w:rPr>
+          <w:rStyle w:val="Strong"/>
+          <w:b w:val="0"/>
+          <w:bCs w:val="0"/>
+        </w:rPr>
+      </w:pPr>
+      <w:r>
+        <w:rPr>
+          <w:rStyle w:val="Strong"/>
+          <w:b w:val="0"/>
+          <w:bCs w:val="0"/>
+        </w:rPr>
+        <w:t>Developed web features using Next.js, React, and Node.js for a social-impact platform.</w:t>
+      </w:r>
+    </w:p>
+    <w:p>
+      <w:pPr>
+        <w:pStyle w:val="ListParagraph"/>
+        <w:numPr>
+          <w:ilvl w:val="0"/>
+          <w:numId w:val="6"/>
+        </w:numPr>
+        <w:rPr>
+          <w:rStyle w:val="Strong"/>
+          <w:b w:val="0"/>
+          <w:bCs w:val="0"/>
+        </w:rPr>
+      </w:pPr>
+      <w:r>
+        <w:rPr>
+          <w:rStyle w:val="Strong"/>
+          <w:b w:val="0"/>
+          <w:bCs w:val="0"/>
+        </w:rPr>
+        <w:t>Collaborated on code reviews and iterative development to improve and refine application features.</w:t>
       </w:r>
     </w:p>
     <w:p>
       <w:pPr>
         <w:spacing w:before="160"/>
         <w:rPr>
+          <w:rFonts w:ascii="Times New Roman" w:hAnsi="Times New Roman" w:cs="Times New Roman"/>
           <w:b/>
           <w:bCs/>
           <w:sz w:val="19"/>
@@ -1168,6 +1304,7 @@
       </w:pPr>
       <w:r>
         <w:rPr>
+          <w:rFonts w:ascii="Times New Roman" w:hAnsi="Times New Roman" w:cs="Times New Roman"/>
           <w:b/>
           <w:bCs/>
           <w:caps/>
@@ -1180,6 +1317,7 @@
       </w:r>
       <w:r>
         <w:rPr>
+          <w:rFonts w:ascii="Times New Roman" w:hAnsi="Times New Roman" w:cs="Times New Roman"/>
           <w:b/>
           <w:bCs/>
           <w:color w:val="1F3864" w:themeColor="accent1" w:themeShade="80"/>
@@ -1191,12 +1329,188 @@
       </w:r>
       <w:r>
         <w:rPr>
+          <w:rFonts w:ascii="Times New Roman" w:hAnsi="Times New Roman" w:cs="Times New Roman"/>
           <w:b/>
           <w:bCs/>
           <w:sz w:val="19"/>
           <w:szCs w:val="19"/>
         </w:rPr>
         <w:br/>
+      </w:r>
+    </w:p>
+    <w:p>
+      <w:pPr>
+        <w:pStyle w:val="NormalWeb"/>
+        <w:rPr>
+          <w:sz w:val="18"/>
+          <w:szCs w:val="18"/>
+        </w:rPr>
+      </w:pPr>
+      <w:proofErr w:type="spellStart"/>
+      <w:r>
+        <w:rPr>
+          <w:rFonts w:ascii="Arial" w:hAnsi="Arial" w:cs="Arial"/>
+          <w:b/>
+          <w:bCs/>
+          <w:sz w:val="20"/>
+          <w:szCs w:val="20"/>
+        </w:rPr>
+        <w:t>Symphonix</w:t>
+      </w:r>
+      <w:proofErr w:type="spellEnd"/>
+      <w:r>
+        <w:rPr>
+          <w:rFonts w:ascii="Arial" w:hAnsi="Arial" w:cs="Arial"/>
+          <w:b/>
+          <w:bCs/>
+          <w:sz w:val="20"/>
+          <w:szCs w:val="20"/>
+        </w:rPr>
+        <w:t xml:space="preserve"> — Single-GPU AI Inference &amp; Governance Stack</w:t>
+      </w:r>
+      <w:r>
+        <w:rPr>
+          <w:sz w:val="20"/>
+          <w:szCs w:val="20"/>
+        </w:rPr>
+        <w:t xml:space="preserve">                                                      </w:t>
+      </w:r>
+      <w:r>
+        <w:rPr>
+          <w:i/>
+          <w:iCs/>
+          <w:sz w:val="18"/>
+          <w:szCs w:val="18"/>
+        </w:rPr>
+        <w:t xml:space="preserve">   </w:t>
+      </w:r>
+      <w:r>
+        <w:rPr>
+          <w:i/>
+          <w:iCs/>
+          <w:sz w:val="18"/>
+          <w:szCs w:val="18"/>
+        </w:rPr>
+        <w:t xml:space="preserve">       </w:t>
+      </w:r>
+      <w:r>
+        <w:rPr>
+          <w:rFonts w:ascii="Arial" w:hAnsi="Arial" w:cs="Arial"/>
+          <w:i/>
+          <w:iCs/>
+          <w:sz w:val="18"/>
+          <w:szCs w:val="18"/>
+        </w:rPr>
+        <w:t>Aug 2026 – Present</w:t>
+      </w:r>
+      <w:r>
+        <w:rPr>
+          <w:i/>
+          <w:iCs/>
+        </w:rPr>
+        <w:br/>
+      </w:r>
+      <w:hyperlink r:id="rId10" w:history="1">
+        <w:r>
+          <w:rPr>
+            <w:rStyle w:val="Hyperlink"/>
+            <w:sz w:val="18"/>
+            <w:szCs w:val="18"/>
+          </w:rPr>
+          <w:t>GitH</w:t>
+        </w:r>
+        <w:r>
+          <w:rPr>
+            <w:rStyle w:val="Hyperlink"/>
+            <w:sz w:val="18"/>
+            <w:szCs w:val="18"/>
+          </w:rPr>
+          <w:t>u</w:t>
+        </w:r>
+        <w:r>
+          <w:rPr>
+            <w:rStyle w:val="Hyperlink"/>
+            <w:sz w:val="18"/>
+            <w:szCs w:val="18"/>
+          </w:rPr>
+          <w:t>b</w:t>
+        </w:r>
+      </w:hyperlink>
+    </w:p>
+    <w:p>
+      <w:pPr>
+        <w:numPr>
+          <w:ilvl w:val="0"/>
+          <w:numId w:val="11"/>
+        </w:numPr>
+        <w:spacing w:before="100" w:beforeAutospacing="1" w:after="100" w:afterAutospacing="1"/>
+        <w:rPr>
+          <w:rFonts w:eastAsia="Times New Roman"/>
+          <w:color w:val="auto"/>
+        </w:rPr>
+      </w:pPr>
+      <w:r>
+        <w:rPr>
+          <w:rFonts w:eastAsia="Times New Roman"/>
+          <w:color w:val="auto"/>
+        </w:rPr>
+        <w:t xml:space="preserve">Built an AI inference management platform using </w:t>
+      </w:r>
+      <w:proofErr w:type="spellStart"/>
+      <w:r>
+        <w:rPr>
+          <w:rFonts w:eastAsia="Times New Roman"/>
+          <w:color w:val="auto"/>
+        </w:rPr>
+        <w:t>FastAPI</w:t>
+      </w:r>
+      <w:proofErr w:type="spellEnd"/>
+      <w:r>
+        <w:rPr>
+          <w:rFonts w:eastAsia="Times New Roman"/>
+          <w:color w:val="auto"/>
+        </w:rPr>
+        <w:t xml:space="preserve"> and React, with user authentication, role-based access, and checks for sensitive information and prompt injection.</w:t>
+      </w:r>
+    </w:p>
+    <w:p>
+      <w:pPr>
+        <w:numPr>
+          <w:ilvl w:val="0"/>
+          <w:numId w:val="11"/>
+        </w:numPr>
+        <w:spacing w:before="100" w:beforeAutospacing="1" w:after="100" w:afterAutospacing="1"/>
+        <w:rPr>
+          <w:rFonts w:eastAsia="Times New Roman"/>
+          <w:color w:val="auto"/>
+        </w:rPr>
+      </w:pPr>
+      <w:r>
+        <w:rPr>
+          <w:rFonts w:eastAsia="Times New Roman"/>
+          <w:color w:val="auto"/>
+        </w:rPr>
+        <w:t>Implemented request scheduling, GPU memory checks, and SHA-256-based audit logs to manage inference requests safely and track system activity.</w:t>
+      </w:r>
+    </w:p>
+    <w:p>
+      <w:pPr>
+        <w:numPr>
+          <w:ilvl w:val="0"/>
+          <w:numId w:val="11"/>
+        </w:numPr>
+        <w:spacing w:before="100" w:beforeAutospacing="1" w:after="100" w:afterAutospacing="1"/>
+        <w:rPr>
+          <w:rFonts w:eastAsia="Times New Roman"/>
+          <w:color w:val="auto"/>
+        </w:rPr>
+      </w:pPr>
+      <w:r>
+        <w:rPr>
+          <w:rFonts w:eastAsia="Times New Roman"/>
+          <w:color w:val="auto"/>
+        </w:rPr>
+        <w:t>Developed a monitoring dashboard to view request status, GPU information, access decisions, and audit records; tested core features with automated tests.</w:t>
       </w:r>
     </w:p>
     <w:p>
@@ -1211,8 +1525,8 @@
         <w:rPr>
           <w:b/>
           <w:bCs/>
-          <w:sz w:val="19"/>
-          <w:szCs w:val="19"/>
+          <w:sz w:val="20"/>
+          <w:szCs w:val="20"/>
         </w:rPr>
         <w:t>ImpactGlobe</w:t>
       </w:r>
@@ -1221,8 +1535,8 @@
         <w:rPr>
           <w:b/>
           <w:bCs/>
-          <w:sz w:val="19"/>
-          <w:szCs w:val="19"/>
+          <w:sz w:val="20"/>
+          <w:szCs w:val="20"/>
         </w:rPr>
         <w:t xml:space="preserve"> </w:t>
       </w:r>
@@ -1230,8 +1544,8 @@
         <w:rPr>
           <w:b/>
           <w:bCs/>
-          <w:sz w:val="19"/>
-          <w:szCs w:val="19"/>
+          <w:sz w:val="20"/>
+          <w:szCs w:val="20"/>
         </w:rPr>
         <w:t>-</w:t>
       </w:r>
@@ -1239,8 +1553,8 @@
         <w:rPr>
           <w:b/>
           <w:bCs/>
-          <w:sz w:val="19"/>
-          <w:szCs w:val="19"/>
+          <w:sz w:val="20"/>
+          <w:szCs w:val="20"/>
         </w:rPr>
         <w:t xml:space="preserve"> Real-Time 3D Geopolitical Intelligence Dashboard</w:t>
       </w:r>
@@ -1249,6 +1563,8 @@
           <w:i/>
           <w:iCs/>
           <w:color w:val="371E77"/>
+          <w:sz w:val="20"/>
+          <w:szCs w:val="20"/>
         </w:rPr>
         <w:tab/>
       </w:r>
@@ -1258,15 +1574,31 @@
           <w:iCs/>
           <w:color w:val="371E77"/>
         </w:rPr>
-        <w:t xml:space="preserve">                                                                </w:t>
-      </w:r>
-      <w:r>
-        <w:rPr>
-          <w:i/>
-          <w:iCs/>
-          <w:color w:val="371E77"/>
-        </w:rPr>
-        <w:t xml:space="preserve">   </w:t>
+        <w:t xml:space="preserve">                                                    </w:t>
+      </w:r>
+      <w:r>
+        <w:rPr>
+          <w:i/>
+          <w:iCs/>
+          <w:color w:val="371E77"/>
+        </w:rPr>
+        <w:t>Apr</w:t>
+      </w:r>
+      <w:r>
+        <w:rPr>
+          <w:i/>
+          <w:iCs/>
+          <w:color w:val="371E77"/>
+        </w:rPr>
+        <w:t xml:space="preserve"> 2026</w:t>
+      </w:r>
+      <w:r>
+        <w:rPr>
+          <w:i/>
+          <w:iCs/>
+          <w:color w:val="371E77"/>
+        </w:rPr>
+        <w:t xml:space="preserve"> - May</w:t>
       </w:r>
       <w:r>
         <w:rPr>
@@ -1282,22 +1614,6 @@
           <w:iCs/>
           <w:color w:val="371E77"/>
         </w:rPr>
-        <w:t>Apr - May</w:t>
-      </w:r>
-      <w:r>
-        <w:rPr>
-          <w:i/>
-          <w:iCs/>
-          <w:color w:val="371E77"/>
-        </w:rPr>
-        <w:t xml:space="preserve"> </w:t>
-      </w:r>
-      <w:r>
-        <w:rPr>
-          <w:i/>
-          <w:iCs/>
-          <w:color w:val="371E77"/>
-        </w:rPr>
         <w:t>2026</w:t>
       </w:r>
     </w:p>
@@ -1305,97 +1621,7 @@
       <w:pPr>
         <w:spacing w:before="20" w:after="30"/>
       </w:pPr>
-      <w:r>
-        <w:rPr>
-          <w:i/>
-          <w:iCs/>
-          <w:color w:val="555555"/>
-          <w:sz w:val="17"/>
-          <w:szCs w:val="17"/>
-        </w:rPr>
-        <w:t xml:space="preserve">Next.js 15 · TypeScript · Three.js · Gemini 2.0 Flash · Firebase · </w:t>
-      </w:r>
-      <w:proofErr w:type="spellStart"/>
-      <w:r>
-        <w:rPr>
-          <w:i/>
-          <w:iCs/>
-          <w:color w:val="555555"/>
-          <w:sz w:val="17"/>
-          <w:szCs w:val="17"/>
-        </w:rPr>
-        <w:t>Vercel</w:t>
-      </w:r>
-      <w:proofErr w:type="spellEnd"/>
-      <w:r>
-        <w:rPr>
-          <w:i/>
-          <w:iCs/>
-          <w:color w:val="555555"/>
-          <w:sz w:val="17"/>
-          <w:szCs w:val="17"/>
-        </w:rPr>
-        <w:t xml:space="preserve"> · Open-</w:t>
-      </w:r>
-      <w:proofErr w:type="spellStart"/>
-      <w:r>
-        <w:rPr>
-          <w:i/>
-          <w:iCs/>
-          <w:color w:val="555555"/>
-          <w:sz w:val="17"/>
-          <w:szCs w:val="17"/>
-        </w:rPr>
-        <w:t>Meteo</w:t>
-      </w:r>
-      <w:proofErr w:type="spellEnd"/>
-      <w:r>
-        <w:rPr>
-          <w:i/>
-          <w:iCs/>
-          <w:color w:val="555555"/>
-          <w:sz w:val="17"/>
-          <w:szCs w:val="17"/>
-        </w:rPr>
-        <w:t xml:space="preserve"> / USGS / NASA </w:t>
-      </w:r>
-      <w:proofErr w:type="gramStart"/>
-      <w:r>
-        <w:rPr>
-          <w:i/>
-          <w:iCs/>
-          <w:color w:val="555555"/>
-          <w:sz w:val="17"/>
-          <w:szCs w:val="17"/>
-        </w:rPr>
-        <w:t>EONET</w:t>
-      </w:r>
-      <w:r>
-        <w:rPr>
-          <w:color w:val="555555"/>
-          <w:sz w:val="17"/>
-          <w:szCs w:val="17"/>
-        </w:rPr>
-        <w:t xml:space="preserve">  |</w:t>
-      </w:r>
-      <w:proofErr w:type="gramEnd"/>
-      <w:r>
-        <w:rPr>
-          <w:color w:val="555555"/>
-          <w:sz w:val="17"/>
-          <w:szCs w:val="17"/>
-        </w:rPr>
-        <w:t xml:space="preserve">  </w:t>
-      </w:r>
-      <w:r>
-        <w:rPr>
-          <w:color w:val="555555"/>
-          <w:sz w:val="17"/>
-          <w:szCs w:val="17"/>
-        </w:rPr>
-        <w:br/>
-      </w:r>
-      <w:hyperlink r:id="rId10" w:history="1">
+      <w:hyperlink r:id="rId11" w:history="1">
         <w:r>
           <w:rPr>
             <w:color w:val="371E77"/>
@@ -1421,7 +1647,7 @@
         </w:rPr>
         <w:t xml:space="preserve">  |  </w:t>
       </w:r>
-      <w:hyperlink r:id="rId11" w:history="1">
+      <w:hyperlink r:id="rId12" w:history="1">
         <w:r>
           <w:rPr>
             <w:color w:val="371E77"/>
@@ -1443,26 +1669,42 @@
         <w:pStyle w:val="ListParagraph"/>
         <w:numPr>
           <w:ilvl w:val="0"/>
-          <w:numId w:val="2"/>
+          <w:numId w:val="8"/>
         </w:numPr>
-        <w:spacing w:before="30" w:after="30"/>
-      </w:pPr>
-      <w:r>
+        <w:tabs>
+          <w:tab w:val="right" w:pos="9026"/>
+        </w:tabs>
         <w:rPr>
           <w:rStyle w:val="Strong"/>
-        </w:rPr>
-        <w:t>Engineered a real-time geopolitical intelligence platform</w:t>
-      </w:r>
-      <w:r>
-        <w:t xml:space="preserve"> on a 3D interactive globe (Three.js + Leaflet) by streaming 7 live environmental overlays - earthquakes, wildfires, AQI, and wind - via Open-</w:t>
+          <w:b w:val="0"/>
+          <w:bCs w:val="0"/>
+        </w:rPr>
+      </w:pPr>
+      <w:r>
+        <w:rPr>
+          <w:rStyle w:val="Strong"/>
+          <w:b w:val="0"/>
+          <w:bCs w:val="0"/>
+        </w:rPr>
+        <w:t>Built an interactive 3D globe dashboard using Three.js and Leaflet, integrating live data from Open-</w:t>
       </w:r>
       <w:proofErr w:type="spellStart"/>
       <w:r>
+        <w:rPr>
+          <w:rStyle w:val="Strong"/>
+          <w:b w:val="0"/>
+          <w:bCs w:val="0"/>
+        </w:rPr>
         <w:t>Meteo</w:t>
       </w:r>
       <w:proofErr w:type="spellEnd"/>
       <w:r>
-        <w:t>, USGS, and NASA EONET APIs, achieving sub-400ms UI render through Firebase Realtime push and debounced listener batching to eliminate frame drops.</w:t>
+        <w:rPr>
+          <w:rStyle w:val="Strong"/>
+          <w:b w:val="0"/>
+          <w:bCs w:val="0"/>
+        </w:rPr>
+        <w:t>, USGS, and NASA EONET to visualize earthquakes, wildfires, air quality, and wind in one interface.</w:t>
       </w:r>
     </w:p>
     <w:p>
@@ -1470,36 +1712,65 @@
         <w:pStyle w:val="ListParagraph"/>
         <w:numPr>
           <w:ilvl w:val="0"/>
-          <w:numId w:val="2"/>
+          <w:numId w:val="8"/>
         </w:numPr>
-        <w:spacing w:before="30" w:after="30"/>
-      </w:pPr>
-      <w:r>
+        <w:tabs>
+          <w:tab w:val="right" w:pos="9026"/>
+        </w:tabs>
         <w:rPr>
           <w:rStyle w:val="Strong"/>
-        </w:rPr>
-        <w:t>Integrated Google Gemini 2.0 Flash as an autonomous AI agent</w:t>
-      </w:r>
-      <w:r>
-        <w:t xml:space="preserve"> by implementing automated </w:t>
+          <w:b w:val="0"/>
+          <w:bCs w:val="0"/>
+        </w:rPr>
+      </w:pPr>
+      <w:r>
+        <w:rPr>
+          <w:rStyle w:val="Strong"/>
+          <w:b w:val="0"/>
+          <w:bCs w:val="0"/>
+        </w:rPr>
+        <w:t xml:space="preserve">Automated the generation of structured geopolitical intelligence briefs using Gemini 2.0 Flash and scheduled </w:t>
       </w:r>
       <w:proofErr w:type="spellStart"/>
       <w:r>
+        <w:rPr>
+          <w:rStyle w:val="Strong"/>
+          <w:b w:val="0"/>
+          <w:bCs w:val="0"/>
+        </w:rPr>
         <w:t>Vercel</w:t>
       </w:r>
       <w:proofErr w:type="spellEnd"/>
       <w:r>
+        <w:rPr>
+          <w:rStyle w:val="Strong"/>
+          <w:b w:val="0"/>
+          <w:bCs w:val="0"/>
+        </w:rPr>
+        <w:t xml:space="preserve"> Cron Jobs, delivering recurring reports with Forex-related context</w:t>
+      </w:r>
+      <w:r>
+        <w:rPr>
+          <w:rStyle w:val="Strong"/>
+          <w:b w:val="0"/>
+          <w:bCs w:val="0"/>
+        </w:rPr>
         <w:t xml:space="preserve"> </w:t>
       </w:r>
-      <w:proofErr w:type="spellStart"/>
-      <w:r>
-        <w:t>cron</w:t>
-      </w:r>
-      <w:proofErr w:type="spellEnd"/>
-      <w:r>
-        <w:t xml:space="preserve"> jobs to generate 6 structured geopolitical intelligence briefs with direct Forex impact analysis (EUR/USD, XAU/USD) every 4 hours - zero manual trigger required</w:t>
-      </w:r>
-      <w:r>
+      <w:r>
+        <w:rPr>
+          <w:rStyle w:val="Strong"/>
+          <w:b w:val="0"/>
+          <w:bCs w:val="0"/>
+        </w:rPr>
+        <w:t>every four hours without manual triggering</w:t>
+      </w:r>
+      <w:r>
+        <w:rPr>
+          <w:rStyle w:val="Strong"/>
+          <w:b w:val="0"/>
+          <w:bCs w:val="0"/>
+        </w:rPr>
         <w:t>.</w:t>
       </w:r>
     </w:p>
@@ -1509,15 +1780,30 @@
           <w:tab w:val="right" w:pos="9026"/>
         </w:tabs>
         <w:spacing w:before="100"/>
+        <w:rPr>
+          <w:b/>
+          <w:bCs/>
+          <w:sz w:val="20"/>
+          <w:szCs w:val="20"/>
+        </w:rPr>
+      </w:pPr>
+    </w:p>
+    <w:p>
+      <w:pPr>
+        <w:tabs>
+          <w:tab w:val="right" w:pos="9026"/>
+        </w:tabs>
+        <w:spacing w:before="100"/>
       </w:pPr>
       <w:proofErr w:type="spellStart"/>
       <w:r>
         <w:rPr>
           <w:b/>
           <w:bCs/>
-          <w:sz w:val="19"/>
-          <w:szCs w:val="19"/>
-        </w:rPr>
+          <w:sz w:val="20"/>
+          <w:szCs w:val="20"/>
+        </w:rPr>
+        <w:lastRenderedPageBreak/>
         <w:t>HemiSphere</w:t>
       </w:r>
       <w:proofErr w:type="spellEnd"/>
@@ -1525,8 +1811,8 @@
         <w:rPr>
           <w:b/>
           <w:bCs/>
-          <w:sz w:val="19"/>
-          <w:szCs w:val="19"/>
+          <w:sz w:val="20"/>
+          <w:szCs w:val="20"/>
         </w:rPr>
         <w:t xml:space="preserve"> </w:t>
       </w:r>
@@ -1534,8 +1820,8 @@
         <w:rPr>
           <w:b/>
           <w:bCs/>
-          <w:sz w:val="19"/>
-          <w:szCs w:val="19"/>
+          <w:sz w:val="20"/>
+          <w:szCs w:val="20"/>
         </w:rPr>
         <w:t>-</w:t>
       </w:r>
@@ -1543,8 +1829,8 @@
         <w:rPr>
           <w:b/>
           <w:bCs/>
-          <w:sz w:val="19"/>
-          <w:szCs w:val="19"/>
+          <w:sz w:val="20"/>
+          <w:szCs w:val="20"/>
         </w:rPr>
         <w:t xml:space="preserve"> AI-Powered Cross-Platform Community Safety App</w:t>
       </w:r>
@@ -1553,6 +1839,8 @@
           <w:i/>
           <w:iCs/>
           <w:color w:val="371E77"/>
+          <w:sz w:val="20"/>
+          <w:szCs w:val="20"/>
         </w:rPr>
         <w:tab/>
       </w:r>
@@ -1561,22 +1849,18 @@
           <w:i/>
           <w:iCs/>
           <w:color w:val="371E77"/>
-        </w:rPr>
-        <w:t xml:space="preserve">                                                               </w:t>
-      </w:r>
-      <w:r>
-        <w:rPr>
-          <w:i/>
-          <w:iCs/>
-          <w:color w:val="371E77"/>
-        </w:rPr>
-        <w:t xml:space="preserve">   </w:t>
-      </w:r>
-      <w:r>
-        <w:rPr>
-          <w:i/>
-          <w:iCs/>
-          <w:color w:val="371E77"/>
+          <w:sz w:val="20"/>
+          <w:szCs w:val="20"/>
+        </w:rPr>
+        <w:t xml:space="preserve">                                             </w:t>
+      </w:r>
+      <w:r>
+        <w:rPr>
+          <w:i/>
+          <w:iCs/>
+          <w:color w:val="371E77"/>
+          <w:sz w:val="20"/>
+          <w:szCs w:val="20"/>
         </w:rPr>
         <w:t xml:space="preserve"> </w:t>
       </w:r>
@@ -1586,7 +1870,23 @@
           <w:iCs/>
           <w:color w:val="371E77"/>
         </w:rPr>
-        <w:t>Jan - Apr</w:t>
+        <w:t>Jan</w:t>
+      </w:r>
+      <w:r>
+        <w:rPr>
+          <w:i/>
+          <w:iCs/>
+          <w:color w:val="371E77"/>
+        </w:rPr>
+        <w:t xml:space="preserve"> 2026</w:t>
+      </w:r>
+      <w:r>
+        <w:rPr>
+          <w:i/>
+          <w:iCs/>
+          <w:color w:val="371E77"/>
+        </w:rPr>
+        <w:t xml:space="preserve"> - Apr</w:t>
       </w:r>
       <w:r>
         <w:rPr>
@@ -1609,55 +1909,7 @@
       <w:pPr>
         <w:spacing w:before="20" w:after="30"/>
       </w:pPr>
-      <w:r>
-        <w:rPr>
-          <w:i/>
-          <w:iCs/>
-          <w:color w:val="555555"/>
-          <w:sz w:val="17"/>
-          <w:szCs w:val="17"/>
-        </w:rPr>
-        <w:t xml:space="preserve">Flutter · Firebase </w:t>
-      </w:r>
-      <w:proofErr w:type="spellStart"/>
-      <w:r>
-        <w:rPr>
-          <w:i/>
-          <w:iCs/>
-          <w:color w:val="555555"/>
-          <w:sz w:val="17"/>
-          <w:szCs w:val="17"/>
-        </w:rPr>
-        <w:t>Firestore</w:t>
-      </w:r>
-      <w:proofErr w:type="spellEnd"/>
-      <w:r>
-        <w:rPr>
-          <w:i/>
-          <w:iCs/>
-          <w:color w:val="555555"/>
-          <w:sz w:val="17"/>
-          <w:szCs w:val="17"/>
-        </w:rPr>
-        <w:t xml:space="preserve"> · TensorFlow · MobileNetV3 CNN · Python · Dart</w:t>
-      </w:r>
-      <w:r>
-        <w:rPr>
-          <w:color w:val="555555"/>
-          <w:sz w:val="17"/>
-          <w:szCs w:val="17"/>
-        </w:rPr>
-        <w:t xml:space="preserve">  </w:t>
-      </w:r>
-      <w:r>
-        <w:rPr>
-          <w:color w:val="555555"/>
-          <w:sz w:val="17"/>
-          <w:szCs w:val="17"/>
-        </w:rPr>
-        <w:br/>
-      </w:r>
-      <w:hyperlink r:id="rId12" w:history="1">
+      <w:hyperlink r:id="rId13" w:history="1">
         <w:r>
           <w:rPr>
             <w:color w:val="371E77"/>
@@ -1683,7 +1935,7 @@
         </w:rPr>
         <w:t xml:space="preserve">  |  </w:t>
       </w:r>
-      <w:hyperlink r:id="rId13" w:history="1">
+      <w:hyperlink r:id="rId14" w:history="1">
         <w:r>
           <w:rPr>
             <w:color w:val="371E77"/>
@@ -1705,18 +1957,24 @@
         <w:pStyle w:val="ListParagraph"/>
         <w:numPr>
           <w:ilvl w:val="0"/>
-          <w:numId w:val="2"/>
+          <w:numId w:val="9"/>
         </w:numPr>
-        <w:spacing w:before="30" w:after="30"/>
-      </w:pPr>
-      <w:r>
+        <w:tabs>
+          <w:tab w:val="right" w:pos="9026"/>
+        </w:tabs>
         <w:rPr>
           <w:rStyle w:val="Strong"/>
-        </w:rPr>
-        <w:t>Eliminated cloud-API dependency and ensured full offline operation</w:t>
-      </w:r>
-      <w:r>
-        <w:t xml:space="preserve"> by training a MobileNetV3 CNN (Transfer Learning, 3-class) for on-device incident classification detecting accidents, construction hazards, and garbage from photos with sub-200ms inference, reducing sensitive data exposure to zero external servers.</w:t>
+          <w:b w:val="0"/>
+          <w:bCs w:val="0"/>
+        </w:rPr>
+      </w:pPr>
+      <w:r>
+        <w:rPr>
+          <w:rStyle w:val="Strong"/>
+          <w:b w:val="0"/>
+          <w:bCs w:val="0"/>
+        </w:rPr>
+        <w:t>Developed an on-device image-classification model using MobileNetV3 and transfer learning to identify accidents, construction hazards, and garbage, enabling incident classification without cloud-based inference.</w:t>
       </w:r>
     </w:p>
     <w:p>
@@ -1724,26 +1982,50 @@
         <w:pStyle w:val="ListParagraph"/>
         <w:numPr>
           <w:ilvl w:val="0"/>
-          <w:numId w:val="2"/>
+          <w:numId w:val="9"/>
         </w:numPr>
-        <w:spacing w:before="30" w:after="30"/>
-      </w:pPr>
-      <w:r>
+        <w:tabs>
+          <w:tab w:val="right" w:pos="9026"/>
+        </w:tabs>
         <w:rPr>
           <w:rStyle w:val="Strong"/>
-        </w:rPr>
-        <w:t>Delivered real-time community safety monitoring</w:t>
-      </w:r>
-      <w:r>
-        <w:t xml:space="preserve"> across Android and iOS by implementing Flutter + Firebase </w:t>
+          <w:b w:val="0"/>
+          <w:bCs w:val="0"/>
+        </w:rPr>
+      </w:pPr>
+      <w:r>
+        <w:rPr>
+          <w:rStyle w:val="Strong"/>
+          <w:b w:val="0"/>
+          <w:bCs w:val="0"/>
+        </w:rPr>
+        <w:t xml:space="preserve">Built a cross-platform community-safety app using Flutter and Firebase </w:t>
       </w:r>
       <w:proofErr w:type="spellStart"/>
       <w:r>
+        <w:rPr>
+          <w:rStyle w:val="Strong"/>
+          <w:b w:val="0"/>
+          <w:bCs w:val="0"/>
+        </w:rPr>
         <w:t>Firestore</w:t>
       </w:r>
       <w:proofErr w:type="spellEnd"/>
       <w:r>
-        <w:t xml:space="preserve"> with real-time sync, enabling neighbourhood incident reporting, resource sharing, and alert broadcasting for all community members simultaneously.</w:t>
+        <w:rPr>
+          <w:rStyle w:val="Strong"/>
+          <w:b w:val="0"/>
+          <w:bCs w:val="0"/>
+        </w:rPr>
+        <w:t>, enabling real-time incident reporting, resource sharing, and community alerts</w:t>
+      </w:r>
+      <w:r>
+        <w:rPr>
+          <w:rStyle w:val="Strong"/>
+          <w:b w:val="0"/>
+          <w:bCs w:val="0"/>
+        </w:rPr>
+        <w:t>.</w:t>
       </w:r>
     </w:p>
     <w:p>
@@ -1758,18 +2040,18 @@
         <w:rPr>
           <w:b/>
           <w:bCs/>
-          <w:sz w:val="19"/>
-          <w:szCs w:val="19"/>
-        </w:rPr>
-        <w:t>ChessAnalyzer</w:t>
+          <w:sz w:val="20"/>
+          <w:szCs w:val="20"/>
+        </w:rPr>
+        <w:t>HeritageGuide</w:t>
       </w:r>
       <w:proofErr w:type="spellEnd"/>
       <w:r>
         <w:rPr>
           <w:b/>
           <w:bCs/>
-          <w:sz w:val="19"/>
-          <w:szCs w:val="19"/>
+          <w:sz w:val="20"/>
+          <w:szCs w:val="20"/>
         </w:rPr>
         <w:t xml:space="preserve"> </w:t>
       </w:r>
@@ -1777,25 +2059,27 @@
         <w:rPr>
           <w:b/>
           <w:bCs/>
-          <w:sz w:val="19"/>
-          <w:szCs w:val="19"/>
-        </w:rPr>
-        <w:t>-</w:t>
-      </w:r>
-      <w:r>
-        <w:rPr>
-          <w:b/>
-          <w:bCs/>
-          <w:sz w:val="19"/>
-          <w:szCs w:val="19"/>
-        </w:rPr>
-        <w:t xml:space="preserve"> Zero-Backend Browser Chess Analysis Suite</w:t>
-      </w:r>
-      <w:r>
-        <w:rPr>
-          <w:i/>
-          <w:iCs/>
-          <w:color w:val="371E77"/>
+          <w:sz w:val="20"/>
+          <w:szCs w:val="20"/>
+        </w:rPr>
+        <w:t xml:space="preserve">- </w:t>
+      </w:r>
+      <w:r>
+        <w:rPr>
+          <w:b/>
+          <w:bCs/>
+          <w:sz w:val="20"/>
+          <w:szCs w:val="20"/>
+        </w:rPr>
+        <w:t>Django-Powered Intelligent Travel Companion</w:t>
+      </w:r>
+      <w:r>
+        <w:rPr>
+          <w:i/>
+          <w:iCs/>
+          <w:color w:val="371E77"/>
+          <w:sz w:val="20"/>
+          <w:szCs w:val="20"/>
         </w:rPr>
         <w:tab/>
       </w:r>
@@ -1805,282 +2089,41 @@
           <w:iCs/>
           <w:color w:val="371E77"/>
         </w:rPr>
-        <w:t xml:space="preserve">                                                                    </w:t>
-      </w:r>
-      <w:r>
-        <w:rPr>
-          <w:i/>
-          <w:iCs/>
-          <w:color w:val="371E77"/>
-        </w:rPr>
-        <w:t xml:space="preserve">   </w:t>
-      </w:r>
-      <w:r>
-        <w:rPr>
-          <w:i/>
-          <w:iCs/>
-          <w:color w:val="371E77"/>
-        </w:rPr>
-        <w:t xml:space="preserve"> </w:t>
-      </w:r>
-      <w:r>
-        <w:rPr>
-          <w:i/>
-          <w:iCs/>
-          <w:color w:val="371E77"/>
-        </w:rPr>
-        <w:t>Sep - Nov</w:t>
-      </w:r>
-      <w:r>
-        <w:rPr>
-          <w:i/>
-          <w:iCs/>
-          <w:color w:val="371E77"/>
-        </w:rPr>
-        <w:t xml:space="preserve"> </w:t>
-      </w:r>
-      <w:r>
-        <w:rPr>
-          <w:i/>
-          <w:iCs/>
-          <w:color w:val="371E77"/>
-        </w:rPr>
-        <w:t>2025</w:t>
-      </w:r>
-    </w:p>
-    <w:p>
-      <w:pPr>
-        <w:spacing w:before="20" w:after="30"/>
-      </w:pPr>
-      <w:r>
-        <w:rPr>
-          <w:i/>
-          <w:iCs/>
+        <w:t xml:space="preserve">                                                        </w:t>
+      </w:r>
+      <w:r>
+        <w:rPr>
+          <w:i/>
+          <w:iCs/>
+          <w:color w:val="371E77"/>
+        </w:rPr>
+        <w:t xml:space="preserve">Jan </w:t>
+      </w:r>
+      <w:r>
+        <w:rPr>
+          <w:i/>
+          <w:iCs/>
+          <w:color w:val="371E77"/>
+        </w:rPr>
+        <w:t xml:space="preserve">2025 </w:t>
+      </w:r>
+      <w:r>
+        <w:rPr>
+          <w:i/>
+          <w:iCs/>
+          <w:color w:val="371E77"/>
+        </w:rPr>
+        <w:t>– Apr 2025</w:t>
+      </w:r>
+      <w:r>
+        <w:rPr>
           <w:color w:val="555555"/>
           <w:sz w:val="17"/>
           <w:szCs w:val="17"/>
         </w:rPr>
-        <w:t xml:space="preserve">Next.js 15 · TypeScript · React 18 · Stockfish WASM · MUI · </w:t>
-      </w:r>
-      <w:proofErr w:type="spellStart"/>
-      <w:r>
-        <w:rPr>
-          <w:i/>
-          <w:iCs/>
-          <w:color w:val="555555"/>
-          <w:sz w:val="17"/>
-          <w:szCs w:val="17"/>
-        </w:rPr>
-        <w:t>Jotai</w:t>
-      </w:r>
-      <w:proofErr w:type="spellEnd"/>
-      <w:r>
-        <w:rPr>
-          <w:color w:val="555555"/>
-          <w:sz w:val="17"/>
-          <w:szCs w:val="17"/>
-        </w:rPr>
-        <w:t xml:space="preserve">  </w:t>
-      </w:r>
-      <w:r>
-        <w:rPr>
-          <w:color w:val="555555"/>
-          <w:sz w:val="17"/>
-          <w:szCs w:val="17"/>
-        </w:rPr>
         <w:br/>
       </w:r>
-      <w:hyperlink r:id="rId14" w:history="1">
-        <w:r>
-          <w:rPr>
-            <w:color w:val="371E77"/>
-            <w:u w:val="single"/>
-          </w:rPr>
-          <w:t>chess-analyzer-qf7v.vercel.app</w:t>
-        </w:r>
-      </w:hyperlink>
-      <w:r>
-        <w:rPr>
-          <w:color w:val="555555"/>
-          <w:sz w:val="17"/>
-          <w:szCs w:val="17"/>
-        </w:rPr>
-        <w:t xml:space="preserve">  |  </w:t>
-      </w:r>
       <w:hyperlink r:id="rId15" w:history="1">
-        <w:r>
-          <w:rPr>
-            <w:color w:val="371E77"/>
-            <w:u w:val="single"/>
-          </w:rPr>
-          <w:t>GitHub</w:t>
-        </w:r>
-      </w:hyperlink>
-    </w:p>
-    <w:p>
-      <w:pPr>
-        <w:pStyle w:val="ListParagraph"/>
-        <w:numPr>
-          <w:ilvl w:val="0"/>
-          <w:numId w:val="2"/>
-        </w:numPr>
-        <w:spacing w:before="30" w:after="30"/>
-      </w:pPr>
-      <w:r>
-        <w:lastRenderedPageBreak/>
-        <w:t>Eliminated all backend infrastructure costs by deploying Stockfish 17 as a client-side WASM engine with adaptive thread count based on device CPU cores, enabling full-strength chess engine analysis at zero server cost with graceful degradation on low-powered devices.</w:t>
-      </w:r>
-    </w:p>
-    <w:p>
-      <w:pPr>
-        <w:pStyle w:val="ListParagraph"/>
-        <w:numPr>
-          <w:ilvl w:val="0"/>
-          <w:numId w:val="2"/>
-        </w:numPr>
-        <w:spacing w:before="30" w:after="30"/>
-      </w:pPr>
-      <w:r>
-        <w:t xml:space="preserve">Delivered a production-grade analysis UX by implementing move classification (Brilliant → Blunder), evaluation graph, opening detection, multi-PV engine lines, best-move arrows, 40+ piece set themes, and </w:t>
-      </w:r>
-      <w:proofErr w:type="spellStart"/>
-      <w:r>
-        <w:t>IndexedDB</w:t>
-      </w:r>
-      <w:proofErr w:type="spellEnd"/>
-      <w:r>
-        <w:t xml:space="preserve"> local game saves all with zero account requirement.</w:t>
-      </w:r>
-    </w:p>
-    <w:p>
-      <w:pPr>
-        <w:tabs>
-          <w:tab w:val="right" w:pos="9026"/>
-        </w:tabs>
-        <w:spacing w:before="100"/>
-      </w:pPr>
-      <w:proofErr w:type="spellStart"/>
-      <w:r>
-        <w:rPr>
-          <w:b/>
-          <w:bCs/>
-          <w:sz w:val="19"/>
-          <w:szCs w:val="19"/>
-        </w:rPr>
-        <w:t>HeritageGuide</w:t>
-      </w:r>
-      <w:proofErr w:type="spellEnd"/>
-      <w:r>
-        <w:rPr>
-          <w:b/>
-          <w:bCs/>
-          <w:sz w:val="19"/>
-          <w:szCs w:val="19"/>
-        </w:rPr>
-        <w:t xml:space="preserve"> </w:t>
-      </w:r>
-      <w:r>
-        <w:rPr>
-          <w:b/>
-          <w:bCs/>
-          <w:sz w:val="19"/>
-          <w:szCs w:val="19"/>
-        </w:rPr>
-        <w:t xml:space="preserve">- </w:t>
-      </w:r>
-      <w:r>
-        <w:rPr>
-          <w:b/>
-          <w:bCs/>
-          <w:sz w:val="19"/>
-          <w:szCs w:val="19"/>
-        </w:rPr>
-        <w:t>Django-Powered Intelligent Travel Companion</w:t>
-      </w:r>
-      <w:r>
-        <w:rPr>
-          <w:i/>
-          <w:iCs/>
-          <w:color w:val="371E77"/>
-        </w:rPr>
-        <w:tab/>
-      </w:r>
-      <w:r>
-        <w:rPr>
-          <w:i/>
-          <w:iCs/>
-          <w:color w:val="371E77"/>
-        </w:rPr>
-        <w:t xml:space="preserve">                                                        </w:t>
-      </w:r>
-      <w:r>
-        <w:rPr>
-          <w:i/>
-          <w:iCs/>
-          <w:color w:val="371E77"/>
-        </w:rPr>
-        <w:t xml:space="preserve">  </w:t>
-      </w:r>
-      <w:r>
-        <w:rPr>
-          <w:i/>
-          <w:iCs/>
-          <w:color w:val="371E77"/>
-        </w:rPr>
-        <w:t xml:space="preserve">             </w:t>
-      </w:r>
-      <w:r>
-        <w:rPr>
-          <w:i/>
-          <w:iCs/>
-          <w:color w:val="371E77"/>
-        </w:rPr>
-        <w:t>Jan – Apr 2025</w:t>
-      </w:r>
-    </w:p>
-    <w:p>
-      <w:pPr>
-        <w:spacing w:before="20" w:after="30"/>
-      </w:pPr>
-      <w:r>
-        <w:rPr>
-          <w:i/>
-          <w:iCs/>
-          <w:color w:val="555555"/>
-          <w:sz w:val="17"/>
-          <w:szCs w:val="17"/>
-        </w:rPr>
-        <w:t xml:space="preserve">Django 5 · Leaflet · OpenStreetMap · OSRM · Google Maps API · </w:t>
-      </w:r>
-      <w:proofErr w:type="spellStart"/>
-      <w:r>
-        <w:rPr>
-          <w:i/>
-          <w:iCs/>
-          <w:color w:val="555555"/>
-          <w:sz w:val="17"/>
-          <w:szCs w:val="17"/>
-        </w:rPr>
-        <w:t>Supabase</w:t>
-      </w:r>
-      <w:proofErr w:type="spellEnd"/>
-      <w:r>
-        <w:rPr>
-          <w:color w:val="555555"/>
-          <w:sz w:val="17"/>
-          <w:szCs w:val="17"/>
-        </w:rPr>
-        <w:t xml:space="preserve">  </w:t>
-      </w:r>
-      <w:r>
-        <w:rPr>
-          <w:color w:val="555555"/>
-          <w:sz w:val="17"/>
-          <w:szCs w:val="17"/>
-        </w:rPr>
-        <w:br/>
-      </w:r>
-      <w:hyperlink r:id="rId16" w:history="1">
         <w:r>
           <w:rPr>
             <w:color w:val="371E77"/>
@@ -2094,21 +2137,7 @@
             <w:color w:val="371E77"/>
             <w:u w:val="single"/>
           </w:rPr>
-          <w:t>guide</w:t>
-        </w:r>
-        <w:r>
-          <w:rPr>
-            <w:color w:val="371E77"/>
-            <w:u w:val="single"/>
-          </w:rPr>
-          <w:t>.</w:t>
-        </w:r>
-        <w:r>
-          <w:rPr>
-            <w:color w:val="371E77"/>
-            <w:u w:val="single"/>
-          </w:rPr>
-          <w:t>vercel.app</w:t>
+          <w:t>guide.vercel.app</w:t>
         </w:r>
         <w:proofErr w:type="spellEnd"/>
       </w:hyperlink>
@@ -2120,7 +2149,7 @@
         </w:rPr>
         <w:t xml:space="preserve">  |  </w:t>
       </w:r>
-      <w:hyperlink r:id="rId17" w:history="1">
+      <w:hyperlink r:id="rId16" w:history="1">
         <w:r>
           <w:rPr>
             <w:color w:val="371E77"/>
@@ -2142,12 +2171,17 @@
         <w:pStyle w:val="ListParagraph"/>
         <w:numPr>
           <w:ilvl w:val="0"/>
-          <w:numId w:val="2"/>
+          <w:numId w:val="10"/>
         </w:numPr>
-        <w:spacing w:before="30" w:after="30"/>
-      </w:pPr>
-      <w:r>
-        <w:t>Won Runner-Up (2nd Prize) at Colloquium '25 — IT for Good Governance track (national-level, 200+ teams) by building a Django travel companion with interactive Leaflet + OSM map, smart multi-modal routing via OSRM (no paid API key), and curated POI markers for heritage sites across India.</w:t>
+      </w:pPr>
+      <w:r>
+        <w:t xml:space="preserve">Built a Django-based travel companion using Leaflet, OpenStreetMap, and OSRM to provide interactive maps, route planning, and heritage points of interest across India; earned Runner-Up (2nd Prize) at Colloquium ’25 among 200+ </w:t>
+      </w:r>
+      <w:r>
+        <w:t>participants</w:t>
+      </w:r>
+      <w:r>
+        <w:t>.</w:t>
       </w:r>
     </w:p>
     <w:p>
@@ -2155,31 +2189,28 @@
         <w:pStyle w:val="ListParagraph"/>
         <w:numPr>
           <w:ilvl w:val="0"/>
-          <w:numId w:val="2"/>
+          <w:numId w:val="10"/>
         </w:numPr>
-        <w:spacing w:before="30" w:after="30"/>
-      </w:pPr>
-      <w:r>
-        <w:t xml:space="preserve">Solved tourist over-crowding and booking conflicts by implementing a slot-based attraction booking engine with real-time availability enforcement and a multi-day itinerary planner using a </w:t>
-      </w:r>
-      <w:proofErr w:type="gramStart"/>
-      <w:r>
-        <w:t>City</w:t>
-      </w:r>
-      <w:proofErr w:type="gramEnd"/>
-      <w:r>
-        <w:t xml:space="preserve"> → Attraction → Day → Activity data model.</w:t>
-      </w:r>
-    </w:p>
-    <w:p>
-      <w:pPr>
-        <w:spacing w:before="160"/>
-        <w:rPr>
-          <w:u w:val="single"/>
-        </w:rPr>
-      </w:pPr>
-      <w:r>
-        <w:rPr>
+      </w:pPr>
+      <w:r>
+        <w:t>Implemented slot-based attraction booking with real-time availability checks and a multi-day itinerary planner organized by City → Attraction → Day → Activity, helping users coordinate visits and avoid booking conflicts.</w:t>
+      </w:r>
+    </w:p>
+    <w:p>
+      <w:pPr>
+        <w:pStyle w:val="ListParagraph"/>
+        <w:ind w:left="720"/>
+      </w:pPr>
+    </w:p>
+    <w:p>
+      <w:pPr>
+        <w:rPr>
+          <w:rStyle w:val="Strong"/>
+        </w:rPr>
+      </w:pPr>
+      <w:r>
+        <w:rPr>
+          <w:rFonts w:ascii="Times New Roman" w:hAnsi="Times New Roman" w:cs="Times New Roman"/>
           <w:b/>
           <w:bCs/>
           <w:caps/>
@@ -2192,6 +2223,7 @@
       </w:r>
       <w:r>
         <w:rPr>
+          <w:rFonts w:ascii="Times New Roman" w:hAnsi="Times New Roman" w:cs="Times New Roman"/>
           <w:b/>
           <w:bCs/>
           <w:caps/>
@@ -2217,107 +2249,161 @@
       <w:r>
         <w:rPr>
           <w:rStyle w:val="Strong"/>
-        </w:rPr>
-        <w:t>Languages:</w:t>
-      </w:r>
-      <w:r>
-        <w:t xml:space="preserve"> Python, JavaScript, TypeScript, Java, C, C++, SQL, HTML, CSS</w:t>
-      </w:r>
-      <w:r>
-        <w:br/>
+          <w:sz w:val="20"/>
+          <w:szCs w:val="20"/>
+        </w:rPr>
+        <w:t xml:space="preserve">Languages: </w:t>
       </w:r>
       <w:r>
         <w:rPr>
           <w:rStyle w:val="Strong"/>
-        </w:rPr>
-        <w:t>Frontend:</w:t>
-      </w:r>
-      <w:r>
-        <w:t xml:space="preserve"> Next.js, React , </w:t>
+          <w:b w:val="0"/>
+          <w:bCs w:val="0"/>
+        </w:rPr>
+        <w:t>Python, Java, JavaScript, TypeScript, C/C++, SQL</w:t>
+      </w:r>
+    </w:p>
+    <w:p>
+      <w:pPr>
+        <w:rPr>
+          <w:rStyle w:val="Strong"/>
+        </w:rPr>
+      </w:pPr>
+      <w:r>
+        <w:rPr>
+          <w:rStyle w:val="Strong"/>
+          <w:sz w:val="20"/>
+          <w:szCs w:val="20"/>
+        </w:rPr>
+        <w:t xml:space="preserve">Web Development: </w:t>
+      </w:r>
+      <w:r>
+        <w:rPr>
+          <w:rStyle w:val="Strong"/>
+          <w:b w:val="0"/>
+          <w:bCs w:val="0"/>
+        </w:rPr>
+        <w:t>React, Next.js, Node.js, Express.js, Django, REST APIs</w:t>
+      </w:r>
+    </w:p>
+    <w:p>
+      <w:pPr>
+        <w:rPr>
+          <w:rStyle w:val="Strong"/>
+          <w:b w:val="0"/>
+          <w:bCs w:val="0"/>
+        </w:rPr>
+      </w:pPr>
+      <w:r>
+        <w:rPr>
+          <w:rStyle w:val="Strong"/>
+          <w:sz w:val="20"/>
+          <w:szCs w:val="20"/>
+        </w:rPr>
+        <w:t>Mobile &amp; Visualization</w:t>
+      </w:r>
+      <w:r>
+        <w:rPr>
+          <w:rStyle w:val="Strong"/>
+        </w:rPr>
+        <w:t xml:space="preserve">: </w:t>
+      </w:r>
+      <w:r>
+        <w:rPr>
+          <w:rStyle w:val="Strong"/>
+          <w:b w:val="0"/>
+          <w:bCs w:val="0"/>
+        </w:rPr>
+        <w:t>Flutter, Three.js, Leaflet, Tailwind CSS</w:t>
+      </w:r>
+    </w:p>
+    <w:p>
+      <w:pPr>
+        <w:rPr>
+          <w:rStyle w:val="Strong"/>
+        </w:rPr>
+      </w:pPr>
+      <w:r>
+        <w:rPr>
+          <w:rStyle w:val="Strong"/>
+          <w:sz w:val="20"/>
+          <w:szCs w:val="20"/>
+        </w:rPr>
+        <w:t xml:space="preserve">AI/ML: </w:t>
+      </w:r>
+      <w:r>
+        <w:rPr>
+          <w:rStyle w:val="Strong"/>
+          <w:b w:val="0"/>
+          <w:bCs w:val="0"/>
+        </w:rPr>
+        <w:t>TensorFlow, MobileNetV3 CNN, Gemini API, Pandas, NumPy</w:t>
+      </w:r>
+    </w:p>
+    <w:p>
+      <w:pPr>
+        <w:rPr>
+          <w:u w:val="single"/>
+        </w:rPr>
+      </w:pPr>
+      <w:r>
+        <w:rPr>
+          <w:rStyle w:val="Strong"/>
+          <w:sz w:val="20"/>
+          <w:szCs w:val="20"/>
+        </w:rPr>
+        <w:t xml:space="preserve">Databases &amp; Tools: </w:t>
+      </w:r>
+      <w:r>
+        <w:rPr>
+          <w:rStyle w:val="Strong"/>
+          <w:b w:val="0"/>
+          <w:bCs w:val="0"/>
+        </w:rPr>
+        <w:t xml:space="preserve">Firebase, </w:t>
       </w:r>
       <w:proofErr w:type="spellStart"/>
       <w:r>
-        <w:t>Vite</w:t>
+        <w:rPr>
+          <w:rStyle w:val="Strong"/>
+          <w:b w:val="0"/>
+          <w:bCs w:val="0"/>
+        </w:rPr>
+        <w:t>Supabase</w:t>
       </w:r>
       <w:proofErr w:type="spellEnd"/>
       <w:r>
-        <w:t>, Three.js, Tailwind CSS</w:t>
-      </w:r>
-      <w:r>
-        <w:t xml:space="preserve">, </w:t>
-      </w:r>
-      <w:r>
-        <w:t>Leaflet, Recharts, PWA</w:t>
-      </w:r>
-      <w:r>
-        <w:br/>
-      </w:r>
-      <w:r>
         <w:rPr>
           <w:rStyle w:val="Strong"/>
-        </w:rPr>
-        <w:t>Backend:</w:t>
-      </w:r>
-      <w:r>
-        <w:t xml:space="preserve"> Node.js, Express.js, Django REST Framework, REST API Design, JWT, OAuth2, WebRTC, Socket.IO</w:t>
-      </w:r>
-      <w:r>
-        <w:br/>
-      </w:r>
+          <w:b w:val="0"/>
+          <w:bCs w:val="0"/>
+        </w:rPr>
+        <w:t xml:space="preserve">, MySQL, PostgreSQL, MongoDB, Git, GitHub, </w:t>
+      </w:r>
+      <w:proofErr w:type="spellStart"/>
       <w:r>
         <w:rPr>
           <w:rStyle w:val="Strong"/>
-        </w:rPr>
-        <w:t>Mobile &amp; Cloud:</w:t>
-      </w:r>
-      <w:r>
-        <w:t xml:space="preserve"> Flutter (Android/iOS), Firebase, </w:t>
-      </w:r>
-      <w:proofErr w:type="spellStart"/>
-      <w:r>
-        <w:t>Supabase</w:t>
+          <w:b w:val="0"/>
+          <w:bCs w:val="0"/>
+        </w:rPr>
+        <w:t>Jupyter</w:t>
       </w:r>
       <w:proofErr w:type="spellEnd"/>
       <w:r>
-        <w:t xml:space="preserve">, PostgreSQL, MySQL, MongoDB, Redis, </w:t>
-      </w:r>
-      <w:proofErr w:type="spellStart"/>
-      <w:r>
-        <w:t>Vercel</w:t>
-      </w:r>
-      <w:proofErr w:type="spellEnd"/>
-      <w:r>
-        <w:t>, Docker</w:t>
-      </w:r>
-      <w:r>
-        <w:br/>
-      </w:r>
-      <w:r>
         <w:rPr>
           <w:rStyle w:val="Strong"/>
-        </w:rPr>
-        <w:t>AI / ML:</w:t>
-      </w:r>
-      <w:r>
-        <w:t xml:space="preserve"> TensorFlow, MobileNetV3 CNN, Gemini 2.0 Flash, LLM Integration, Prompt Engineering, Pandas, NumPy</w:t>
-      </w:r>
-      <w:r>
-        <w:br/>
-      </w:r>
-      <w:r>
-        <w:rPr>
-          <w:rStyle w:val="Strong"/>
-        </w:rPr>
-        <w:t>Tools:</w:t>
-      </w:r>
-      <w:r>
-        <w:t xml:space="preserve"> Git, GitHub, CI/CD, REST API Testing, Android Studio</w:t>
+          <w:b w:val="0"/>
+          <w:bCs w:val="0"/>
+        </w:rPr>
+        <w:t xml:space="preserve"> Notebook</w:t>
       </w:r>
     </w:p>
     <w:p>
       <w:pPr>
         <w:spacing w:before="160"/>
         <w:rPr>
+          <w:rFonts w:ascii="Times New Roman" w:hAnsi="Times New Roman" w:cs="Times New Roman"/>
           <w:b/>
           <w:bCs/>
           <w:sz w:val="22"/>
@@ -2326,6 +2412,7 @@
       </w:pPr>
       <w:r>
         <w:rPr>
+          <w:rFonts w:ascii="Times New Roman" w:hAnsi="Times New Roman" w:cs="Times New Roman"/>
           <w:b/>
           <w:bCs/>
           <w:caps/>
@@ -2338,6 +2425,7 @@
       </w:r>
       <w:r>
         <w:rPr>
+          <w:rFonts w:ascii="Times New Roman" w:hAnsi="Times New Roman" w:cs="Times New Roman"/>
           <w:b/>
           <w:bCs/>
           <w:caps/>
@@ -2350,6 +2438,7 @@
       </w:r>
       <w:r>
         <w:rPr>
+          <w:rFonts w:ascii="Times New Roman" w:hAnsi="Times New Roman" w:cs="Times New Roman"/>
           <w:b/>
           <w:bCs/>
           <w:caps/>
@@ -2362,6 +2451,7 @@
       </w:r>
       <w:r>
         <w:rPr>
+          <w:rFonts w:ascii="Times New Roman" w:hAnsi="Times New Roman" w:cs="Times New Roman"/>
           <w:b/>
           <w:bCs/>
           <w:caps/>
@@ -2378,14 +2468,13 @@
         <w:tabs>
           <w:tab w:val="right" w:pos="9026"/>
         </w:tabs>
-        <w:spacing w:before="100"/>
-      </w:pPr>
-      <w:r>
-        <w:rPr>
-          <w:b/>
-          <w:bCs/>
-          <w:sz w:val="19"/>
-          <w:szCs w:val="19"/>
+      </w:pPr>
+      <w:r>
+        <w:rPr>
+          <w:b/>
+          <w:bCs/>
+          <w:sz w:val="20"/>
+          <w:szCs w:val="20"/>
         </w:rPr>
         <w:t xml:space="preserve">Google Student Ambassador </w:t>
       </w:r>
@@ -2393,25 +2482,182 @@
         <w:rPr>
           <w:b/>
           <w:bCs/>
-          <w:sz w:val="19"/>
-          <w:szCs w:val="19"/>
+          <w:sz w:val="20"/>
+          <w:szCs w:val="20"/>
+        </w:rPr>
+        <w:t>(GSA 2026)</w:t>
+      </w:r>
+      <w:r>
+        <w:rPr>
+          <w:i/>
+          <w:iCs/>
+          <w:color w:val="371E77"/>
+        </w:rPr>
+        <w:t xml:space="preserve">                  </w:t>
+      </w:r>
+      <w:r>
+        <w:rPr>
+          <w:i/>
+          <w:iCs/>
+          <w:color w:val="371E77"/>
+        </w:rPr>
+        <w:t xml:space="preserve"> </w:t>
+      </w:r>
+      <w:r>
+        <w:rPr>
+          <w:i/>
+          <w:iCs/>
+          <w:color w:val="371E77"/>
+        </w:rPr>
+        <w:t xml:space="preserve">                                                                           </w:t>
+      </w:r>
+      <w:r>
+        <w:rPr>
+          <w:i/>
+          <w:iCs/>
+          <w:color w:val="371E77"/>
+        </w:rPr>
+        <w:t xml:space="preserve">    </w:t>
+      </w:r>
+      <w:r>
+        <w:rPr>
+          <w:i/>
+          <w:iCs/>
+          <w:color w:val="371E77"/>
+        </w:rPr>
+        <w:t>May 2026 – Present</w:t>
+      </w:r>
+    </w:p>
+    <w:p>
+      <w:pPr>
+        <w:numPr>
+          <w:ilvl w:val="0"/>
+          <w:numId w:val="15"/>
+        </w:numPr>
+        <w:spacing w:after="100" w:afterAutospacing="1"/>
+        <w:rPr>
+          <w:rFonts w:eastAsia="Times New Roman"/>
+          <w:color w:val="auto"/>
+        </w:rPr>
+      </w:pPr>
+      <w:r>
+        <w:rPr>
+          <w:rFonts w:eastAsia="Times New Roman"/>
+          <w:color w:val="auto"/>
+        </w:rPr>
+        <w:t>Selected as Google Student Ambassadors representing SFIT in Google's Gemini Student Ambassador Program 2026 (1500+ colleges nationwide).</w:t>
+      </w:r>
+    </w:p>
+    <w:p>
+      <w:pPr>
+        <w:numPr>
+          <w:ilvl w:val="0"/>
+          <w:numId w:val="15"/>
+        </w:numPr>
+        <w:spacing w:after="100" w:afterAutospacing="1"/>
+        <w:rPr>
+          <w:rFonts w:eastAsia="Times New Roman"/>
+          <w:color w:val="auto"/>
+        </w:rPr>
+      </w:pPr>
+      <w:r>
+        <w:rPr>
+          <w:rFonts w:eastAsia="Times New Roman"/>
+          <w:color w:val="auto"/>
+        </w:rPr>
+        <w:t>Promote awareness of Gemini by sharing practical AI use cases and encouraging students to explore AI tools for learning and productivity.</w:t>
+      </w:r>
+      <w:r>
+        <w:rPr>
+          <w:rFonts w:eastAsia="Times New Roman"/>
+          <w:color w:val="auto"/>
+        </w:rPr>
+        <w:t>’</w:t>
+      </w:r>
+    </w:p>
+    <w:p>
+      <w:pPr>
+        <w:rPr>
+          <w:rFonts w:eastAsia="Times New Roman"/>
+          <w:color w:val="auto"/>
+        </w:rPr>
+      </w:pPr>
+      <w:proofErr w:type="spellStart"/>
+      <w:r>
+        <w:rPr>
+          <w:b/>
+          <w:bCs/>
+          <w:sz w:val="20"/>
+          <w:szCs w:val="20"/>
+        </w:rPr>
+        <w:t>Ideathon</w:t>
+      </w:r>
+      <w:proofErr w:type="spellEnd"/>
+      <w:r>
+        <w:rPr>
+          <w:b/>
+          <w:bCs/>
+          <w:sz w:val="20"/>
+          <w:szCs w:val="20"/>
+        </w:rPr>
+        <w:t xml:space="preserve"> </w:t>
+      </w:r>
+      <w:proofErr w:type="gramStart"/>
+      <w:r>
+        <w:rPr>
+          <w:b/>
+          <w:bCs/>
+          <w:sz w:val="20"/>
+          <w:szCs w:val="20"/>
+        </w:rPr>
+        <w:t xml:space="preserve">Director  </w:t>
+      </w:r>
+      <w:r>
+        <w:rPr>
+          <w:b/>
+          <w:bCs/>
+          <w:sz w:val="20"/>
+          <w:szCs w:val="20"/>
         </w:rPr>
         <w:t>-</w:t>
       </w:r>
-      <w:r>
-        <w:rPr>
-          <w:b/>
-          <w:bCs/>
-          <w:sz w:val="19"/>
-          <w:szCs w:val="19"/>
-        </w:rPr>
-        <w:t xml:space="preserve"> Google</w:t>
-      </w:r>
-      <w:r>
-        <w:rPr>
-          <w:i/>
-          <w:iCs/>
-          <w:color w:val="371E77"/>
+      <w:proofErr w:type="gramEnd"/>
+      <w:r>
+        <w:rPr>
+          <w:b/>
+          <w:bCs/>
+          <w:sz w:val="20"/>
+          <w:szCs w:val="20"/>
+        </w:rPr>
+        <w:t xml:space="preserve">  </w:t>
+      </w:r>
+      <w:proofErr w:type="spellStart"/>
+      <w:r>
+        <w:rPr>
+          <w:b/>
+          <w:bCs/>
+          <w:sz w:val="20"/>
+          <w:szCs w:val="20"/>
+        </w:rPr>
+        <w:t>Samadhan</w:t>
+      </w:r>
+      <w:proofErr w:type="spellEnd"/>
+      <w:r>
+        <w:rPr>
+          <w:b/>
+          <w:bCs/>
+          <w:sz w:val="20"/>
+          <w:szCs w:val="20"/>
+        </w:rPr>
+        <w:t xml:space="preserve"> 2026, SFIT</w:t>
+      </w:r>
+      <w:r>
+        <w:rPr>
+          <w:i/>
+          <w:iCs/>
+          <w:color w:val="371E77"/>
+          <w:sz w:val="20"/>
+          <w:szCs w:val="20"/>
         </w:rPr>
         <w:tab/>
       </w:r>
@@ -2420,24 +2666,42 @@
           <w:i/>
           <w:iCs/>
           <w:color w:val="371E77"/>
-        </w:rPr>
-        <w:t xml:space="preserve">                                                                                                       </w:t>
-      </w:r>
-      <w:r>
-        <w:rPr>
-          <w:i/>
-          <w:iCs/>
-          <w:color w:val="371E77"/>
-        </w:rPr>
-        <w:t xml:space="preserve">    </w:t>
-      </w:r>
-      <w:r>
-        <w:rPr>
-          <w:i/>
-          <w:iCs/>
-          <w:color w:val="371E77"/>
-        </w:rPr>
-        <w:t>May 2026 – Present</w:t>
+          <w:sz w:val="20"/>
+          <w:szCs w:val="20"/>
+        </w:rPr>
+        <w:t xml:space="preserve">                                                                  </w:t>
+      </w:r>
+      <w:r>
+        <w:rPr>
+          <w:i/>
+          <w:iCs/>
+          <w:color w:val="371E77"/>
+        </w:rPr>
+        <w:t xml:space="preserve">         </w:t>
+      </w:r>
+      <w:r>
+        <w:rPr>
+          <w:i/>
+          <w:iCs/>
+          <w:color w:val="371E77"/>
+        </w:rPr>
+        <w:t xml:space="preserve">   </w:t>
+      </w:r>
+      <w:r>
+        <w:rPr>
+          <w:i/>
+          <w:iCs/>
+          <w:color w:val="371E77"/>
+        </w:rPr>
+        <w:t xml:space="preserve">   </w:t>
+      </w:r>
+      <w:r>
+        <w:rPr>
+          <w:i/>
+          <w:iCs/>
+          <w:color w:val="371E77"/>
+        </w:rPr>
+        <w:t>Jan 2026 – Apr 2026</w:t>
       </w:r>
     </w:p>
     <w:p>
@@ -2445,18 +2709,23 @@
         <w:pStyle w:val="ListParagraph"/>
         <w:numPr>
           <w:ilvl w:val="0"/>
-          <w:numId w:val="2"/>
+          <w:numId w:val="14"/>
         </w:numPr>
-        <w:spacing w:before="30" w:after="30"/>
-      </w:pPr>
-      <w:r>
-        <w:t xml:space="preserve">Selected as </w:t>
-      </w:r>
-      <w:r>
-        <w:t>Google Student A</w:t>
-      </w:r>
-      <w:r>
-        <w:t>mbassadors representing SFIT in Google's Gemini Student Ambassador Program 2026 (1500+ colleges nationwide) by clearing a competitive screening and video evaluation round.</w:t>
+        <w:tabs>
+          <w:tab w:val="left" w:pos="7265"/>
+          <w:tab w:val="right" w:pos="9026"/>
+        </w:tabs>
+      </w:pPr>
+      <w:r>
+        <w:t xml:space="preserve">Led a national-level </w:t>
+      </w:r>
+      <w:proofErr w:type="spellStart"/>
+      <w:r>
+        <w:t>ideathon</w:t>
+      </w:r>
+      <w:proofErr w:type="spellEnd"/>
+      <w:r>
+        <w:t xml:space="preserve"> for 100+ participants by coordinating event logistics, vendor management, and on-ground operations.</w:t>
       </w:r>
     </w:p>
     <w:p>
@@ -2464,129 +2733,29 @@
         <w:pStyle w:val="ListParagraph"/>
         <w:numPr>
           <w:ilvl w:val="0"/>
-          <w:numId w:val="2"/>
+          <w:numId w:val="14"/>
         </w:numPr>
-        <w:spacing w:before="30" w:after="30"/>
-      </w:pPr>
-      <w:r>
-        <w:t>Driving Gemini AI adoption on campus by organizing workshops, tech talks, and community events, tracking monthly engagement metrics and submitting performance impact reports.</w:t>
-      </w:r>
-    </w:p>
-    <w:p>
-      <w:pPr>
         <w:tabs>
+          <w:tab w:val="left" w:pos="7265"/>
           <w:tab w:val="right" w:pos="9026"/>
         </w:tabs>
-        <w:spacing w:before="100"/>
-      </w:pPr>
+      </w:pPr>
+      <w:r>
+        <w:t>Partnered with 3 NGOs</w:t>
+      </w:r>
+      <w:r>
+        <w:t>,</w:t>
+      </w:r>
+      <w:r>
+        <w:t xml:space="preserve"> Ek </w:t>
+      </w:r>
       <w:proofErr w:type="spellStart"/>
       <w:r>
-        <w:rPr>
-          <w:b/>
-          <w:bCs/>
-          <w:sz w:val="19"/>
-          <w:szCs w:val="19"/>
-        </w:rPr>
-        <w:t>Ideathon</w:t>
+        <w:t>Saath</w:t>
       </w:r>
       <w:proofErr w:type="spellEnd"/>
       <w:r>
-        <w:rPr>
-          <w:b/>
-          <w:bCs/>
-          <w:sz w:val="19"/>
-          <w:szCs w:val="19"/>
-        </w:rPr>
-        <w:t xml:space="preserve"> </w:t>
-      </w:r>
-      <w:proofErr w:type="gramStart"/>
-      <w:r>
-        <w:rPr>
-          <w:b/>
-          <w:bCs/>
-          <w:sz w:val="19"/>
-          <w:szCs w:val="19"/>
-        </w:rPr>
-        <w:t xml:space="preserve">Director  </w:t>
-      </w:r>
-      <w:r>
-        <w:rPr>
-          <w:b/>
-          <w:bCs/>
-          <w:sz w:val="19"/>
-          <w:szCs w:val="19"/>
-        </w:rPr>
-        <w:t>-</w:t>
-      </w:r>
-      <w:proofErr w:type="gramEnd"/>
-      <w:r>
-        <w:rPr>
-          <w:b/>
-          <w:bCs/>
-          <w:sz w:val="19"/>
-          <w:szCs w:val="19"/>
-        </w:rPr>
-        <w:t xml:space="preserve">  </w:t>
-      </w:r>
-      <w:proofErr w:type="spellStart"/>
-      <w:r>
-        <w:rPr>
-          <w:b/>
-          <w:bCs/>
-          <w:sz w:val="19"/>
-          <w:szCs w:val="19"/>
-        </w:rPr>
-        <w:t>Samadhan</w:t>
-      </w:r>
-      <w:proofErr w:type="spellEnd"/>
-      <w:r>
-        <w:rPr>
-          <w:b/>
-          <w:bCs/>
-          <w:sz w:val="19"/>
-          <w:szCs w:val="19"/>
-        </w:rPr>
-        <w:t xml:space="preserve"> 2026, SFIT</w:t>
-      </w:r>
-      <w:r>
-        <w:rPr>
-          <w:i/>
-          <w:iCs/>
-          <w:color w:val="371E77"/>
-        </w:rPr>
-        <w:tab/>
-      </w:r>
-      <w:r>
-        <w:rPr>
-          <w:i/>
-          <w:iCs/>
-          <w:color w:val="371E77"/>
-        </w:rPr>
-        <w:t xml:space="preserve">                                                                                             </w:t>
-      </w:r>
-      <w:r>
-        <w:rPr>
-          <w:i/>
-          <w:iCs/>
-          <w:color w:val="371E77"/>
-        </w:rPr>
-        <w:t xml:space="preserve">   </w:t>
-      </w:r>
-      <w:r>
-        <w:rPr>
-          <w:i/>
-          <w:iCs/>
-          <w:color w:val="371E77"/>
-        </w:rPr>
-        <w:t xml:space="preserve">   </w:t>
-      </w:r>
-      <w:r>
-        <w:rPr>
-          <w:i/>
-          <w:iCs/>
-          <w:color w:val="371E77"/>
-        </w:rPr>
-        <w:t>Jan 2026 – Apr 2026</w:t>
+        <w:t>: The Earth Foundation, Blue Ribbon Movement, and Mumbai Citizens Forum to bring real-world problem statements and mentorship opportunities to participating teams.</w:t>
       </w:r>
     </w:p>
     <w:p>
@@ -2594,55 +2763,24 @@
         <w:pStyle w:val="ListParagraph"/>
         <w:numPr>
           <w:ilvl w:val="0"/>
-          <w:numId w:val="2"/>
+          <w:numId w:val="14"/>
         </w:numPr>
-        <w:spacing w:before="30" w:after="30"/>
-      </w:pPr>
-      <w:r>
-        <w:t xml:space="preserve">Directed a national-level </w:t>
-      </w:r>
-      <w:proofErr w:type="spellStart"/>
-      <w:r>
-        <w:t>ideathon</w:t>
-      </w:r>
-      <w:proofErr w:type="spellEnd"/>
-      <w:r>
-        <w:t xml:space="preserve"> end-to-end for 100+ participants by managing logistics, vendor coordination, and on-ground operations, achieving zero critical failures on event day.</w:t>
-      </w:r>
-    </w:p>
-    <w:p>
-      <w:pPr>
-        <w:pStyle w:val="ListParagraph"/>
-        <w:numPr>
-          <w:ilvl w:val="0"/>
-          <w:numId w:val="2"/>
-        </w:numPr>
-        <w:spacing w:before="30" w:after="30"/>
-      </w:pPr>
-      <w:r>
-        <w:t xml:space="preserve">Secured real-world problem statements by spearheading partnerships with 3 NGOs — Ek </w:t>
-      </w:r>
-      <w:proofErr w:type="spellStart"/>
-      <w:r>
-        <w:t>Saath</w:t>
-      </w:r>
-      <w:proofErr w:type="spellEnd"/>
-      <w:r>
-        <w:t xml:space="preserve"> – The Earth Foundation, Blue Ribbon Movement, and Mumbai Citizens Forum — facilitating mentorship initiatives for participating teams.</w:t>
-      </w:r>
-    </w:p>
-    <w:p>
-      <w:pPr>
-        <w:pStyle w:val="ListParagraph"/>
-        <w:numPr>
-          <w:ilvl w:val="0"/>
-          <w:numId w:val="2"/>
-        </w:numPr>
-        <w:spacing w:before="30" w:after="30"/>
-      </w:pPr>
-      <w:r>
-        <w:t>Ensured seamless cross-functional execution by leading a core organizing committee through stakeholder interviews, task delegation, and timeline management from ideation through prize distribution.</w:t>
-      </w:r>
+        <w:tabs>
+          <w:tab w:val="left" w:pos="7265"/>
+          <w:tab w:val="right" w:pos="9026"/>
+        </w:tabs>
+      </w:pPr>
+      <w:r>
+        <w:t>Managed the organizing committee through task delegation, stakeholder coordination, and timeline tracking from initial planning through prize distribution.</w:t>
+      </w:r>
+    </w:p>
+    <w:p>
+      <w:pPr>
+        <w:tabs>
+          <w:tab w:val="left" w:pos="7265"/>
+          <w:tab w:val="right" w:pos="9026"/>
+        </w:tabs>
+      </w:pPr>
     </w:p>
     <w:p>
       <w:pPr>
@@ -2659,9 +2797,8 @@
           <w:sz w:val="19"/>
           <w:szCs w:val="19"/>
         </w:rPr>
-        <w:t xml:space="preserve">Head of NSS (National Service </w:t>
-      </w:r>
-      <w:proofErr w:type="gramStart"/>
+        <w:t>Head of NSS (National Service Scheme)</w:t>
+      </w:r>
       <w:r>
         <w:rPr>
           <w:b/>
@@ -2669,7 +2806,7 @@
           <w:sz w:val="19"/>
           <w:szCs w:val="19"/>
         </w:rPr>
-        <w:t xml:space="preserve">Scheme)  </w:t>
+        <w:t xml:space="preserve">, </w:t>
       </w:r>
       <w:r>
         <w:rPr>
@@ -2678,17 +2815,7 @@
           <w:sz w:val="19"/>
           <w:szCs w:val="19"/>
         </w:rPr>
-        <w:t>-</w:t>
-      </w:r>
-      <w:proofErr w:type="gramEnd"/>
-      <w:r>
-        <w:rPr>
-          <w:b/>
-          <w:bCs/>
-          <w:sz w:val="19"/>
-          <w:szCs w:val="19"/>
-        </w:rPr>
-        <w:t xml:space="preserve">  SFIT</w:t>
+        <w:t>SFIT</w:t>
       </w:r>
       <w:r>
         <w:rPr>
@@ -2725,28 +2852,42 @@
     </w:p>
     <w:p>
       <w:pPr>
-        <w:pStyle w:val="ListParagraph"/>
         <w:numPr>
           <w:ilvl w:val="0"/>
-          <w:numId w:val="2"/>
+          <w:numId w:val="16"/>
         </w:numPr>
-        <w:spacing w:before="30" w:after="30"/>
-      </w:pPr>
-      <w:r>
-        <w:t>Led SFIT's NSS chapter by coordinating 50+ student volunteers across community service initiatives, social outreach programs, and campus drives, improving volunteer retention through structured role assignment.</w:t>
-      </w:r>
-    </w:p>
-    <w:p>
-      <w:pPr>
-        <w:pStyle w:val="ListParagraph"/>
+        <w:spacing w:after="100" w:afterAutospacing="1"/>
+        <w:rPr>
+          <w:rFonts w:eastAsia="Times New Roman"/>
+          <w:color w:val="auto"/>
+        </w:rPr>
+      </w:pPr>
+      <w:r>
+        <w:rPr>
+          <w:rFonts w:eastAsia="Times New Roman"/>
+          <w:color w:val="auto"/>
+        </w:rPr>
+        <w:t>Led 50+ student volunteers across community service initiatives, social outreach programs, and campus drives by coordinating activities and assigning responsibilities.</w:t>
+      </w:r>
+    </w:p>
+    <w:p>
+      <w:pPr>
         <w:numPr>
           <w:ilvl w:val="0"/>
-          <w:numId w:val="2"/>
+          <w:numId w:val="16"/>
         </w:numPr>
-        <w:spacing w:before="30" w:after="30"/>
-      </w:pPr>
-      <w:r>
-        <w:t>Represented NSS at the institute level by serving as the primary liaison between student volunteers and faculty coordinators, managing end-to-end event planning from recruitment through post-event reporting.</w:t>
+        <w:spacing w:after="100" w:afterAutospacing="1"/>
+        <w:rPr>
+          <w:rFonts w:eastAsia="Times New Roman"/>
+          <w:color w:val="auto"/>
+        </w:rPr>
+      </w:pPr>
+      <w:r>
+        <w:rPr>
+          <w:rFonts w:eastAsia="Times New Roman"/>
+          <w:color w:val="auto"/>
+        </w:rPr>
+        <w:t>Coordinated with faculty and student volunteers to plan events, manage execution, and complete post-event reporting</w:t>
       </w:r>
     </w:p>
     <w:p>
@@ -2755,6 +2896,11 @@
           <w:tab w:val="right" w:pos="9026"/>
         </w:tabs>
         <w:spacing w:before="100"/>
+        <w:rPr>
+          <w:i/>
+          <w:iCs/>
+          <w:color w:val="371E77"/>
+        </w:rPr>
       </w:pPr>
       <w:r>
         <w:rPr>
@@ -2832,31 +2978,67 @@
           <w:iCs/>
           <w:color w:val="371E77"/>
         </w:rPr>
-        <w:t>Jun 2026 – Present</w:t>
-      </w:r>
-    </w:p>
-    <w:p>
-      <w:pPr>
-        <w:pStyle w:val="ListParagraph"/>
+        <w:t>Jun 202</w:t>
+      </w:r>
+      <w:r>
+        <w:rPr>
+          <w:i/>
+          <w:iCs/>
+          <w:color w:val="371E77"/>
+        </w:rPr>
+        <w:t>5</w:t>
+      </w:r>
+      <w:r>
+        <w:rPr>
+          <w:i/>
+          <w:iCs/>
+          <w:color w:val="371E77"/>
+        </w:rPr>
+        <w:t xml:space="preserve"> – Present</w:t>
+      </w:r>
+    </w:p>
+    <w:p>
+      <w:pPr>
+        <w:pStyle w:val="NormalWeb"/>
         <w:numPr>
           <w:ilvl w:val="0"/>
-          <w:numId w:val="2"/>
+          <w:numId w:val="17"/>
         </w:numPr>
-        <w:spacing w:before="30" w:after="30"/>
-      </w:pPr>
-      <w:r>
-        <w:t>Leading a dedicated engineering team across 2–3 major hackathons under tight deadlines, responsible for system architecture, task delegation, and end-to-end project execution.</w:t>
+        <w:spacing w:before="0" w:beforeAutospacing="0" w:after="0" w:afterAutospacing="0"/>
+        <w:rPr>
+          <w:rFonts w:ascii="Arial" w:hAnsi="Arial" w:cs="Arial"/>
+          <w:sz w:val="18"/>
+          <w:szCs w:val="18"/>
+        </w:rPr>
+      </w:pPr>
+      <w:r>
+        <w:rPr>
+          <w:rFonts w:ascii="Arial" w:hAnsi="Arial" w:cs="Arial"/>
+          <w:sz w:val="18"/>
+          <w:szCs w:val="18"/>
+        </w:rPr>
+        <w:t>Lead a team across multiple major hackathons by coordinating technical planning, task allocation, and team collaboration to deliver projects under tight deadlines.</w:t>
+      </w:r>
+      <w:r>
+        <w:rPr>
+          <w:rFonts w:ascii="Arial" w:hAnsi="Arial" w:cs="Arial"/>
+          <w:sz w:val="18"/>
+          <w:szCs w:val="18"/>
+        </w:rPr>
+        <w:tab/>
       </w:r>
     </w:p>
     <w:p>
       <w:pPr>
         <w:spacing w:before="160"/>
         <w:rPr>
+          <w:rFonts w:ascii="Times New Roman" w:hAnsi="Times New Roman" w:cs="Times New Roman"/>
           <w:u w:val="single"/>
         </w:rPr>
       </w:pPr>
       <w:r>
         <w:rPr>
+          <w:rFonts w:ascii="Times New Roman" w:hAnsi="Times New Roman" w:cs="Times New Roman"/>
           <w:b/>
           <w:bCs/>
           <w:caps/>
@@ -2869,6 +3051,7 @@
       </w:r>
       <w:r>
         <w:rPr>
+          <w:rFonts w:ascii="Times New Roman" w:hAnsi="Times New Roman" w:cs="Times New Roman"/>
           <w:b/>
           <w:bCs/>
           <w:caps/>
@@ -2881,465 +3064,639 @@
     </w:p>
     <w:p>
       <w:pPr>
-        <w:pStyle w:val="ListParagraph"/>
         <w:numPr>
           <w:ilvl w:val="0"/>
-          <w:numId w:val="2"/>
+          <w:numId w:val="18"/>
         </w:numPr>
-        <w:spacing w:before="30" w:after="30"/>
-      </w:pPr>
-      <w:r>
-        <w:rPr>
-          <w:b/>
-          <w:bCs/>
-        </w:rPr>
-        <w:t xml:space="preserve">AI Web Development Internship </w:t>
-      </w:r>
-      <w:r>
-        <w:rPr>
-          <w:b/>
-          <w:bCs/>
-        </w:rPr>
-        <w:t>-</w:t>
-      </w:r>
-      <w:r>
-        <w:rPr>
-          <w:b/>
-          <w:bCs/>
+        <w:rPr>
+          <w:rFonts w:eastAsia="Times New Roman"/>
+          <w:color w:val="auto"/>
+        </w:rPr>
+      </w:pPr>
+      <w:r>
+        <w:rPr>
+          <w:rFonts w:eastAsia="Times New Roman"/>
+          <w:b/>
+          <w:bCs/>
+          <w:color w:val="auto"/>
+        </w:rPr>
+        <w:t xml:space="preserve">Runner-Up (2nd Prize) — Colloquium '25, </w:t>
+      </w:r>
+      <w:proofErr w:type="gramStart"/>
+      <w:r>
+        <w:rPr>
+          <w:rFonts w:eastAsia="Times New Roman"/>
+          <w:b/>
+          <w:bCs/>
+          <w:color w:val="auto"/>
+        </w:rPr>
+        <w:t>SFIT</w:t>
+      </w:r>
+      <w:r>
+        <w:rPr>
+          <w:rFonts w:eastAsia="Times New Roman"/>
+          <w:color w:val="auto"/>
+        </w:rPr>
+        <w:t xml:space="preserve">  </w:t>
+      </w:r>
+      <w:r>
+        <w:rPr>
+          <w:rFonts w:eastAsia="Times New Roman"/>
+          <w:color w:val="auto"/>
+        </w:rPr>
+        <w:t>(</w:t>
+      </w:r>
+      <w:proofErr w:type="gramEnd"/>
+      <w:r>
+        <w:rPr>
+          <w:rFonts w:eastAsia="Times New Roman"/>
+          <w:color w:val="auto"/>
+        </w:rPr>
+        <w:t>IT for Good Governance Track</w:t>
+      </w:r>
+      <w:r>
+        <w:rPr>
+          <w:rFonts w:eastAsia="Times New Roman"/>
+          <w:color w:val="auto"/>
+        </w:rPr>
+        <w:t>)</w:t>
+      </w:r>
+      <w:r>
+        <w:rPr>
+          <w:rFonts w:eastAsia="Times New Roman"/>
+          <w:color w:val="auto"/>
         </w:rPr>
         <w:t xml:space="preserve"> </w:t>
       </w:r>
-      <w:proofErr w:type="spellStart"/>
-      <w:r>
-        <w:rPr>
-          <w:b/>
-          <w:bCs/>
-        </w:rPr>
-        <w:t>InAmigos</w:t>
-      </w:r>
-      <w:proofErr w:type="spellEnd"/>
-      <w:r>
-        <w:rPr>
-          <w:b/>
-          <w:bCs/>
-        </w:rPr>
-        <w:t xml:space="preserve"> </w:t>
-      </w:r>
-      <w:proofErr w:type="gramStart"/>
-      <w:r>
-        <w:rPr>
-          <w:b/>
-          <w:bCs/>
-        </w:rPr>
-        <w:t xml:space="preserve">Foundation  </w:t>
-      </w:r>
-      <w:r>
-        <w:t>|</w:t>
-      </w:r>
-      <w:proofErr w:type="gramEnd"/>
-      <w:r>
-        <w:t xml:space="preserve"> Remote (Completed)</w:t>
-      </w:r>
-      <w:r>
-        <w:t xml:space="preserve">                                              Jun – Jul 2026</w:t>
-      </w:r>
-    </w:p>
-    <w:p>
-      <w:pPr>
-        <w:pStyle w:val="ListParagraph"/>
+      <w:r>
+        <w:rPr>
+          <w:rFonts w:eastAsia="Times New Roman"/>
+          <w:color w:val="auto"/>
+        </w:rPr>
+        <w:t xml:space="preserve">                                              </w:t>
+      </w:r>
+      <w:r>
+        <w:rPr>
+          <w:i/>
+          <w:iCs/>
+          <w:color w:val="371E77"/>
+        </w:rPr>
+        <w:t>Apr</w:t>
+      </w:r>
+      <w:r>
+        <w:rPr>
+          <w:i/>
+          <w:iCs/>
+          <w:color w:val="371E77"/>
+        </w:rPr>
+        <w:t xml:space="preserve"> 2025</w:t>
+      </w:r>
+    </w:p>
+    <w:p>
+      <w:pPr>
+        <w:ind w:left="360" w:firstLine="360"/>
+        <w:rPr>
+          <w:rFonts w:eastAsia="Times New Roman"/>
+          <w:color w:val="auto"/>
+        </w:rPr>
+      </w:pPr>
+      <w:r>
+        <w:rPr>
+          <w:rFonts w:eastAsia="Times New Roman"/>
+          <w:color w:val="auto"/>
+        </w:rPr>
+        <w:t xml:space="preserve">National-level competition with 200+ </w:t>
+      </w:r>
+      <w:r>
+        <w:rPr>
+          <w:rFonts w:eastAsia="Times New Roman"/>
+          <w:color w:val="auto"/>
+        </w:rPr>
+        <w:t>participants.</w:t>
+      </w:r>
+    </w:p>
+    <w:p>
+      <w:pPr>
         <w:numPr>
           <w:ilvl w:val="0"/>
-          <w:numId w:val="2"/>
+          <w:numId w:val="18"/>
         </w:numPr>
-        <w:spacing w:before="30" w:after="30"/>
-      </w:pPr>
-      <w:r>
-        <w:rPr>
-          <w:b/>
-          <w:bCs/>
-        </w:rPr>
-        <w:t xml:space="preserve">Machine Learning Mastery </w:t>
-      </w:r>
-      <w:r>
-        <w:rPr>
-          <w:b/>
-          <w:bCs/>
-        </w:rPr>
-        <w:t>-</w:t>
-      </w:r>
-      <w:r>
-        <w:rPr>
-          <w:b/>
-          <w:bCs/>
+        <w:rPr>
+          <w:rFonts w:eastAsia="Times New Roman"/>
+          <w:color w:val="auto"/>
+        </w:rPr>
+      </w:pPr>
+      <w:r>
+        <w:rPr>
+          <w:rFonts w:eastAsia="Times New Roman"/>
+          <w:b/>
+          <w:bCs/>
+          <w:color w:val="auto"/>
+        </w:rPr>
+        <w:t>Machine Learning Mastery</w:t>
+      </w:r>
+      <w:r>
+        <w:rPr>
+          <w:rFonts w:eastAsia="Times New Roman"/>
+          <w:color w:val="auto"/>
+        </w:rPr>
+        <w:t xml:space="preserve"> — </w:t>
+      </w:r>
+      <w:proofErr w:type="spellStart"/>
+      <w:r>
+        <w:rPr>
+          <w:rFonts w:eastAsia="Times New Roman"/>
+          <w:color w:val="auto"/>
+        </w:rPr>
+        <w:t>Devtown</w:t>
+      </w:r>
+      <w:proofErr w:type="spellEnd"/>
+      <w:r>
+        <w:rPr>
+          <w:rFonts w:eastAsia="Times New Roman"/>
+          <w:color w:val="auto"/>
+        </w:rPr>
+        <w:t xml:space="preserve"> × GDG CSMU × MSC GNIT </w:t>
+      </w:r>
+      <w:r>
+        <w:rPr>
+          <w:i/>
+          <w:iCs/>
+          <w:color w:val="371E77"/>
         </w:rPr>
         <w:t xml:space="preserve"> </w:t>
       </w:r>
-      <w:proofErr w:type="spellStart"/>
-      <w:r>
-        <w:rPr>
-          <w:b/>
-          <w:bCs/>
-        </w:rPr>
-        <w:t>Devtown</w:t>
-      </w:r>
-      <w:proofErr w:type="spellEnd"/>
-      <w:r>
-        <w:rPr>
-          <w:b/>
-          <w:bCs/>
-        </w:rPr>
-        <w:t xml:space="preserve"> × GDG CSMU </w:t>
-      </w:r>
-      <w:r>
-        <w:rPr>
-          <w:b/>
-          <w:bCs/>
-        </w:rPr>
-        <w:t>× MSC GNIT</w:t>
-      </w:r>
-      <w:r>
-        <w:t xml:space="preserve">                                                                             </w:t>
-      </w:r>
-      <w:r>
-        <w:t>Jun 2026</w:t>
-      </w:r>
-      <w:r>
-        <w:t xml:space="preserve"> </w:t>
-      </w:r>
-    </w:p>
-    <w:p>
-      <w:pPr>
-        <w:pStyle w:val="ListParagraph"/>
+      <w:r>
+        <w:rPr>
+          <w:i/>
+          <w:iCs/>
+          <w:color w:val="371E77"/>
+        </w:rPr>
+        <w:t xml:space="preserve">                                                                   Jun</w:t>
+      </w:r>
+      <w:r>
+        <w:rPr>
+          <w:i/>
+          <w:iCs/>
+          <w:color w:val="371E77"/>
+        </w:rPr>
+        <w:t xml:space="preserve"> 202</w:t>
+      </w:r>
+      <w:r>
+        <w:rPr>
+          <w:i/>
+          <w:iCs/>
+          <w:color w:val="371E77"/>
+        </w:rPr>
+        <w:t>6</w:t>
+      </w:r>
+    </w:p>
+    <w:p>
+      <w:pPr>
         <w:numPr>
           <w:ilvl w:val="0"/>
-          <w:numId w:val="2"/>
+          <w:numId w:val="18"/>
         </w:numPr>
-        <w:spacing w:before="30" w:after="30"/>
-      </w:pPr>
-      <w:r>
-        <w:rPr>
-          <w:b/>
-          <w:bCs/>
-        </w:rPr>
-        <w:t xml:space="preserve">Data Analytics Bootcamp </w:t>
-      </w:r>
-      <w:r>
-        <w:rPr>
-          <w:b/>
-          <w:bCs/>
-        </w:rPr>
-        <w:t>-</w:t>
-      </w:r>
-      <w:r>
-        <w:rPr>
-          <w:b/>
-          <w:bCs/>
-        </w:rPr>
-        <w:t xml:space="preserve"> </w:t>
+        <w:rPr>
+          <w:rFonts w:eastAsia="Times New Roman"/>
+          <w:color w:val="auto"/>
+        </w:rPr>
+      </w:pPr>
+      <w:r>
+        <w:rPr>
+          <w:rFonts w:eastAsia="Times New Roman"/>
+          <w:b/>
+          <w:bCs/>
+          <w:color w:val="auto"/>
+        </w:rPr>
+        <w:t>Data Analytics Bootcamp</w:t>
+      </w:r>
+      <w:r>
+        <w:rPr>
+          <w:rFonts w:eastAsia="Times New Roman"/>
+          <w:color w:val="auto"/>
+        </w:rPr>
+        <w:t xml:space="preserve"> — </w:t>
       </w:r>
       <w:proofErr w:type="spellStart"/>
       <w:r>
         <w:rPr>
-          <w:b/>
-          <w:bCs/>
+          <w:rFonts w:eastAsia="Times New Roman"/>
+          <w:color w:val="auto"/>
         </w:rPr>
         <w:t>NoviTech</w:t>
       </w:r>
       <w:proofErr w:type="spellEnd"/>
       <w:r>
         <w:rPr>
-          <w:b/>
-          <w:bCs/>
+          <w:rFonts w:eastAsia="Times New Roman"/>
+          <w:color w:val="auto"/>
         </w:rPr>
         <w:t xml:space="preserve"> R&amp;D </w:t>
       </w:r>
       <w:proofErr w:type="spellStart"/>
       <w:r>
         <w:rPr>
-          <w:b/>
-          <w:bCs/>
+          <w:rFonts w:eastAsia="Times New Roman"/>
+          <w:color w:val="auto"/>
         </w:rPr>
         <w:t>Pvt.</w:t>
       </w:r>
       <w:proofErr w:type="spellEnd"/>
       <w:r>
         <w:rPr>
-          <w:b/>
-          <w:bCs/>
+          <w:rFonts w:eastAsia="Times New Roman"/>
+          <w:color w:val="auto"/>
         </w:rPr>
         <w:t xml:space="preserve"> Ltd. </w:t>
       </w:r>
       <w:r>
-        <w:t xml:space="preserve">                                                                                                  </w:t>
-      </w:r>
-      <w:r>
+        <w:rPr>
+          <w:rFonts w:eastAsia="Times New Roman"/>
+          <w:color w:val="auto"/>
+        </w:rPr>
+        <w:tab/>
+      </w:r>
+      <w:r>
+        <w:rPr>
+          <w:rFonts w:eastAsia="Times New Roman"/>
+          <w:color w:val="auto"/>
+        </w:rPr>
+        <w:tab/>
+      </w:r>
+      <w:r>
+        <w:rPr>
+          <w:rFonts w:eastAsia="Times New Roman"/>
+          <w:color w:val="auto"/>
+        </w:rPr>
+        <w:tab/>
+      </w:r>
+      <w:r>
+        <w:rPr>
+          <w:rFonts w:eastAsia="Times New Roman"/>
+          <w:color w:val="auto"/>
+        </w:rPr>
+        <w:tab/>
+      </w:r>
+      <w:r>
+        <w:rPr>
+          <w:rFonts w:eastAsia="Times New Roman"/>
+          <w:color w:val="auto"/>
+        </w:rPr>
+        <w:tab/>
+      </w:r>
+      <w:r>
+        <w:rPr>
+          <w:rFonts w:eastAsia="Times New Roman"/>
+          <w:color w:val="auto"/>
+        </w:rPr>
+        <w:tab/>
+        <w:t xml:space="preserve">      </w:t>
+      </w:r>
+      <w:r>
+        <w:rPr>
+          <w:i/>
+          <w:iCs/>
+          <w:color w:val="371E77"/>
+        </w:rPr>
         <w:t>Jun 2026</w:t>
       </w:r>
     </w:p>
     <w:p>
       <w:pPr>
-        <w:pStyle w:val="ListParagraph"/>
         <w:numPr>
           <w:ilvl w:val="0"/>
-          <w:numId w:val="2"/>
+          <w:numId w:val="18"/>
         </w:numPr>
-        <w:spacing w:before="30" w:after="30"/>
-      </w:pPr>
-      <w:r>
-        <w:rPr>
-          <w:b/>
-          <w:bCs/>
-        </w:rPr>
-        <w:t xml:space="preserve">AI Agent Builder Workshop </w:t>
-      </w:r>
-      <w:r>
-        <w:rPr>
-          <w:b/>
-          <w:bCs/>
-        </w:rPr>
-        <w:t xml:space="preserve">- </w:t>
+        <w:rPr>
+          <w:rFonts w:eastAsia="Times New Roman"/>
+          <w:color w:val="auto"/>
+        </w:rPr>
+      </w:pPr>
+      <w:r>
+        <w:rPr>
+          <w:rFonts w:eastAsia="Times New Roman"/>
+          <w:b/>
+          <w:bCs/>
+          <w:color w:val="auto"/>
+        </w:rPr>
+        <w:t>AI Agent Builder Workshop</w:t>
+      </w:r>
+      <w:r>
+        <w:rPr>
+          <w:rFonts w:eastAsia="Times New Roman"/>
+          <w:color w:val="auto"/>
+        </w:rPr>
+        <w:t xml:space="preserve"> — </w:t>
       </w:r>
       <w:proofErr w:type="spellStart"/>
       <w:r>
         <w:rPr>
-          <w:b/>
-          <w:bCs/>
+          <w:rFonts w:eastAsia="Times New Roman"/>
+          <w:color w:val="auto"/>
         </w:rPr>
         <w:t>BotCampus</w:t>
       </w:r>
       <w:proofErr w:type="spellEnd"/>
       <w:r>
         <w:rPr>
-          <w:b/>
-          <w:bCs/>
-        </w:rPr>
-        <w:t xml:space="preserve"> AI  </w:t>
-      </w:r>
-      <w:r>
-        <w:t xml:space="preserve">                                                                                                             </w:t>
-      </w:r>
-      <w:r>
-        <w:t>Nov 2025</w:t>
-      </w:r>
-    </w:p>
-    <w:p>
-      <w:pPr>
-        <w:pStyle w:val="ListParagraph"/>
+          <w:rFonts w:eastAsia="Times New Roman"/>
+          <w:color w:val="auto"/>
+        </w:rPr>
+        <w:t xml:space="preserve"> AI </w:t>
+      </w:r>
+      <w:r>
+        <w:rPr>
+          <w:rFonts w:eastAsia="Times New Roman"/>
+          <w:color w:val="auto"/>
+        </w:rPr>
+        <w:tab/>
+      </w:r>
+      <w:r>
+        <w:rPr>
+          <w:rFonts w:eastAsia="Times New Roman"/>
+          <w:color w:val="auto"/>
+        </w:rPr>
+        <w:tab/>
+      </w:r>
+      <w:r>
+        <w:rPr>
+          <w:rFonts w:eastAsia="Times New Roman"/>
+          <w:color w:val="auto"/>
+        </w:rPr>
+        <w:tab/>
+      </w:r>
+      <w:r>
+        <w:rPr>
+          <w:rFonts w:eastAsia="Times New Roman"/>
+          <w:color w:val="auto"/>
+        </w:rPr>
+        <w:tab/>
+      </w:r>
+      <w:r>
+        <w:rPr>
+          <w:rFonts w:eastAsia="Times New Roman"/>
+          <w:color w:val="auto"/>
+        </w:rPr>
+        <w:tab/>
+      </w:r>
+      <w:r>
+        <w:rPr>
+          <w:rFonts w:eastAsia="Times New Roman"/>
+          <w:color w:val="auto"/>
+        </w:rPr>
+        <w:tab/>
+      </w:r>
+      <w:r>
+        <w:rPr>
+          <w:rFonts w:eastAsia="Times New Roman"/>
+          <w:color w:val="auto"/>
+        </w:rPr>
+        <w:tab/>
+        <w:t xml:space="preserve">     </w:t>
+      </w:r>
+      <w:r>
+        <w:rPr>
+          <w:i/>
+          <w:iCs/>
+          <w:color w:val="371E77"/>
+        </w:rPr>
+        <w:t xml:space="preserve">Nov </w:t>
+      </w:r>
+      <w:r>
+        <w:rPr>
+          <w:i/>
+          <w:iCs/>
+          <w:color w:val="371E77"/>
+        </w:rPr>
+        <w:t>2025</w:t>
+      </w:r>
+    </w:p>
+    <w:p>
+      <w:pPr>
         <w:numPr>
           <w:ilvl w:val="0"/>
-          <w:numId w:val="2"/>
+          <w:numId w:val="18"/>
         </w:numPr>
-        <w:spacing w:before="30" w:after="30"/>
-      </w:pPr>
-      <w:r>
-        <w:rPr>
-          <w:b/>
-          <w:bCs/>
-        </w:rPr>
-        <w:t xml:space="preserve">Web Auth Intensive: Basic to Advanced Security </w:t>
-      </w:r>
-      <w:r>
-        <w:rPr>
-          <w:b/>
-          <w:bCs/>
-        </w:rPr>
-        <w:t>-</w:t>
-      </w:r>
-      <w:r>
-        <w:rPr>
-          <w:b/>
-          <w:bCs/>
-        </w:rPr>
-        <w:t xml:space="preserve"> </w:t>
+        <w:rPr>
+          <w:rFonts w:eastAsia="Times New Roman"/>
+          <w:color w:val="auto"/>
+        </w:rPr>
+      </w:pPr>
+      <w:r>
+        <w:rPr>
+          <w:rFonts w:eastAsia="Times New Roman"/>
+          <w:b/>
+          <w:bCs/>
+          <w:color w:val="auto"/>
+        </w:rPr>
+        <w:t>Web Auth Intensive: Basic to Advanced Security</w:t>
+      </w:r>
+      <w:r>
+        <w:rPr>
+          <w:rFonts w:eastAsia="Times New Roman"/>
+          <w:color w:val="auto"/>
+        </w:rPr>
+        <w:t xml:space="preserve"> — </w:t>
       </w:r>
       <w:proofErr w:type="spellStart"/>
       <w:r>
         <w:rPr>
-          <w:b/>
-          <w:bCs/>
+          <w:rFonts w:eastAsia="Times New Roman"/>
+          <w:color w:val="auto"/>
         </w:rPr>
         <w:t>Devtown</w:t>
       </w:r>
       <w:proofErr w:type="spellEnd"/>
       <w:r>
         <w:rPr>
-          <w:b/>
-          <w:bCs/>
-        </w:rPr>
-        <w:t xml:space="preserve"> × GDG VIT-AP </w:t>
-      </w:r>
-      <w:proofErr w:type="gramStart"/>
-      <w:r>
-        <w:rPr>
-          <w:b/>
-          <w:bCs/>
-        </w:rPr>
-        <w:t xml:space="preserve">× </w:t>
-      </w:r>
-      <w:r>
-        <w:rPr>
-          <w:b/>
-          <w:bCs/>
-        </w:rPr>
-        <w:t xml:space="preserve"> MSC</w:t>
-      </w:r>
-      <w:proofErr w:type="gramEnd"/>
-      <w:r>
-        <w:rPr>
-          <w:b/>
-          <w:bCs/>
-        </w:rPr>
-        <w:t xml:space="preserve"> MSIT  </w:t>
-      </w:r>
-      <w:r>
-        <w:t xml:space="preserve">                                   </w:t>
-      </w:r>
-      <w:r>
-        <w:t>Oct 2025</w:t>
-      </w:r>
-    </w:p>
-    <w:p>
-      <w:pPr>
-        <w:pStyle w:val="ListParagraph"/>
+          <w:rFonts w:eastAsia="Times New Roman"/>
+          <w:color w:val="auto"/>
+        </w:rPr>
+        <w:t xml:space="preserve"> × GDG VIT-AP × MSC MSIT </w:t>
+      </w:r>
+      <w:r>
+        <w:rPr>
+          <w:rFonts w:eastAsia="Times New Roman"/>
+          <w:color w:val="auto"/>
+        </w:rPr>
+        <w:t xml:space="preserve">                            </w:t>
+      </w:r>
+      <w:r>
+        <w:rPr>
+          <w:i/>
+          <w:iCs/>
+          <w:color w:val="371E77"/>
+        </w:rPr>
+        <w:t>Oct</w:t>
+      </w:r>
+      <w:r>
+        <w:rPr>
+          <w:i/>
+          <w:iCs/>
+          <w:color w:val="371E77"/>
+        </w:rPr>
+        <w:t xml:space="preserve"> 2025</w:t>
+      </w:r>
+    </w:p>
+    <w:p>
+      <w:pPr>
         <w:numPr>
           <w:ilvl w:val="0"/>
-          <w:numId w:val="2"/>
+          <w:numId w:val="18"/>
         </w:numPr>
-        <w:spacing w:before="30" w:after="30"/>
-      </w:pPr>
-      <w:r>
-        <w:rPr>
-          <w:b/>
-          <w:bCs/>
-        </w:rPr>
-        <w:t xml:space="preserve">NoSQL Ninjas: MongoDB Edition </w:t>
-      </w:r>
-      <w:r>
-        <w:rPr>
-          <w:b/>
-          <w:bCs/>
-        </w:rPr>
-        <w:t>-</w:t>
-      </w:r>
-      <w:r>
-        <w:rPr>
-          <w:b/>
-          <w:bCs/>
-        </w:rPr>
-        <w:t xml:space="preserve"> </w:t>
+        <w:rPr>
+          <w:rFonts w:eastAsia="Times New Roman"/>
+          <w:color w:val="auto"/>
+        </w:rPr>
+      </w:pPr>
+      <w:r>
+        <w:rPr>
+          <w:rFonts w:eastAsia="Times New Roman"/>
+          <w:b/>
+          <w:bCs/>
+          <w:color w:val="auto"/>
+        </w:rPr>
+        <w:t>NoSQL Ninjas: MongoDB Edition</w:t>
+      </w:r>
+      <w:r>
+        <w:rPr>
+          <w:rFonts w:eastAsia="Times New Roman"/>
+          <w:color w:val="auto"/>
+        </w:rPr>
+        <w:t xml:space="preserve"> — </w:t>
       </w:r>
       <w:proofErr w:type="spellStart"/>
       <w:r>
         <w:rPr>
-          <w:b/>
-          <w:bCs/>
+          <w:rFonts w:eastAsia="Times New Roman"/>
+          <w:color w:val="auto"/>
         </w:rPr>
         <w:t>Devtown</w:t>
       </w:r>
       <w:proofErr w:type="spellEnd"/>
       <w:r>
         <w:rPr>
-          <w:b/>
-          <w:bCs/>
-        </w:rPr>
-        <w:t xml:space="preserve"> × GDG VIT-AP </w:t>
-      </w:r>
-      <w:proofErr w:type="gramStart"/>
-      <w:r>
-        <w:rPr>
-          <w:b/>
-          <w:bCs/>
-        </w:rPr>
-        <w:t xml:space="preserve">× </w:t>
-      </w:r>
-      <w:r>
-        <w:rPr>
-          <w:b/>
-          <w:bCs/>
-        </w:rPr>
-        <w:t xml:space="preserve"> MSC</w:t>
-      </w:r>
-      <w:proofErr w:type="gramEnd"/>
-      <w:r>
-        <w:rPr>
-          <w:b/>
-          <w:bCs/>
-        </w:rPr>
-        <w:t xml:space="preserve"> MSIT  </w:t>
-      </w:r>
-      <w:r>
-        <w:t xml:space="preserve">                                                             </w:t>
-      </w:r>
-      <w:r>
-        <w:t>Sep 2025</w:t>
-      </w:r>
-    </w:p>
-    <w:p>
-      <w:pPr>
-        <w:pStyle w:val="ListParagraph"/>
+          <w:rFonts w:eastAsia="Times New Roman"/>
+          <w:color w:val="auto"/>
+        </w:rPr>
+        <w:t xml:space="preserve"> × GDG VIT-AP × MSC MSIT </w:t>
+      </w:r>
+      <w:r>
+        <w:rPr>
+          <w:rFonts w:eastAsia="Times New Roman"/>
+          <w:color w:val="auto"/>
+        </w:rPr>
+        <w:tab/>
+      </w:r>
+      <w:r>
+        <w:rPr>
+          <w:rFonts w:eastAsia="Times New Roman"/>
+          <w:color w:val="auto"/>
+        </w:rPr>
+        <w:tab/>
+      </w:r>
+      <w:r>
+        <w:rPr>
+          <w:rFonts w:eastAsia="Times New Roman"/>
+          <w:color w:val="auto"/>
+        </w:rPr>
+        <w:tab/>
+        <w:t xml:space="preserve">                   </w:t>
+      </w:r>
+      <w:r>
+        <w:rPr>
+          <w:i/>
+          <w:iCs/>
+          <w:color w:val="371E77"/>
+        </w:rPr>
+        <w:t>Sep</w:t>
+      </w:r>
+      <w:r>
+        <w:rPr>
+          <w:i/>
+          <w:iCs/>
+          <w:color w:val="371E77"/>
+        </w:rPr>
+        <w:t xml:space="preserve"> 2025</w:t>
+      </w:r>
+    </w:p>
+    <w:p>
+      <w:pPr>
         <w:numPr>
           <w:ilvl w:val="0"/>
-          <w:numId w:val="2"/>
+          <w:numId w:val="18"/>
         </w:numPr>
-        <w:spacing w:before="30" w:after="30"/>
-      </w:pPr>
-      <w:r>
-        <w:rPr>
-          <w:b/>
-          <w:bCs/>
-        </w:rPr>
-        <w:t xml:space="preserve">2nd Prize Colloquium '25, </w:t>
-      </w:r>
-      <w:proofErr w:type="gramStart"/>
-      <w:r>
-        <w:rPr>
-          <w:b/>
-          <w:bCs/>
-        </w:rPr>
-        <w:t xml:space="preserve">SFIT  </w:t>
-      </w:r>
-      <w:r>
-        <w:t>|</w:t>
-      </w:r>
-      <w:proofErr w:type="gramEnd"/>
-      <w:r>
-        <w:t xml:space="preserve"> IT for Good Governance track | National-level, 200+ teams                                     Apr 2025</w:t>
-      </w:r>
-    </w:p>
-    <w:p>
-      <w:pPr>
-        <w:pStyle w:val="ListParagraph"/>
-        <w:numPr>
-          <w:ilvl w:val="0"/>
-          <w:numId w:val="2"/>
-        </w:numPr>
-        <w:spacing w:before="30" w:after="30"/>
-      </w:pPr>
-      <w:r>
-        <w:rPr>
-          <w:b/>
-          <w:bCs/>
-        </w:rPr>
-        <w:t>Volunteer</w:t>
-      </w:r>
-      <w:r>
-        <w:rPr>
-          <w:b/>
-          <w:bCs/>
-        </w:rPr>
-        <w:t>ing</w:t>
-      </w:r>
-      <w:r>
-        <w:rPr>
-          <w:b/>
-          <w:bCs/>
-        </w:rPr>
-        <w:t xml:space="preserve"> Colloquium '25, Dept. of IT, SFIT  </w:t>
-      </w:r>
-      <w:r>
-        <w:t xml:space="preserve">                                                                                                          </w:t>
-      </w:r>
-      <w:r>
+        <w:rPr>
+          <w:rFonts w:eastAsia="Times New Roman"/>
+          <w:color w:val="auto"/>
+        </w:rPr>
+      </w:pPr>
+      <w:r>
+        <w:rPr>
+          <w:rFonts w:eastAsia="Times New Roman"/>
+          <w:b/>
+          <w:bCs/>
+          <w:color w:val="auto"/>
+        </w:rPr>
+        <w:t>Volunteer — Colloquium '25</w:t>
+      </w:r>
+      <w:r>
+        <w:rPr>
+          <w:rFonts w:eastAsia="Times New Roman"/>
+          <w:color w:val="auto"/>
+        </w:rPr>
+        <w:t xml:space="preserve">, Department of IT, SFIT </w:t>
+      </w:r>
+      <w:r>
+        <w:rPr>
+          <w:rFonts w:eastAsia="Times New Roman"/>
+          <w:color w:val="auto"/>
+        </w:rPr>
+        <w:tab/>
+      </w:r>
+      <w:r>
+        <w:rPr>
+          <w:rFonts w:eastAsia="Times New Roman"/>
+          <w:color w:val="auto"/>
+        </w:rPr>
+        <w:tab/>
+      </w:r>
+      <w:r>
+        <w:rPr>
+          <w:rFonts w:eastAsia="Times New Roman"/>
+          <w:color w:val="auto"/>
+        </w:rPr>
+        <w:tab/>
+      </w:r>
+      <w:r>
+        <w:rPr>
+          <w:rFonts w:eastAsia="Times New Roman"/>
+          <w:color w:val="auto"/>
+        </w:rPr>
+        <w:tab/>
+      </w:r>
+      <w:r>
+        <w:rPr>
+          <w:rFonts w:eastAsia="Times New Roman"/>
+          <w:color w:val="auto"/>
+        </w:rPr>
+        <w:tab/>
+      </w:r>
+      <w:r>
+        <w:rPr>
+          <w:rFonts w:eastAsia="Times New Roman"/>
+          <w:color w:val="auto"/>
+        </w:rPr>
+        <w:tab/>
+        <w:t xml:space="preserve">     </w:t>
+      </w:r>
+      <w:r>
+        <w:rPr>
+          <w:i/>
+          <w:iCs/>
+          <w:color w:val="371E77"/>
+        </w:rPr>
         <w:t>Apr 2025</w:t>
       </w:r>
     </w:p>
@@ -3353,6 +3710,7 @@
       </w:pPr>
       <w:r>
         <w:rPr>
+          <w:rFonts w:ascii="Times New Roman" w:hAnsi="Times New Roman" w:cs="Times New Roman"/>
           <w:b/>
           <w:bCs/>
           <w:caps/>
@@ -3361,22 +3719,11 @@
           <w:szCs w:val="22"/>
           <w:u w:val="single"/>
         </w:rPr>
-        <w:t>HOBBIES &amp; INTERESTS_____________________________________________________________</w:t>
-      </w:r>
-      <w:r>
-        <w:rPr>
-          <w:b/>
-          <w:bCs/>
-          <w:caps/>
-          <w:color w:val="1F3864" w:themeColor="accent1" w:themeShade="80"/>
-          <w:sz w:val="22"/>
-          <w:szCs w:val="22"/>
-          <w:u w:val="single"/>
-        </w:rPr>
-        <w:t>___</w:t>
-      </w:r>
-      <w:r>
-        <w:rPr>
+        <w:t>HOBBIES &amp; INTERESTS________________________________________________________________</w:t>
+      </w:r>
+      <w:r>
+        <w:rPr>
+          <w:rFonts w:ascii="Times New Roman" w:hAnsi="Times New Roman" w:cs="Times New Roman"/>
           <w:b/>
           <w:bCs/>
           <w:caps/>
@@ -3417,6 +3764,92 @@
 <file path=word/numbering.xml><?xml version="1.0" encoding="utf-8"?>
 <w:numbering xmlns:wpc="http://schemas.microsoft.com/office/word/2010/wordprocessingCanvas" xmlns:cx="http://schemas.microsoft.com/office/drawing/2014/chartex" xmlns:cx1="http://schemas.microsoft.com/office/drawing/2015/9/8/chartex" xmlns:cx2="http://schemas.microsoft.com/office/drawing/2015/10/21/chartex" xmlns:cx3="http://schemas.microsoft.com/office/drawing/2016/5/9/chartex" xmlns:cx4="http://schemas.microsoft.com/office/drawing/2016/5/10/chartex" xmlns:cx5="http://schemas.microsoft.com/office/drawing/2016/5/11/chartex" xmlns:cx6="http://schemas.microsoft.com/office/drawing/2016/5/12/chartex" xmlns:cx7="http://schemas.microsoft.com/office/drawing/2016/5/13/chartex" xmlns:cx8="http://schemas.microsoft.com/office/drawing/2016/5/14/chartex" xmlns:mc="http://schemas.openxmlformats.org/markup-compatibility/2006" xmlns:aink="http://schemas.microsoft.com/office/drawing/2016/ink" xmlns:am3d="http://schemas.microsoft.com/office/drawing/2017/model3d" xmlns:o="urn:schemas-microsoft-com:office:office" xmlns:r="http://schemas.openxmlformats.org/officeDocument/2006/relationships" xmlns:m="http://schemas.openxmlformats.org/officeDocument/2006/math" xmlns:v="urn:schemas-microsoft-com:vml" xmlns:wp14="http://schemas.microsoft.com/office/word/2010/wordprocessingDrawing" xmlns:wp="http://schemas.openxmlformats.org/drawingml/2006/wordprocessingDrawing" xmlns:w10="urn:schemas-microsoft-com:office:word" xmlns:w="http://schemas.openxmlformats.org/wordprocessingml/2006/main" xmlns:w14="http://schemas.microsoft.com/office/word/2010/wordml" xmlns:w15="http://schemas.microsoft.com/office/word/2012/wordml" xmlns:w16cex="http://schemas.microsoft.com/office/word/2018/wordml/cex" xmlns:w16cid="http://schemas.microsoft.com/office/word/2016/wordml/cid" xmlns:w16="http://schemas.microsoft.com/office/word/2018/wordml" xmlns:w16sdtdh="http://schemas.microsoft.com/office/word/2020/wordml/sdtdatahash" xmlns:w16se="http://schemas.microsoft.com/office/word/2015/wordml/symex" xmlns:wpg="http://schemas.microsoft.com/office/word/2010/wordprocessingGroup" xmlns:wpi="http://schemas.microsoft.com/office/word/2010/wordprocessingInk" xmlns:wne="http://schemas.microsoft.com/office/word/2006/wordml" xmlns:wps="http://schemas.microsoft.com/office/word/2010/wordprocessingShape" mc:Ignorable="w14 w15 w16se w16cid w16 w16cex w16sdtdh wp14">
   <w:abstractNum w:abstractNumId="0" w15:restartNumberingAfterBreak="0">
+    <w:nsid w:val="0D215D5D"/>
+    <w:multiLevelType w:val="hybridMultilevel"/>
+    <w:tmpl w:val="10F852CC"/>
+    <w:lvl w:ilvl="0" w:tplc="4C09000F">
+      <w:start w:val="1"/>
+      <w:numFmt w:val="decimal"/>
+      <w:lvlText w:val="%1."/>
+      <w:lvlJc w:val="left"/>
+      <w:pPr>
+        <w:ind w:left="720" w:hanging="360"/>
+      </w:pPr>
+    </w:lvl>
+    <w:lvl w:ilvl="1" w:tplc="4C090019" w:tentative="1">
+      <w:start w:val="1"/>
+      <w:numFmt w:val="lowerLetter"/>
+      <w:lvlText w:val="%2."/>
+      <w:lvlJc w:val="left"/>
+      <w:pPr>
+        <w:ind w:left="1440" w:hanging="360"/>
+      </w:pPr>
+    </w:lvl>
+    <w:lvl w:ilvl="2" w:tplc="4C09001B" w:tentative="1">
+      <w:start w:val="1"/>
+      <w:numFmt w:val="lowerRoman"/>
+      <w:lvlText w:val="%3."/>
+      <w:lvlJc w:val="right"/>
+      <w:pPr>
+        <w:ind w:left="2160" w:hanging="180"/>
+      </w:pPr>
+    </w:lvl>
+    <w:lvl w:ilvl="3" w:tplc="4C09000F" w:tentative="1">
+      <w:start w:val="1"/>
+      <w:numFmt w:val="decimal"/>
+      <w:lvlText w:val="%4."/>
+      <w:lvlJc w:val="left"/>
+      <w:pPr>
+        <w:ind w:left="2880" w:hanging="360"/>
+      </w:pPr>
+    </w:lvl>
+    <w:lvl w:ilvl="4" w:tplc="4C090019" w:tentative="1">
+      <w:start w:val="1"/>
+      <w:numFmt w:val="lowerLetter"/>
+      <w:lvlText w:val="%5."/>
+      <w:lvlJc w:val="left"/>
+      <w:pPr>
+        <w:ind w:left="3600" w:hanging="360"/>
+      </w:pPr>
+    </w:lvl>
+    <w:lvl w:ilvl="5" w:tplc="4C09001B" w:tentative="1">
+      <w:start w:val="1"/>
+      <w:numFmt w:val="lowerRoman"/>
+      <w:lvlText w:val="%6."/>
+      <w:lvlJc w:val="right"/>
+      <w:pPr>
+        <w:ind w:left="4320" w:hanging="180"/>
+      </w:pPr>
+    </w:lvl>
+    <w:lvl w:ilvl="6" w:tplc="4C09000F" w:tentative="1">
+      <w:start w:val="1"/>
+      <w:numFmt w:val="decimal"/>
+      <w:lvlText w:val="%7."/>
+      <w:lvlJc w:val="left"/>
+      <w:pPr>
+        <w:ind w:left="5040" w:hanging="360"/>
+      </w:pPr>
+    </w:lvl>
+    <w:lvl w:ilvl="7" w:tplc="4C090019" w:tentative="1">
+      <w:start w:val="1"/>
+      <w:numFmt w:val="lowerLetter"/>
+      <w:lvlText w:val="%8."/>
+      <w:lvlJc w:val="left"/>
+      <w:pPr>
+        <w:ind w:left="5760" w:hanging="360"/>
+      </w:pPr>
+    </w:lvl>
+    <w:lvl w:ilvl="8" w:tplc="4C09001B" w:tentative="1">
+      <w:start w:val="1"/>
+      <w:numFmt w:val="lowerRoman"/>
+      <w:lvlText w:val="%9."/>
+      <w:lvlJc w:val="right"/>
+      <w:pPr>
+        <w:ind w:left="6480" w:hanging="180"/>
+      </w:pPr>
+    </w:lvl>
+  </w:abstractNum>
+  <w:abstractNum w:abstractNumId="1" w15:restartNumberingAfterBreak="0">
     <w:nsid w:val="0ECB4694"/>
     <w:multiLevelType w:val="hybridMultilevel"/>
     <w:tmpl w:val="993899CC"/>
@@ -3502,7 +3935,1324 @@
       </w:pPr>
     </w:lvl>
   </w:abstractNum>
-  <w:abstractNum w:abstractNumId="1" w15:restartNumberingAfterBreak="0">
+  <w:abstractNum w:abstractNumId="2" w15:restartNumberingAfterBreak="0">
+    <w:nsid w:val="11290F69"/>
+    <w:multiLevelType w:val="hybridMultilevel"/>
+    <w:tmpl w:val="E2764D98"/>
+    <w:lvl w:ilvl="0" w:tplc="4C090001">
+      <w:start w:val="1"/>
+      <w:numFmt w:val="bullet"/>
+      <w:lvlText w:val=""/>
+      <w:lvlJc w:val="left"/>
+      <w:pPr>
+        <w:ind w:left="720" w:hanging="360"/>
+      </w:pPr>
+      <w:rPr>
+        <w:rFonts w:ascii="Symbol" w:hAnsi="Symbol" w:hint="default"/>
+      </w:rPr>
+    </w:lvl>
+    <w:lvl w:ilvl="1" w:tplc="4C090003" w:tentative="1">
+      <w:start w:val="1"/>
+      <w:numFmt w:val="bullet"/>
+      <w:lvlText w:val="o"/>
+      <w:lvlJc w:val="left"/>
+      <w:pPr>
+        <w:ind w:left="1440" w:hanging="360"/>
+      </w:pPr>
+      <w:rPr>
+        <w:rFonts w:ascii="Courier New" w:hAnsi="Courier New" w:cs="Courier New" w:hint="default"/>
+      </w:rPr>
+    </w:lvl>
+    <w:lvl w:ilvl="2" w:tplc="4C090005" w:tentative="1">
+      <w:start w:val="1"/>
+      <w:numFmt w:val="bullet"/>
+      <w:lvlText w:val=""/>
+      <w:lvlJc w:val="left"/>
+      <w:pPr>
+        <w:ind w:left="2160" w:hanging="360"/>
+      </w:pPr>
+      <w:rPr>
+        <w:rFonts w:ascii="Wingdings" w:hAnsi="Wingdings" w:hint="default"/>
+      </w:rPr>
+    </w:lvl>
+    <w:lvl w:ilvl="3" w:tplc="4C090001" w:tentative="1">
+      <w:start w:val="1"/>
+      <w:numFmt w:val="bullet"/>
+      <w:lvlText w:val=""/>
+      <w:lvlJc w:val="left"/>
+      <w:pPr>
+        <w:ind w:left="2880" w:hanging="360"/>
+      </w:pPr>
+      <w:rPr>
+        <w:rFonts w:ascii="Symbol" w:hAnsi="Symbol" w:hint="default"/>
+      </w:rPr>
+    </w:lvl>
+    <w:lvl w:ilvl="4" w:tplc="4C090003" w:tentative="1">
+      <w:start w:val="1"/>
+      <w:numFmt w:val="bullet"/>
+      <w:lvlText w:val="o"/>
+      <w:lvlJc w:val="left"/>
+      <w:pPr>
+        <w:ind w:left="3600" w:hanging="360"/>
+      </w:pPr>
+      <w:rPr>
+        <w:rFonts w:ascii="Courier New" w:hAnsi="Courier New" w:cs="Courier New" w:hint="default"/>
+      </w:rPr>
+    </w:lvl>
+    <w:lvl w:ilvl="5" w:tplc="4C090005" w:tentative="1">
+      <w:start w:val="1"/>
+      <w:numFmt w:val="bullet"/>
+      <w:lvlText w:val=""/>
+      <w:lvlJc w:val="left"/>
+      <w:pPr>
+        <w:ind w:left="4320" w:hanging="360"/>
+      </w:pPr>
+      <w:rPr>
+        <w:rFonts w:ascii="Wingdings" w:hAnsi="Wingdings" w:hint="default"/>
+      </w:rPr>
+    </w:lvl>
+    <w:lvl w:ilvl="6" w:tplc="4C090001" w:tentative="1">
+      <w:start w:val="1"/>
+      <w:numFmt w:val="bullet"/>
+      <w:lvlText w:val=""/>
+      <w:lvlJc w:val="left"/>
+      <w:pPr>
+        <w:ind w:left="5040" w:hanging="360"/>
+      </w:pPr>
+      <w:rPr>
+        <w:rFonts w:ascii="Symbol" w:hAnsi="Symbol" w:hint="default"/>
+      </w:rPr>
+    </w:lvl>
+    <w:lvl w:ilvl="7" w:tplc="4C090003" w:tentative="1">
+      <w:start w:val="1"/>
+      <w:numFmt w:val="bullet"/>
+      <w:lvlText w:val="o"/>
+      <w:lvlJc w:val="left"/>
+      <w:pPr>
+        <w:ind w:left="5760" w:hanging="360"/>
+      </w:pPr>
+      <w:rPr>
+        <w:rFonts w:ascii="Courier New" w:hAnsi="Courier New" w:cs="Courier New" w:hint="default"/>
+      </w:rPr>
+    </w:lvl>
+    <w:lvl w:ilvl="8" w:tplc="4C090005" w:tentative="1">
+      <w:start w:val="1"/>
+      <w:numFmt w:val="bullet"/>
+      <w:lvlText w:val=""/>
+      <w:lvlJc w:val="left"/>
+      <w:pPr>
+        <w:ind w:left="6480" w:hanging="360"/>
+      </w:pPr>
+      <w:rPr>
+        <w:rFonts w:ascii="Wingdings" w:hAnsi="Wingdings" w:hint="default"/>
+      </w:rPr>
+    </w:lvl>
+  </w:abstractNum>
+  <w:abstractNum w:abstractNumId="3" w15:restartNumberingAfterBreak="0">
+    <w:nsid w:val="175428CB"/>
+    <w:multiLevelType w:val="multilevel"/>
+    <w:tmpl w:val="4E22BF96"/>
+    <w:lvl w:ilvl="0">
+      <w:start w:val="1"/>
+      <w:numFmt w:val="bullet"/>
+      <w:lvlText w:val=""/>
+      <w:lvlJc w:val="left"/>
+      <w:pPr>
+        <w:tabs>
+          <w:tab w:val="num" w:pos="720"/>
+        </w:tabs>
+        <w:ind w:left="720" w:hanging="360"/>
+      </w:pPr>
+      <w:rPr>
+        <w:rFonts w:ascii="Symbol" w:hAnsi="Symbol" w:hint="default"/>
+        <w:sz w:val="20"/>
+      </w:rPr>
+    </w:lvl>
+    <w:lvl w:ilvl="1" w:tentative="1">
+      <w:start w:val="1"/>
+      <w:numFmt w:val="bullet"/>
+      <w:lvlText w:val="o"/>
+      <w:lvlJc w:val="left"/>
+      <w:pPr>
+        <w:tabs>
+          <w:tab w:val="num" w:pos="1440"/>
+        </w:tabs>
+        <w:ind w:left="1440" w:hanging="360"/>
+      </w:pPr>
+      <w:rPr>
+        <w:rFonts w:ascii="Courier New" w:hAnsi="Courier New" w:hint="default"/>
+        <w:sz w:val="20"/>
+      </w:rPr>
+    </w:lvl>
+    <w:lvl w:ilvl="2" w:tentative="1">
+      <w:start w:val="1"/>
+      <w:numFmt w:val="bullet"/>
+      <w:lvlText w:val=""/>
+      <w:lvlJc w:val="left"/>
+      <w:pPr>
+        <w:tabs>
+          <w:tab w:val="num" w:pos="2160"/>
+        </w:tabs>
+        <w:ind w:left="2160" w:hanging="360"/>
+      </w:pPr>
+      <w:rPr>
+        <w:rFonts w:ascii="Wingdings" w:hAnsi="Wingdings" w:hint="default"/>
+        <w:sz w:val="20"/>
+      </w:rPr>
+    </w:lvl>
+    <w:lvl w:ilvl="3" w:tentative="1">
+      <w:start w:val="1"/>
+      <w:numFmt w:val="bullet"/>
+      <w:lvlText w:val=""/>
+      <w:lvlJc w:val="left"/>
+      <w:pPr>
+        <w:tabs>
+          <w:tab w:val="num" w:pos="2880"/>
+        </w:tabs>
+        <w:ind w:left="2880" w:hanging="360"/>
+      </w:pPr>
+      <w:rPr>
+        <w:rFonts w:ascii="Wingdings" w:hAnsi="Wingdings" w:hint="default"/>
+        <w:sz w:val="20"/>
+      </w:rPr>
+    </w:lvl>
+    <w:lvl w:ilvl="4" w:tentative="1">
+      <w:start w:val="1"/>
+      <w:numFmt w:val="bullet"/>
+      <w:lvlText w:val=""/>
+      <w:lvlJc w:val="left"/>
+      <w:pPr>
+        <w:tabs>
+          <w:tab w:val="num" w:pos="3600"/>
+        </w:tabs>
+        <w:ind w:left="3600" w:hanging="360"/>
+      </w:pPr>
+      <w:rPr>
+        <w:rFonts w:ascii="Wingdings" w:hAnsi="Wingdings" w:hint="default"/>
+        <w:sz w:val="20"/>
+      </w:rPr>
+    </w:lvl>
+    <w:lvl w:ilvl="5" w:tentative="1">
+      <w:start w:val="1"/>
+      <w:numFmt w:val="bullet"/>
+      <w:lvlText w:val=""/>
+      <w:lvlJc w:val="left"/>
+      <w:pPr>
+        <w:tabs>
+          <w:tab w:val="num" w:pos="4320"/>
+        </w:tabs>
+        <w:ind w:left="4320" w:hanging="360"/>
+      </w:pPr>
+      <w:rPr>
+        <w:rFonts w:ascii="Wingdings" w:hAnsi="Wingdings" w:hint="default"/>
+        <w:sz w:val="20"/>
+      </w:rPr>
+    </w:lvl>
+    <w:lvl w:ilvl="6" w:tentative="1">
+      <w:start w:val="1"/>
+      <w:numFmt w:val="bullet"/>
+      <w:lvlText w:val=""/>
+      <w:lvlJc w:val="left"/>
+      <w:pPr>
+        <w:tabs>
+          <w:tab w:val="num" w:pos="5040"/>
+        </w:tabs>
+        <w:ind w:left="5040" w:hanging="360"/>
+      </w:pPr>
+      <w:rPr>
+        <w:rFonts w:ascii="Wingdings" w:hAnsi="Wingdings" w:hint="default"/>
+        <w:sz w:val="20"/>
+      </w:rPr>
+    </w:lvl>
+    <w:lvl w:ilvl="7" w:tentative="1">
+      <w:start w:val="1"/>
+      <w:numFmt w:val="bullet"/>
+      <w:lvlText w:val=""/>
+      <w:lvlJc w:val="left"/>
+      <w:pPr>
+        <w:tabs>
+          <w:tab w:val="num" w:pos="5760"/>
+        </w:tabs>
+        <w:ind w:left="5760" w:hanging="360"/>
+      </w:pPr>
+      <w:rPr>
+        <w:rFonts w:ascii="Wingdings" w:hAnsi="Wingdings" w:hint="default"/>
+        <w:sz w:val="20"/>
+      </w:rPr>
+    </w:lvl>
+    <w:lvl w:ilvl="8" w:tentative="1">
+      <w:start w:val="1"/>
+      <w:numFmt w:val="bullet"/>
+      <w:lvlText w:val=""/>
+      <w:lvlJc w:val="left"/>
+      <w:pPr>
+        <w:tabs>
+          <w:tab w:val="num" w:pos="6480"/>
+        </w:tabs>
+        <w:ind w:left="6480" w:hanging="360"/>
+      </w:pPr>
+      <w:rPr>
+        <w:rFonts w:ascii="Wingdings" w:hAnsi="Wingdings" w:hint="default"/>
+        <w:sz w:val="20"/>
+      </w:rPr>
+    </w:lvl>
+  </w:abstractNum>
+  <w:abstractNum w:abstractNumId="4" w15:restartNumberingAfterBreak="0">
+    <w:nsid w:val="1C773B3B"/>
+    <w:multiLevelType w:val="hybridMultilevel"/>
+    <w:tmpl w:val="CD68AB16"/>
+    <w:lvl w:ilvl="0" w:tplc="18500E78">
+      <w:start w:val="1"/>
+      <w:numFmt w:val="bullet"/>
+      <w:lvlText w:val=""/>
+      <w:lvlJc w:val="left"/>
+      <w:pPr>
+        <w:ind w:left="720" w:hanging="360"/>
+      </w:pPr>
+      <w:rPr>
+        <w:rFonts w:ascii="Symbol" w:hAnsi="Symbol" w:hint="default"/>
+        <w:b w:val="0"/>
+        <w:bCs/>
+      </w:rPr>
+    </w:lvl>
+    <w:lvl w:ilvl="1" w:tplc="4C090003" w:tentative="1">
+      <w:start w:val="1"/>
+      <w:numFmt w:val="bullet"/>
+      <w:lvlText w:val="o"/>
+      <w:lvlJc w:val="left"/>
+      <w:pPr>
+        <w:ind w:left="1440" w:hanging="360"/>
+      </w:pPr>
+      <w:rPr>
+        <w:rFonts w:ascii="Courier New" w:hAnsi="Courier New" w:cs="Courier New" w:hint="default"/>
+      </w:rPr>
+    </w:lvl>
+    <w:lvl w:ilvl="2" w:tplc="4C090005" w:tentative="1">
+      <w:start w:val="1"/>
+      <w:numFmt w:val="bullet"/>
+      <w:lvlText w:val=""/>
+      <w:lvlJc w:val="left"/>
+      <w:pPr>
+        <w:ind w:left="2160" w:hanging="360"/>
+      </w:pPr>
+      <w:rPr>
+        <w:rFonts w:ascii="Wingdings" w:hAnsi="Wingdings" w:hint="default"/>
+      </w:rPr>
+    </w:lvl>
+    <w:lvl w:ilvl="3" w:tplc="4C090001" w:tentative="1">
+      <w:start w:val="1"/>
+      <w:numFmt w:val="bullet"/>
+      <w:lvlText w:val=""/>
+      <w:lvlJc w:val="left"/>
+      <w:pPr>
+        <w:ind w:left="2880" w:hanging="360"/>
+      </w:pPr>
+      <w:rPr>
+        <w:rFonts w:ascii="Symbol" w:hAnsi="Symbol" w:hint="default"/>
+      </w:rPr>
+    </w:lvl>
+    <w:lvl w:ilvl="4" w:tplc="4C090003" w:tentative="1">
+      <w:start w:val="1"/>
+      <w:numFmt w:val="bullet"/>
+      <w:lvlText w:val="o"/>
+      <w:lvlJc w:val="left"/>
+      <w:pPr>
+        <w:ind w:left="3600" w:hanging="360"/>
+      </w:pPr>
+      <w:rPr>
+        <w:rFonts w:ascii="Courier New" w:hAnsi="Courier New" w:cs="Courier New" w:hint="default"/>
+      </w:rPr>
+    </w:lvl>
+    <w:lvl w:ilvl="5" w:tplc="4C090005" w:tentative="1">
+      <w:start w:val="1"/>
+      <w:numFmt w:val="bullet"/>
+      <w:lvlText w:val=""/>
+      <w:lvlJc w:val="left"/>
+      <w:pPr>
+        <w:ind w:left="4320" w:hanging="360"/>
+      </w:pPr>
+      <w:rPr>
+        <w:rFonts w:ascii="Wingdings" w:hAnsi="Wingdings" w:hint="default"/>
+      </w:rPr>
+    </w:lvl>
+    <w:lvl w:ilvl="6" w:tplc="4C090001" w:tentative="1">
+      <w:start w:val="1"/>
+      <w:numFmt w:val="bullet"/>
+      <w:lvlText w:val=""/>
+      <w:lvlJc w:val="left"/>
+      <w:pPr>
+        <w:ind w:left="5040" w:hanging="360"/>
+      </w:pPr>
+      <w:rPr>
+        <w:rFonts w:ascii="Symbol" w:hAnsi="Symbol" w:hint="default"/>
+      </w:rPr>
+    </w:lvl>
+    <w:lvl w:ilvl="7" w:tplc="4C090003" w:tentative="1">
+      <w:start w:val="1"/>
+      <w:numFmt w:val="bullet"/>
+      <w:lvlText w:val="o"/>
+      <w:lvlJc w:val="left"/>
+      <w:pPr>
+        <w:ind w:left="5760" w:hanging="360"/>
+      </w:pPr>
+      <w:rPr>
+        <w:rFonts w:ascii="Courier New" w:hAnsi="Courier New" w:cs="Courier New" w:hint="default"/>
+      </w:rPr>
+    </w:lvl>
+    <w:lvl w:ilvl="8" w:tplc="4C090005" w:tentative="1">
+      <w:start w:val="1"/>
+      <w:numFmt w:val="bullet"/>
+      <w:lvlText w:val=""/>
+      <w:lvlJc w:val="left"/>
+      <w:pPr>
+        <w:ind w:left="6480" w:hanging="360"/>
+      </w:pPr>
+      <w:rPr>
+        <w:rFonts w:ascii="Wingdings" w:hAnsi="Wingdings" w:hint="default"/>
+      </w:rPr>
+    </w:lvl>
+  </w:abstractNum>
+  <w:abstractNum w:abstractNumId="5" w15:restartNumberingAfterBreak="0">
+    <w:nsid w:val="1CAF23F4"/>
+    <w:multiLevelType w:val="hybridMultilevel"/>
+    <w:tmpl w:val="E2A8FDD4"/>
+    <w:lvl w:ilvl="0" w:tplc="4C090001">
+      <w:start w:val="1"/>
+      <w:numFmt w:val="bullet"/>
+      <w:lvlText w:val=""/>
+      <w:lvlJc w:val="left"/>
+      <w:pPr>
+        <w:ind w:left="720" w:hanging="360"/>
+      </w:pPr>
+      <w:rPr>
+        <w:rFonts w:ascii="Symbol" w:hAnsi="Symbol" w:hint="default"/>
+      </w:rPr>
+    </w:lvl>
+    <w:lvl w:ilvl="1" w:tplc="4C090003" w:tentative="1">
+      <w:start w:val="1"/>
+      <w:numFmt w:val="bullet"/>
+      <w:lvlText w:val="o"/>
+      <w:lvlJc w:val="left"/>
+      <w:pPr>
+        <w:ind w:left="1440" w:hanging="360"/>
+      </w:pPr>
+      <w:rPr>
+        <w:rFonts w:ascii="Courier New" w:hAnsi="Courier New" w:cs="Courier New" w:hint="default"/>
+      </w:rPr>
+    </w:lvl>
+    <w:lvl w:ilvl="2" w:tplc="4C090005" w:tentative="1">
+      <w:start w:val="1"/>
+      <w:numFmt w:val="bullet"/>
+      <w:lvlText w:val=""/>
+      <w:lvlJc w:val="left"/>
+      <w:pPr>
+        <w:ind w:left="2160" w:hanging="360"/>
+      </w:pPr>
+      <w:rPr>
+        <w:rFonts w:ascii="Wingdings" w:hAnsi="Wingdings" w:hint="default"/>
+      </w:rPr>
+    </w:lvl>
+    <w:lvl w:ilvl="3" w:tplc="4C090001" w:tentative="1">
+      <w:start w:val="1"/>
+      <w:numFmt w:val="bullet"/>
+      <w:lvlText w:val=""/>
+      <w:lvlJc w:val="left"/>
+      <w:pPr>
+        <w:ind w:left="2880" w:hanging="360"/>
+      </w:pPr>
+      <w:rPr>
+        <w:rFonts w:ascii="Symbol" w:hAnsi="Symbol" w:hint="default"/>
+      </w:rPr>
+    </w:lvl>
+    <w:lvl w:ilvl="4" w:tplc="4C090003" w:tentative="1">
+      <w:start w:val="1"/>
+      <w:numFmt w:val="bullet"/>
+      <w:lvlText w:val="o"/>
+      <w:lvlJc w:val="left"/>
+      <w:pPr>
+        <w:ind w:left="3600" w:hanging="360"/>
+      </w:pPr>
+      <w:rPr>
+        <w:rFonts w:ascii="Courier New" w:hAnsi="Courier New" w:cs="Courier New" w:hint="default"/>
+      </w:rPr>
+    </w:lvl>
+    <w:lvl w:ilvl="5" w:tplc="4C090005" w:tentative="1">
+      <w:start w:val="1"/>
+      <w:numFmt w:val="bullet"/>
+      <w:lvlText w:val=""/>
+      <w:lvlJc w:val="left"/>
+      <w:pPr>
+        <w:ind w:left="4320" w:hanging="360"/>
+      </w:pPr>
+      <w:rPr>
+        <w:rFonts w:ascii="Wingdings" w:hAnsi="Wingdings" w:hint="default"/>
+      </w:rPr>
+    </w:lvl>
+    <w:lvl w:ilvl="6" w:tplc="4C090001" w:tentative="1">
+      <w:start w:val="1"/>
+      <w:numFmt w:val="bullet"/>
+      <w:lvlText w:val=""/>
+      <w:lvlJc w:val="left"/>
+      <w:pPr>
+        <w:ind w:left="5040" w:hanging="360"/>
+      </w:pPr>
+      <w:rPr>
+        <w:rFonts w:ascii="Symbol" w:hAnsi="Symbol" w:hint="default"/>
+      </w:rPr>
+    </w:lvl>
+    <w:lvl w:ilvl="7" w:tplc="4C090003" w:tentative="1">
+      <w:start w:val="1"/>
+      <w:numFmt w:val="bullet"/>
+      <w:lvlText w:val="o"/>
+      <w:lvlJc w:val="left"/>
+      <w:pPr>
+        <w:ind w:left="5760" w:hanging="360"/>
+      </w:pPr>
+      <w:rPr>
+        <w:rFonts w:ascii="Courier New" w:hAnsi="Courier New" w:cs="Courier New" w:hint="default"/>
+      </w:rPr>
+    </w:lvl>
+    <w:lvl w:ilvl="8" w:tplc="4C090005" w:tentative="1">
+      <w:start w:val="1"/>
+      <w:numFmt w:val="bullet"/>
+      <w:lvlText w:val=""/>
+      <w:lvlJc w:val="left"/>
+      <w:pPr>
+        <w:ind w:left="6480" w:hanging="360"/>
+      </w:pPr>
+      <w:rPr>
+        <w:rFonts w:ascii="Wingdings" w:hAnsi="Wingdings" w:hint="default"/>
+      </w:rPr>
+    </w:lvl>
+  </w:abstractNum>
+  <w:abstractNum w:abstractNumId="6" w15:restartNumberingAfterBreak="0">
+    <w:nsid w:val="2B366447"/>
+    <w:multiLevelType w:val="hybridMultilevel"/>
+    <w:tmpl w:val="77D222D0"/>
+    <w:lvl w:ilvl="0" w:tplc="4C090001">
+      <w:start w:val="1"/>
+      <w:numFmt w:val="bullet"/>
+      <w:lvlText w:val=""/>
+      <w:lvlJc w:val="left"/>
+      <w:pPr>
+        <w:ind w:left="720" w:hanging="360"/>
+      </w:pPr>
+      <w:rPr>
+        <w:rFonts w:ascii="Symbol" w:hAnsi="Symbol" w:hint="default"/>
+      </w:rPr>
+    </w:lvl>
+    <w:lvl w:ilvl="1" w:tplc="4C090003" w:tentative="1">
+      <w:start w:val="1"/>
+      <w:numFmt w:val="bullet"/>
+      <w:lvlText w:val="o"/>
+      <w:lvlJc w:val="left"/>
+      <w:pPr>
+        <w:ind w:left="1440" w:hanging="360"/>
+      </w:pPr>
+      <w:rPr>
+        <w:rFonts w:ascii="Courier New" w:hAnsi="Courier New" w:cs="Courier New" w:hint="default"/>
+      </w:rPr>
+    </w:lvl>
+    <w:lvl w:ilvl="2" w:tplc="4C090005" w:tentative="1">
+      <w:start w:val="1"/>
+      <w:numFmt w:val="bullet"/>
+      <w:lvlText w:val=""/>
+      <w:lvlJc w:val="left"/>
+      <w:pPr>
+        <w:ind w:left="2160" w:hanging="360"/>
+      </w:pPr>
+      <w:rPr>
+        <w:rFonts w:ascii="Wingdings" w:hAnsi="Wingdings" w:hint="default"/>
+      </w:rPr>
+    </w:lvl>
+    <w:lvl w:ilvl="3" w:tplc="4C090001" w:tentative="1">
+      <w:start w:val="1"/>
+      <w:numFmt w:val="bullet"/>
+      <w:lvlText w:val=""/>
+      <w:lvlJc w:val="left"/>
+      <w:pPr>
+        <w:ind w:left="2880" w:hanging="360"/>
+      </w:pPr>
+      <w:rPr>
+        <w:rFonts w:ascii="Symbol" w:hAnsi="Symbol" w:hint="default"/>
+      </w:rPr>
+    </w:lvl>
+    <w:lvl w:ilvl="4" w:tplc="4C090003" w:tentative="1">
+      <w:start w:val="1"/>
+      <w:numFmt w:val="bullet"/>
+      <w:lvlText w:val="o"/>
+      <w:lvlJc w:val="left"/>
+      <w:pPr>
+        <w:ind w:left="3600" w:hanging="360"/>
+      </w:pPr>
+      <w:rPr>
+        <w:rFonts w:ascii="Courier New" w:hAnsi="Courier New" w:cs="Courier New" w:hint="default"/>
+      </w:rPr>
+    </w:lvl>
+    <w:lvl w:ilvl="5" w:tplc="4C090005" w:tentative="1">
+      <w:start w:val="1"/>
+      <w:numFmt w:val="bullet"/>
+      <w:lvlText w:val=""/>
+      <w:lvlJc w:val="left"/>
+      <w:pPr>
+        <w:ind w:left="4320" w:hanging="360"/>
+      </w:pPr>
+      <w:rPr>
+        <w:rFonts w:ascii="Wingdings" w:hAnsi="Wingdings" w:hint="default"/>
+      </w:rPr>
+    </w:lvl>
+    <w:lvl w:ilvl="6" w:tplc="4C090001" w:tentative="1">
+      <w:start w:val="1"/>
+      <w:numFmt w:val="bullet"/>
+      <w:lvlText w:val=""/>
+      <w:lvlJc w:val="left"/>
+      <w:pPr>
+        <w:ind w:left="5040" w:hanging="360"/>
+      </w:pPr>
+      <w:rPr>
+        <w:rFonts w:ascii="Symbol" w:hAnsi="Symbol" w:hint="default"/>
+      </w:rPr>
+    </w:lvl>
+    <w:lvl w:ilvl="7" w:tplc="4C090003" w:tentative="1">
+      <w:start w:val="1"/>
+      <w:numFmt w:val="bullet"/>
+      <w:lvlText w:val="o"/>
+      <w:lvlJc w:val="left"/>
+      <w:pPr>
+        <w:ind w:left="5760" w:hanging="360"/>
+      </w:pPr>
+      <w:rPr>
+        <w:rFonts w:ascii="Courier New" w:hAnsi="Courier New" w:cs="Courier New" w:hint="default"/>
+      </w:rPr>
+    </w:lvl>
+    <w:lvl w:ilvl="8" w:tplc="4C090005" w:tentative="1">
+      <w:start w:val="1"/>
+      <w:numFmt w:val="bullet"/>
+      <w:lvlText w:val=""/>
+      <w:lvlJc w:val="left"/>
+      <w:pPr>
+        <w:ind w:left="6480" w:hanging="360"/>
+      </w:pPr>
+      <w:rPr>
+        <w:rFonts w:ascii="Wingdings" w:hAnsi="Wingdings" w:hint="default"/>
+      </w:rPr>
+    </w:lvl>
+  </w:abstractNum>
+  <w:abstractNum w:abstractNumId="7" w15:restartNumberingAfterBreak="0">
+    <w:nsid w:val="37086E86"/>
+    <w:multiLevelType w:val="hybridMultilevel"/>
+    <w:tmpl w:val="C6F2C326"/>
+    <w:lvl w:ilvl="0" w:tplc="4C090001">
+      <w:start w:val="1"/>
+      <w:numFmt w:val="bullet"/>
+      <w:lvlText w:val=""/>
+      <w:lvlJc w:val="left"/>
+      <w:pPr>
+        <w:ind w:left="720" w:hanging="360"/>
+      </w:pPr>
+      <w:rPr>
+        <w:rFonts w:ascii="Symbol" w:hAnsi="Symbol" w:hint="default"/>
+      </w:rPr>
+    </w:lvl>
+    <w:lvl w:ilvl="1" w:tplc="4C090003" w:tentative="1">
+      <w:start w:val="1"/>
+      <w:numFmt w:val="bullet"/>
+      <w:lvlText w:val="o"/>
+      <w:lvlJc w:val="left"/>
+      <w:pPr>
+        <w:ind w:left="1440" w:hanging="360"/>
+      </w:pPr>
+      <w:rPr>
+        <w:rFonts w:ascii="Courier New" w:hAnsi="Courier New" w:cs="Courier New" w:hint="default"/>
+      </w:rPr>
+    </w:lvl>
+    <w:lvl w:ilvl="2" w:tplc="4C090005" w:tentative="1">
+      <w:start w:val="1"/>
+      <w:numFmt w:val="bullet"/>
+      <w:lvlText w:val=""/>
+      <w:lvlJc w:val="left"/>
+      <w:pPr>
+        <w:ind w:left="2160" w:hanging="360"/>
+      </w:pPr>
+      <w:rPr>
+        <w:rFonts w:ascii="Wingdings" w:hAnsi="Wingdings" w:hint="default"/>
+      </w:rPr>
+    </w:lvl>
+    <w:lvl w:ilvl="3" w:tplc="4C090001" w:tentative="1">
+      <w:start w:val="1"/>
+      <w:numFmt w:val="bullet"/>
+      <w:lvlText w:val=""/>
+      <w:lvlJc w:val="left"/>
+      <w:pPr>
+        <w:ind w:left="2880" w:hanging="360"/>
+      </w:pPr>
+      <w:rPr>
+        <w:rFonts w:ascii="Symbol" w:hAnsi="Symbol" w:hint="default"/>
+      </w:rPr>
+    </w:lvl>
+    <w:lvl w:ilvl="4" w:tplc="4C090003" w:tentative="1">
+      <w:start w:val="1"/>
+      <w:numFmt w:val="bullet"/>
+      <w:lvlText w:val="o"/>
+      <w:lvlJc w:val="left"/>
+      <w:pPr>
+        <w:ind w:left="3600" w:hanging="360"/>
+      </w:pPr>
+      <w:rPr>
+        <w:rFonts w:ascii="Courier New" w:hAnsi="Courier New" w:cs="Courier New" w:hint="default"/>
+      </w:rPr>
+    </w:lvl>
+    <w:lvl w:ilvl="5" w:tplc="4C090005" w:tentative="1">
+      <w:start w:val="1"/>
+      <w:numFmt w:val="bullet"/>
+      <w:lvlText w:val=""/>
+      <w:lvlJc w:val="left"/>
+      <w:pPr>
+        <w:ind w:left="4320" w:hanging="360"/>
+      </w:pPr>
+      <w:rPr>
+        <w:rFonts w:ascii="Wingdings" w:hAnsi="Wingdings" w:hint="default"/>
+      </w:rPr>
+    </w:lvl>
+    <w:lvl w:ilvl="6" w:tplc="4C090001" w:tentative="1">
+      <w:start w:val="1"/>
+      <w:numFmt w:val="bullet"/>
+      <w:lvlText w:val=""/>
+      <w:lvlJc w:val="left"/>
+      <w:pPr>
+        <w:ind w:left="5040" w:hanging="360"/>
+      </w:pPr>
+      <w:rPr>
+        <w:rFonts w:ascii="Symbol" w:hAnsi="Symbol" w:hint="default"/>
+      </w:rPr>
+    </w:lvl>
+    <w:lvl w:ilvl="7" w:tplc="4C090003" w:tentative="1">
+      <w:start w:val="1"/>
+      <w:numFmt w:val="bullet"/>
+      <w:lvlText w:val="o"/>
+      <w:lvlJc w:val="left"/>
+      <w:pPr>
+        <w:ind w:left="5760" w:hanging="360"/>
+      </w:pPr>
+      <w:rPr>
+        <w:rFonts w:ascii="Courier New" w:hAnsi="Courier New" w:cs="Courier New" w:hint="default"/>
+      </w:rPr>
+    </w:lvl>
+    <w:lvl w:ilvl="8" w:tplc="4C090005" w:tentative="1">
+      <w:start w:val="1"/>
+      <w:numFmt w:val="bullet"/>
+      <w:lvlText w:val=""/>
+      <w:lvlJc w:val="left"/>
+      <w:pPr>
+        <w:ind w:left="6480" w:hanging="360"/>
+      </w:pPr>
+      <w:rPr>
+        <w:rFonts w:ascii="Wingdings" w:hAnsi="Wingdings" w:hint="default"/>
+      </w:rPr>
+    </w:lvl>
+  </w:abstractNum>
+  <w:abstractNum w:abstractNumId="8" w15:restartNumberingAfterBreak="0">
+    <w:nsid w:val="37AC0845"/>
+    <w:multiLevelType w:val="hybridMultilevel"/>
+    <w:tmpl w:val="FFBA2F46"/>
+    <w:lvl w:ilvl="0" w:tplc="4C090001">
+      <w:start w:val="1"/>
+      <w:numFmt w:val="bullet"/>
+      <w:lvlText w:val=""/>
+      <w:lvlJc w:val="left"/>
+      <w:pPr>
+        <w:ind w:left="720" w:hanging="360"/>
+      </w:pPr>
+      <w:rPr>
+        <w:rFonts w:ascii="Symbol" w:hAnsi="Symbol" w:hint="default"/>
+      </w:rPr>
+    </w:lvl>
+    <w:lvl w:ilvl="1" w:tplc="4C090003" w:tentative="1">
+      <w:start w:val="1"/>
+      <w:numFmt w:val="bullet"/>
+      <w:lvlText w:val="o"/>
+      <w:lvlJc w:val="left"/>
+      <w:pPr>
+        <w:ind w:left="1440" w:hanging="360"/>
+      </w:pPr>
+      <w:rPr>
+        <w:rFonts w:ascii="Courier New" w:hAnsi="Courier New" w:cs="Courier New" w:hint="default"/>
+      </w:rPr>
+    </w:lvl>
+    <w:lvl w:ilvl="2" w:tplc="4C090005" w:tentative="1">
+      <w:start w:val="1"/>
+      <w:numFmt w:val="bullet"/>
+      <w:lvlText w:val=""/>
+      <w:lvlJc w:val="left"/>
+      <w:pPr>
+        <w:ind w:left="2160" w:hanging="360"/>
+      </w:pPr>
+      <w:rPr>
+        <w:rFonts w:ascii="Wingdings" w:hAnsi="Wingdings" w:hint="default"/>
+      </w:rPr>
+    </w:lvl>
+    <w:lvl w:ilvl="3" w:tplc="4C090001" w:tentative="1">
+      <w:start w:val="1"/>
+      <w:numFmt w:val="bullet"/>
+      <w:lvlText w:val=""/>
+      <w:lvlJc w:val="left"/>
+      <w:pPr>
+        <w:ind w:left="2880" w:hanging="360"/>
+      </w:pPr>
+      <w:rPr>
+        <w:rFonts w:ascii="Symbol" w:hAnsi="Symbol" w:hint="default"/>
+      </w:rPr>
+    </w:lvl>
+    <w:lvl w:ilvl="4" w:tplc="4C090003" w:tentative="1">
+      <w:start w:val="1"/>
+      <w:numFmt w:val="bullet"/>
+      <w:lvlText w:val="o"/>
+      <w:lvlJc w:val="left"/>
+      <w:pPr>
+        <w:ind w:left="3600" w:hanging="360"/>
+      </w:pPr>
+      <w:rPr>
+        <w:rFonts w:ascii="Courier New" w:hAnsi="Courier New" w:cs="Courier New" w:hint="default"/>
+      </w:rPr>
+    </w:lvl>
+    <w:lvl w:ilvl="5" w:tplc="4C090005" w:tentative="1">
+      <w:start w:val="1"/>
+      <w:numFmt w:val="bullet"/>
+      <w:lvlText w:val=""/>
+      <w:lvlJc w:val="left"/>
+      <w:pPr>
+        <w:ind w:left="4320" w:hanging="360"/>
+      </w:pPr>
+      <w:rPr>
+        <w:rFonts w:ascii="Wingdings" w:hAnsi="Wingdings" w:hint="default"/>
+      </w:rPr>
+    </w:lvl>
+    <w:lvl w:ilvl="6" w:tplc="4C090001" w:tentative="1">
+      <w:start w:val="1"/>
+      <w:numFmt w:val="bullet"/>
+      <w:lvlText w:val=""/>
+      <w:lvlJc w:val="left"/>
+      <w:pPr>
+        <w:ind w:left="5040" w:hanging="360"/>
+      </w:pPr>
+      <w:rPr>
+        <w:rFonts w:ascii="Symbol" w:hAnsi="Symbol" w:hint="default"/>
+      </w:rPr>
+    </w:lvl>
+    <w:lvl w:ilvl="7" w:tplc="4C090003" w:tentative="1">
+      <w:start w:val="1"/>
+      <w:numFmt w:val="bullet"/>
+      <w:lvlText w:val="o"/>
+      <w:lvlJc w:val="left"/>
+      <w:pPr>
+        <w:ind w:left="5760" w:hanging="360"/>
+      </w:pPr>
+      <w:rPr>
+        <w:rFonts w:ascii="Courier New" w:hAnsi="Courier New" w:cs="Courier New" w:hint="default"/>
+      </w:rPr>
+    </w:lvl>
+    <w:lvl w:ilvl="8" w:tplc="4C090005" w:tentative="1">
+      <w:start w:val="1"/>
+      <w:numFmt w:val="bullet"/>
+      <w:lvlText w:val=""/>
+      <w:lvlJc w:val="left"/>
+      <w:pPr>
+        <w:ind w:left="6480" w:hanging="360"/>
+      </w:pPr>
+      <w:rPr>
+        <w:rFonts w:ascii="Wingdings" w:hAnsi="Wingdings" w:hint="default"/>
+      </w:rPr>
+    </w:lvl>
+  </w:abstractNum>
+  <w:abstractNum w:abstractNumId="9" w15:restartNumberingAfterBreak="0">
+    <w:nsid w:val="39274BB8"/>
+    <w:multiLevelType w:val="hybridMultilevel"/>
+    <w:tmpl w:val="29FE6BAC"/>
+    <w:lvl w:ilvl="0" w:tplc="4C090001">
+      <w:start w:val="1"/>
+      <w:numFmt w:val="bullet"/>
+      <w:lvlText w:val=""/>
+      <w:lvlJc w:val="left"/>
+      <w:pPr>
+        <w:ind w:left="720" w:hanging="360"/>
+      </w:pPr>
+      <w:rPr>
+        <w:rFonts w:ascii="Symbol" w:hAnsi="Symbol" w:hint="default"/>
+      </w:rPr>
+    </w:lvl>
+    <w:lvl w:ilvl="1" w:tplc="4C090003" w:tentative="1">
+      <w:start w:val="1"/>
+      <w:numFmt w:val="bullet"/>
+      <w:lvlText w:val="o"/>
+      <w:lvlJc w:val="left"/>
+      <w:pPr>
+        <w:ind w:left="1440" w:hanging="360"/>
+      </w:pPr>
+      <w:rPr>
+        <w:rFonts w:ascii="Courier New" w:hAnsi="Courier New" w:cs="Courier New" w:hint="default"/>
+      </w:rPr>
+    </w:lvl>
+    <w:lvl w:ilvl="2" w:tplc="4C090005" w:tentative="1">
+      <w:start w:val="1"/>
+      <w:numFmt w:val="bullet"/>
+      <w:lvlText w:val=""/>
+      <w:lvlJc w:val="left"/>
+      <w:pPr>
+        <w:ind w:left="2160" w:hanging="360"/>
+      </w:pPr>
+      <w:rPr>
+        <w:rFonts w:ascii="Wingdings" w:hAnsi="Wingdings" w:hint="default"/>
+      </w:rPr>
+    </w:lvl>
+    <w:lvl w:ilvl="3" w:tplc="4C090001" w:tentative="1">
+      <w:start w:val="1"/>
+      <w:numFmt w:val="bullet"/>
+      <w:lvlText w:val=""/>
+      <w:lvlJc w:val="left"/>
+      <w:pPr>
+        <w:ind w:left="2880" w:hanging="360"/>
+      </w:pPr>
+      <w:rPr>
+        <w:rFonts w:ascii="Symbol" w:hAnsi="Symbol" w:hint="default"/>
+      </w:rPr>
+    </w:lvl>
+    <w:lvl w:ilvl="4" w:tplc="4C090003" w:tentative="1">
+      <w:start w:val="1"/>
+      <w:numFmt w:val="bullet"/>
+      <w:lvlText w:val="o"/>
+      <w:lvlJc w:val="left"/>
+      <w:pPr>
+        <w:ind w:left="3600" w:hanging="360"/>
+      </w:pPr>
+      <w:rPr>
+        <w:rFonts w:ascii="Courier New" w:hAnsi="Courier New" w:cs="Courier New" w:hint="default"/>
+      </w:rPr>
+    </w:lvl>
+    <w:lvl w:ilvl="5" w:tplc="4C090005" w:tentative="1">
+      <w:start w:val="1"/>
+      <w:numFmt w:val="bullet"/>
+      <w:lvlText w:val=""/>
+      <w:lvlJc w:val="left"/>
+      <w:pPr>
+        <w:ind w:left="4320" w:hanging="360"/>
+      </w:pPr>
+      <w:rPr>
+        <w:rFonts w:ascii="Wingdings" w:hAnsi="Wingdings" w:hint="default"/>
+      </w:rPr>
+    </w:lvl>
+    <w:lvl w:ilvl="6" w:tplc="4C090001" w:tentative="1">
+      <w:start w:val="1"/>
+      <w:numFmt w:val="bullet"/>
+      <w:lvlText w:val=""/>
+      <w:lvlJc w:val="left"/>
+      <w:pPr>
+        <w:ind w:left="5040" w:hanging="360"/>
+      </w:pPr>
+      <w:rPr>
+        <w:rFonts w:ascii="Symbol" w:hAnsi="Symbol" w:hint="default"/>
+      </w:rPr>
+    </w:lvl>
+    <w:lvl w:ilvl="7" w:tplc="4C090003" w:tentative="1">
+      <w:start w:val="1"/>
+      <w:numFmt w:val="bullet"/>
+      <w:lvlText w:val="o"/>
+      <w:lvlJc w:val="left"/>
+      <w:pPr>
+        <w:ind w:left="5760" w:hanging="360"/>
+      </w:pPr>
+      <w:rPr>
+        <w:rFonts w:ascii="Courier New" w:hAnsi="Courier New" w:cs="Courier New" w:hint="default"/>
+      </w:rPr>
+    </w:lvl>
+    <w:lvl w:ilvl="8" w:tplc="4C090005" w:tentative="1">
+      <w:start w:val="1"/>
+      <w:numFmt w:val="bullet"/>
+      <w:lvlText w:val=""/>
+      <w:lvlJc w:val="left"/>
+      <w:pPr>
+        <w:ind w:left="6480" w:hanging="360"/>
+      </w:pPr>
+      <w:rPr>
+        <w:rFonts w:ascii="Wingdings" w:hAnsi="Wingdings" w:hint="default"/>
+      </w:rPr>
+    </w:lvl>
+  </w:abstractNum>
+  <w:abstractNum w:abstractNumId="10" w15:restartNumberingAfterBreak="0">
+    <w:nsid w:val="53286694"/>
+    <w:multiLevelType w:val="hybridMultilevel"/>
+    <w:tmpl w:val="24844FF8"/>
+    <w:lvl w:ilvl="0" w:tplc="4C090001">
+      <w:start w:val="1"/>
+      <w:numFmt w:val="bullet"/>
+      <w:lvlText w:val=""/>
+      <w:lvlJc w:val="left"/>
+      <w:pPr>
+        <w:ind w:left="720" w:hanging="360"/>
+      </w:pPr>
+      <w:rPr>
+        <w:rFonts w:ascii="Symbol" w:hAnsi="Symbol" w:hint="default"/>
+      </w:rPr>
+    </w:lvl>
+    <w:lvl w:ilvl="1" w:tplc="4C090003" w:tentative="1">
+      <w:start w:val="1"/>
+      <w:numFmt w:val="bullet"/>
+      <w:lvlText w:val="o"/>
+      <w:lvlJc w:val="left"/>
+      <w:pPr>
+        <w:ind w:left="1440" w:hanging="360"/>
+      </w:pPr>
+      <w:rPr>
+        <w:rFonts w:ascii="Courier New" w:hAnsi="Courier New" w:cs="Courier New" w:hint="default"/>
+      </w:rPr>
+    </w:lvl>
+    <w:lvl w:ilvl="2" w:tplc="4C090005" w:tentative="1">
+      <w:start w:val="1"/>
+      <w:numFmt w:val="bullet"/>
+      <w:lvlText w:val=""/>
+      <w:lvlJc w:val="left"/>
+      <w:pPr>
+        <w:ind w:left="2160" w:hanging="360"/>
+      </w:pPr>
+      <w:rPr>
+        <w:rFonts w:ascii="Wingdings" w:hAnsi="Wingdings" w:hint="default"/>
+      </w:rPr>
+    </w:lvl>
+    <w:lvl w:ilvl="3" w:tplc="4C090001" w:tentative="1">
+      <w:start w:val="1"/>
+      <w:numFmt w:val="bullet"/>
+      <w:lvlText w:val=""/>
+      <w:lvlJc w:val="left"/>
+      <w:pPr>
+        <w:ind w:left="2880" w:hanging="360"/>
+      </w:pPr>
+      <w:rPr>
+        <w:rFonts w:ascii="Symbol" w:hAnsi="Symbol" w:hint="default"/>
+      </w:rPr>
+    </w:lvl>
+    <w:lvl w:ilvl="4" w:tplc="4C090003" w:tentative="1">
+      <w:start w:val="1"/>
+      <w:numFmt w:val="bullet"/>
+      <w:lvlText w:val="o"/>
+      <w:lvlJc w:val="left"/>
+      <w:pPr>
+        <w:ind w:left="3600" w:hanging="360"/>
+      </w:pPr>
+      <w:rPr>
+        <w:rFonts w:ascii="Courier New" w:hAnsi="Courier New" w:cs="Courier New" w:hint="default"/>
+      </w:rPr>
+    </w:lvl>
+    <w:lvl w:ilvl="5" w:tplc="4C090005" w:tentative="1">
+      <w:start w:val="1"/>
+      <w:numFmt w:val="bullet"/>
+      <w:lvlText w:val=""/>
+      <w:lvlJc w:val="left"/>
+      <w:pPr>
+        <w:ind w:left="4320" w:hanging="360"/>
+      </w:pPr>
+      <w:rPr>
+        <w:rFonts w:ascii="Wingdings" w:hAnsi="Wingdings" w:hint="default"/>
+      </w:rPr>
+    </w:lvl>
+    <w:lvl w:ilvl="6" w:tplc="4C090001" w:tentative="1">
+      <w:start w:val="1"/>
+      <w:numFmt w:val="bullet"/>
+      <w:lvlText w:val=""/>
+      <w:lvlJc w:val="left"/>
+      <w:pPr>
+        <w:ind w:left="5040" w:hanging="360"/>
+      </w:pPr>
+      <w:rPr>
+        <w:rFonts w:ascii="Symbol" w:hAnsi="Symbol" w:hint="default"/>
+      </w:rPr>
+    </w:lvl>
+    <w:lvl w:ilvl="7" w:tplc="4C090003" w:tentative="1">
+      <w:start w:val="1"/>
+      <w:numFmt w:val="bullet"/>
+      <w:lvlText w:val="o"/>
+      <w:lvlJc w:val="left"/>
+      <w:pPr>
+        <w:ind w:left="5760" w:hanging="360"/>
+      </w:pPr>
+      <w:rPr>
+        <w:rFonts w:ascii="Courier New" w:hAnsi="Courier New" w:cs="Courier New" w:hint="default"/>
+      </w:rPr>
+    </w:lvl>
+    <w:lvl w:ilvl="8" w:tplc="4C090005" w:tentative="1">
+      <w:start w:val="1"/>
+      <w:numFmt w:val="bullet"/>
+      <w:lvlText w:val=""/>
+      <w:lvlJc w:val="left"/>
+      <w:pPr>
+        <w:ind w:left="6480" w:hanging="360"/>
+      </w:pPr>
+      <w:rPr>
+        <w:rFonts w:ascii="Wingdings" w:hAnsi="Wingdings" w:hint="default"/>
+      </w:rPr>
+    </w:lvl>
+  </w:abstractNum>
+  <w:abstractNum w:abstractNumId="11" w15:restartNumberingAfterBreak="0">
+    <w:nsid w:val="54917F28"/>
+    <w:multiLevelType w:val="multilevel"/>
+    <w:tmpl w:val="0DFCE4BC"/>
+    <w:lvl w:ilvl="0">
+      <w:start w:val="1"/>
+      <w:numFmt w:val="bullet"/>
+      <w:lvlText w:val=""/>
+      <w:lvlJc w:val="left"/>
+      <w:pPr>
+        <w:tabs>
+          <w:tab w:val="num" w:pos="720"/>
+        </w:tabs>
+        <w:ind w:left="720" w:hanging="360"/>
+      </w:pPr>
+      <w:rPr>
+        <w:rFonts w:ascii="Symbol" w:hAnsi="Symbol" w:hint="default"/>
+        <w:sz w:val="20"/>
+      </w:rPr>
+    </w:lvl>
+    <w:lvl w:ilvl="1" w:tentative="1">
+      <w:start w:val="1"/>
+      <w:numFmt w:val="bullet"/>
+      <w:lvlText w:val="o"/>
+      <w:lvlJc w:val="left"/>
+      <w:pPr>
+        <w:tabs>
+          <w:tab w:val="num" w:pos="1440"/>
+        </w:tabs>
+        <w:ind w:left="1440" w:hanging="360"/>
+      </w:pPr>
+      <w:rPr>
+        <w:rFonts w:ascii="Courier New" w:hAnsi="Courier New" w:hint="default"/>
+        <w:sz w:val="20"/>
+      </w:rPr>
+    </w:lvl>
+    <w:lvl w:ilvl="2" w:tentative="1">
+      <w:start w:val="1"/>
+      <w:numFmt w:val="bullet"/>
+      <w:lvlText w:val=""/>
+      <w:lvlJc w:val="left"/>
+      <w:pPr>
+        <w:tabs>
+          <w:tab w:val="num" w:pos="2160"/>
+        </w:tabs>
+        <w:ind w:left="2160" w:hanging="360"/>
+      </w:pPr>
+      <w:rPr>
+        <w:rFonts w:ascii="Wingdings" w:hAnsi="Wingdings" w:hint="default"/>
+        <w:sz w:val="20"/>
+      </w:rPr>
+    </w:lvl>
+    <w:lvl w:ilvl="3" w:tentative="1">
+      <w:start w:val="1"/>
+      <w:numFmt w:val="bullet"/>
+      <w:lvlText w:val=""/>
+      <w:lvlJc w:val="left"/>
+      <w:pPr>
+        <w:tabs>
+          <w:tab w:val="num" w:pos="2880"/>
+        </w:tabs>
+        <w:ind w:left="2880" w:hanging="360"/>
+      </w:pPr>
+      <w:rPr>
+        <w:rFonts w:ascii="Wingdings" w:hAnsi="Wingdings" w:hint="default"/>
+        <w:sz w:val="20"/>
+      </w:rPr>
+    </w:lvl>
+    <w:lvl w:ilvl="4" w:tentative="1">
+      <w:start w:val="1"/>
+      <w:numFmt w:val="bullet"/>
+      <w:lvlText w:val=""/>
+      <w:lvlJc w:val="left"/>
+      <w:pPr>
+        <w:tabs>
+          <w:tab w:val="num" w:pos="3600"/>
+        </w:tabs>
+        <w:ind w:left="3600" w:hanging="360"/>
+      </w:pPr>
+      <w:rPr>
+        <w:rFonts w:ascii="Wingdings" w:hAnsi="Wingdings" w:hint="default"/>
+        <w:sz w:val="20"/>
+      </w:rPr>
+    </w:lvl>
+    <w:lvl w:ilvl="5" w:tentative="1">
+      <w:start w:val="1"/>
+      <w:numFmt w:val="bullet"/>
+      <w:lvlText w:val=""/>
+      <w:lvlJc w:val="left"/>
+      <w:pPr>
+        <w:tabs>
+          <w:tab w:val="num" w:pos="4320"/>
+        </w:tabs>
+        <w:ind w:left="4320" w:hanging="360"/>
+      </w:pPr>
+      <w:rPr>
+        <w:rFonts w:ascii="Wingdings" w:hAnsi="Wingdings" w:hint="default"/>
+        <w:sz w:val="20"/>
+      </w:rPr>
+    </w:lvl>
+    <w:lvl w:ilvl="6" w:tentative="1">
+      <w:start w:val="1"/>
+      <w:numFmt w:val="bullet"/>
+      <w:lvlText w:val=""/>
+      <w:lvlJc w:val="left"/>
+      <w:pPr>
+        <w:tabs>
+          <w:tab w:val="num" w:pos="5040"/>
+        </w:tabs>
+        <w:ind w:left="5040" w:hanging="360"/>
+      </w:pPr>
+      <w:rPr>
+        <w:rFonts w:ascii="Wingdings" w:hAnsi="Wingdings" w:hint="default"/>
+        <w:sz w:val="20"/>
+      </w:rPr>
+    </w:lvl>
+    <w:lvl w:ilvl="7" w:tentative="1">
+      <w:start w:val="1"/>
+      <w:numFmt w:val="bullet"/>
+      <w:lvlText w:val=""/>
+      <w:lvlJc w:val="left"/>
+      <w:pPr>
+        <w:tabs>
+          <w:tab w:val="num" w:pos="5760"/>
+        </w:tabs>
+        <w:ind w:left="5760" w:hanging="360"/>
+      </w:pPr>
+      <w:rPr>
+        <w:rFonts w:ascii="Wingdings" w:hAnsi="Wingdings" w:hint="default"/>
+        <w:sz w:val="20"/>
+      </w:rPr>
+    </w:lvl>
+    <w:lvl w:ilvl="8" w:tentative="1">
+      <w:start w:val="1"/>
+      <w:numFmt w:val="bullet"/>
+      <w:lvlText w:val=""/>
+      <w:lvlJc w:val="left"/>
+      <w:pPr>
+        <w:tabs>
+          <w:tab w:val="num" w:pos="6480"/>
+        </w:tabs>
+        <w:ind w:left="6480" w:hanging="360"/>
+      </w:pPr>
+      <w:rPr>
+        <w:rFonts w:ascii="Wingdings" w:hAnsi="Wingdings" w:hint="default"/>
+        <w:sz w:val="20"/>
+      </w:rPr>
+    </w:lvl>
+  </w:abstractNum>
+  <w:abstractNum w:abstractNumId="12" w15:restartNumberingAfterBreak="0">
+    <w:nsid w:val="6111232A"/>
+    <w:multiLevelType w:val="hybridMultilevel"/>
+    <w:tmpl w:val="57DE699E"/>
+    <w:lvl w:ilvl="0" w:tplc="4C090001">
+      <w:start w:val="1"/>
+      <w:numFmt w:val="bullet"/>
+      <w:lvlText w:val=""/>
+      <w:lvlJc w:val="left"/>
+      <w:pPr>
+        <w:ind w:left="720" w:hanging="360"/>
+      </w:pPr>
+      <w:rPr>
+        <w:rFonts w:ascii="Symbol" w:hAnsi="Symbol" w:hint="default"/>
+      </w:rPr>
+    </w:lvl>
+    <w:lvl w:ilvl="1" w:tplc="4C090003" w:tentative="1">
+      <w:start w:val="1"/>
+      <w:numFmt w:val="bullet"/>
+      <w:lvlText w:val="o"/>
+      <w:lvlJc w:val="left"/>
+      <w:pPr>
+        <w:ind w:left="1440" w:hanging="360"/>
+      </w:pPr>
+      <w:rPr>
+        <w:rFonts w:ascii="Courier New" w:hAnsi="Courier New" w:cs="Courier New" w:hint="default"/>
+      </w:rPr>
+    </w:lvl>
+    <w:lvl w:ilvl="2" w:tplc="4C090005" w:tentative="1">
+      <w:start w:val="1"/>
+      <w:numFmt w:val="bullet"/>
+      <w:lvlText w:val=""/>
+      <w:lvlJc w:val="left"/>
+      <w:pPr>
+        <w:ind w:left="2160" w:hanging="360"/>
+      </w:pPr>
+      <w:rPr>
+        <w:rFonts w:ascii="Wingdings" w:hAnsi="Wingdings" w:hint="default"/>
+      </w:rPr>
+    </w:lvl>
+    <w:lvl w:ilvl="3" w:tplc="4C090001" w:tentative="1">
+      <w:start w:val="1"/>
+      <w:numFmt w:val="bullet"/>
+      <w:lvlText w:val=""/>
+      <w:lvlJc w:val="left"/>
+      <w:pPr>
+        <w:ind w:left="2880" w:hanging="360"/>
+      </w:pPr>
+      <w:rPr>
+        <w:rFonts w:ascii="Symbol" w:hAnsi="Symbol" w:hint="default"/>
+      </w:rPr>
+    </w:lvl>
+    <w:lvl w:ilvl="4" w:tplc="4C090003" w:tentative="1">
+      <w:start w:val="1"/>
+      <w:numFmt w:val="bullet"/>
+      <w:lvlText w:val="o"/>
+      <w:lvlJc w:val="left"/>
+      <w:pPr>
+        <w:ind w:left="3600" w:hanging="360"/>
+      </w:pPr>
+      <w:rPr>
+        <w:rFonts w:ascii="Courier New" w:hAnsi="Courier New" w:cs="Courier New" w:hint="default"/>
+      </w:rPr>
+    </w:lvl>
+    <w:lvl w:ilvl="5" w:tplc="4C090005" w:tentative="1">
+      <w:start w:val="1"/>
+      <w:numFmt w:val="bullet"/>
+      <w:lvlText w:val=""/>
+      <w:lvlJc w:val="left"/>
+      <w:pPr>
+        <w:ind w:left="4320" w:hanging="360"/>
+      </w:pPr>
+      <w:rPr>
+        <w:rFonts w:ascii="Wingdings" w:hAnsi="Wingdings" w:hint="default"/>
+      </w:rPr>
+    </w:lvl>
+    <w:lvl w:ilvl="6" w:tplc="4C090001" w:tentative="1">
+      <w:start w:val="1"/>
+      <w:numFmt w:val="bullet"/>
+      <w:lvlText w:val=""/>
+      <w:lvlJc w:val="left"/>
+      <w:pPr>
+        <w:ind w:left="5040" w:hanging="360"/>
+      </w:pPr>
+      <w:rPr>
+        <w:rFonts w:ascii="Symbol" w:hAnsi="Symbol" w:hint="default"/>
+      </w:rPr>
+    </w:lvl>
+    <w:lvl w:ilvl="7" w:tplc="4C090003" w:tentative="1">
+      <w:start w:val="1"/>
+      <w:numFmt w:val="bullet"/>
+      <w:lvlText w:val="o"/>
+      <w:lvlJc w:val="left"/>
+      <w:pPr>
+        <w:ind w:left="5760" w:hanging="360"/>
+      </w:pPr>
+      <w:rPr>
+        <w:rFonts w:ascii="Courier New" w:hAnsi="Courier New" w:cs="Courier New" w:hint="default"/>
+      </w:rPr>
+    </w:lvl>
+    <w:lvl w:ilvl="8" w:tplc="4C090005" w:tentative="1">
+      <w:start w:val="1"/>
+      <w:numFmt w:val="bullet"/>
+      <w:lvlText w:val=""/>
+      <w:lvlJc w:val="left"/>
+      <w:pPr>
+        <w:ind w:left="6480" w:hanging="360"/>
+      </w:pPr>
+      <w:rPr>
+        <w:rFonts w:ascii="Wingdings" w:hAnsi="Wingdings" w:hint="default"/>
+      </w:rPr>
+    </w:lvl>
+  </w:abstractNum>
+  <w:abstractNum w:abstractNumId="13" w15:restartNumberingAfterBreak="0">
     <w:nsid w:val="63B73F50"/>
     <w:multiLevelType w:val="hybridMultilevel"/>
     <w:tmpl w:val="40FEB834"/>
@@ -3556,17 +5306,589 @@
       <w:lvlJc w:val="left"/>
     </w:lvl>
   </w:abstractNum>
+  <w:abstractNum w:abstractNumId="14" w15:restartNumberingAfterBreak="0">
+    <w:nsid w:val="679753A6"/>
+    <w:multiLevelType w:val="multilevel"/>
+    <w:tmpl w:val="B93CE10C"/>
+    <w:lvl w:ilvl="0">
+      <w:start w:val="1"/>
+      <w:numFmt w:val="bullet"/>
+      <w:lvlText w:val=""/>
+      <w:lvlJc w:val="left"/>
+      <w:pPr>
+        <w:tabs>
+          <w:tab w:val="num" w:pos="720"/>
+        </w:tabs>
+        <w:ind w:left="720" w:hanging="360"/>
+      </w:pPr>
+      <w:rPr>
+        <w:rFonts w:ascii="Symbol" w:hAnsi="Symbol" w:hint="default"/>
+        <w:sz w:val="20"/>
+      </w:rPr>
+    </w:lvl>
+    <w:lvl w:ilvl="1" w:tentative="1">
+      <w:start w:val="1"/>
+      <w:numFmt w:val="bullet"/>
+      <w:lvlText w:val="o"/>
+      <w:lvlJc w:val="left"/>
+      <w:pPr>
+        <w:tabs>
+          <w:tab w:val="num" w:pos="1440"/>
+        </w:tabs>
+        <w:ind w:left="1440" w:hanging="360"/>
+      </w:pPr>
+      <w:rPr>
+        <w:rFonts w:ascii="Courier New" w:hAnsi="Courier New" w:hint="default"/>
+        <w:sz w:val="20"/>
+      </w:rPr>
+    </w:lvl>
+    <w:lvl w:ilvl="2" w:tentative="1">
+      <w:start w:val="1"/>
+      <w:numFmt w:val="bullet"/>
+      <w:lvlText w:val=""/>
+      <w:lvlJc w:val="left"/>
+      <w:pPr>
+        <w:tabs>
+          <w:tab w:val="num" w:pos="2160"/>
+        </w:tabs>
+        <w:ind w:left="2160" w:hanging="360"/>
+      </w:pPr>
+      <w:rPr>
+        <w:rFonts w:ascii="Wingdings" w:hAnsi="Wingdings" w:hint="default"/>
+        <w:sz w:val="20"/>
+      </w:rPr>
+    </w:lvl>
+    <w:lvl w:ilvl="3" w:tentative="1">
+      <w:start w:val="1"/>
+      <w:numFmt w:val="bullet"/>
+      <w:lvlText w:val=""/>
+      <w:lvlJc w:val="left"/>
+      <w:pPr>
+        <w:tabs>
+          <w:tab w:val="num" w:pos="2880"/>
+        </w:tabs>
+        <w:ind w:left="2880" w:hanging="360"/>
+      </w:pPr>
+      <w:rPr>
+        <w:rFonts w:ascii="Wingdings" w:hAnsi="Wingdings" w:hint="default"/>
+        <w:sz w:val="20"/>
+      </w:rPr>
+    </w:lvl>
+    <w:lvl w:ilvl="4" w:tentative="1">
+      <w:start w:val="1"/>
+      <w:numFmt w:val="bullet"/>
+      <w:lvlText w:val=""/>
+      <w:lvlJc w:val="left"/>
+      <w:pPr>
+        <w:tabs>
+          <w:tab w:val="num" w:pos="3600"/>
+        </w:tabs>
+        <w:ind w:left="3600" w:hanging="360"/>
+      </w:pPr>
+      <w:rPr>
+        <w:rFonts w:ascii="Wingdings" w:hAnsi="Wingdings" w:hint="default"/>
+        <w:sz w:val="20"/>
+      </w:rPr>
+    </w:lvl>
+    <w:lvl w:ilvl="5" w:tentative="1">
+      <w:start w:val="1"/>
+      <w:numFmt w:val="bullet"/>
+      <w:lvlText w:val=""/>
+      <w:lvlJc w:val="left"/>
+      <w:pPr>
+        <w:tabs>
+          <w:tab w:val="num" w:pos="4320"/>
+        </w:tabs>
+        <w:ind w:left="4320" w:hanging="360"/>
+      </w:pPr>
+      <w:rPr>
+        <w:rFonts w:ascii="Wingdings" w:hAnsi="Wingdings" w:hint="default"/>
+        <w:sz w:val="20"/>
+      </w:rPr>
+    </w:lvl>
+    <w:lvl w:ilvl="6" w:tentative="1">
+      <w:start w:val="1"/>
+      <w:numFmt w:val="bullet"/>
+      <w:lvlText w:val=""/>
+      <w:lvlJc w:val="left"/>
+      <w:pPr>
+        <w:tabs>
+          <w:tab w:val="num" w:pos="5040"/>
+        </w:tabs>
+        <w:ind w:left="5040" w:hanging="360"/>
+      </w:pPr>
+      <w:rPr>
+        <w:rFonts w:ascii="Wingdings" w:hAnsi="Wingdings" w:hint="default"/>
+        <w:sz w:val="20"/>
+      </w:rPr>
+    </w:lvl>
+    <w:lvl w:ilvl="7" w:tentative="1">
+      <w:start w:val="1"/>
+      <w:numFmt w:val="bullet"/>
+      <w:lvlText w:val=""/>
+      <w:lvlJc w:val="left"/>
+      <w:pPr>
+        <w:tabs>
+          <w:tab w:val="num" w:pos="5760"/>
+        </w:tabs>
+        <w:ind w:left="5760" w:hanging="360"/>
+      </w:pPr>
+      <w:rPr>
+        <w:rFonts w:ascii="Wingdings" w:hAnsi="Wingdings" w:hint="default"/>
+        <w:sz w:val="20"/>
+      </w:rPr>
+    </w:lvl>
+    <w:lvl w:ilvl="8" w:tentative="1">
+      <w:start w:val="1"/>
+      <w:numFmt w:val="bullet"/>
+      <w:lvlText w:val=""/>
+      <w:lvlJc w:val="left"/>
+      <w:pPr>
+        <w:tabs>
+          <w:tab w:val="num" w:pos="6480"/>
+        </w:tabs>
+        <w:ind w:left="6480" w:hanging="360"/>
+      </w:pPr>
+      <w:rPr>
+        <w:rFonts w:ascii="Wingdings" w:hAnsi="Wingdings" w:hint="default"/>
+        <w:sz w:val="20"/>
+      </w:rPr>
+    </w:lvl>
+  </w:abstractNum>
+  <w:abstractNum w:abstractNumId="15" w15:restartNumberingAfterBreak="0">
+    <w:nsid w:val="718955A3"/>
+    <w:multiLevelType w:val="multilevel"/>
+    <w:tmpl w:val="2A5A0A0A"/>
+    <w:lvl w:ilvl="0">
+      <w:start w:val="1"/>
+      <w:numFmt w:val="bullet"/>
+      <w:lvlText w:val=""/>
+      <w:lvlJc w:val="left"/>
+      <w:pPr>
+        <w:tabs>
+          <w:tab w:val="num" w:pos="720"/>
+        </w:tabs>
+        <w:ind w:left="720" w:hanging="360"/>
+      </w:pPr>
+      <w:rPr>
+        <w:rFonts w:ascii="Symbol" w:hAnsi="Symbol" w:hint="default"/>
+        <w:sz w:val="20"/>
+      </w:rPr>
+    </w:lvl>
+    <w:lvl w:ilvl="1" w:tentative="1">
+      <w:start w:val="1"/>
+      <w:numFmt w:val="bullet"/>
+      <w:lvlText w:val="o"/>
+      <w:lvlJc w:val="left"/>
+      <w:pPr>
+        <w:tabs>
+          <w:tab w:val="num" w:pos="1440"/>
+        </w:tabs>
+        <w:ind w:left="1440" w:hanging="360"/>
+      </w:pPr>
+      <w:rPr>
+        <w:rFonts w:ascii="Courier New" w:hAnsi="Courier New" w:hint="default"/>
+        <w:sz w:val="20"/>
+      </w:rPr>
+    </w:lvl>
+    <w:lvl w:ilvl="2" w:tentative="1">
+      <w:start w:val="1"/>
+      <w:numFmt w:val="bullet"/>
+      <w:lvlText w:val=""/>
+      <w:lvlJc w:val="left"/>
+      <w:pPr>
+        <w:tabs>
+          <w:tab w:val="num" w:pos="2160"/>
+        </w:tabs>
+        <w:ind w:left="2160" w:hanging="360"/>
+      </w:pPr>
+      <w:rPr>
+        <w:rFonts w:ascii="Wingdings" w:hAnsi="Wingdings" w:hint="default"/>
+        <w:sz w:val="20"/>
+      </w:rPr>
+    </w:lvl>
+    <w:lvl w:ilvl="3" w:tentative="1">
+      <w:start w:val="1"/>
+      <w:numFmt w:val="bullet"/>
+      <w:lvlText w:val=""/>
+      <w:lvlJc w:val="left"/>
+      <w:pPr>
+        <w:tabs>
+          <w:tab w:val="num" w:pos="2880"/>
+        </w:tabs>
+        <w:ind w:left="2880" w:hanging="360"/>
+      </w:pPr>
+      <w:rPr>
+        <w:rFonts w:ascii="Wingdings" w:hAnsi="Wingdings" w:hint="default"/>
+        <w:sz w:val="20"/>
+      </w:rPr>
+    </w:lvl>
+    <w:lvl w:ilvl="4" w:tentative="1">
+      <w:start w:val="1"/>
+      <w:numFmt w:val="bullet"/>
+      <w:lvlText w:val=""/>
+      <w:lvlJc w:val="left"/>
+      <w:pPr>
+        <w:tabs>
+          <w:tab w:val="num" w:pos="3600"/>
+        </w:tabs>
+        <w:ind w:left="3600" w:hanging="360"/>
+      </w:pPr>
+      <w:rPr>
+        <w:rFonts w:ascii="Wingdings" w:hAnsi="Wingdings" w:hint="default"/>
+        <w:sz w:val="20"/>
+      </w:rPr>
+    </w:lvl>
+    <w:lvl w:ilvl="5" w:tentative="1">
+      <w:start w:val="1"/>
+      <w:numFmt w:val="bullet"/>
+      <w:lvlText w:val=""/>
+      <w:lvlJc w:val="left"/>
+      <w:pPr>
+        <w:tabs>
+          <w:tab w:val="num" w:pos="4320"/>
+        </w:tabs>
+        <w:ind w:left="4320" w:hanging="360"/>
+      </w:pPr>
+      <w:rPr>
+        <w:rFonts w:ascii="Wingdings" w:hAnsi="Wingdings" w:hint="default"/>
+        <w:sz w:val="20"/>
+      </w:rPr>
+    </w:lvl>
+    <w:lvl w:ilvl="6" w:tentative="1">
+      <w:start w:val="1"/>
+      <w:numFmt w:val="bullet"/>
+      <w:lvlText w:val=""/>
+      <w:lvlJc w:val="left"/>
+      <w:pPr>
+        <w:tabs>
+          <w:tab w:val="num" w:pos="5040"/>
+        </w:tabs>
+        <w:ind w:left="5040" w:hanging="360"/>
+      </w:pPr>
+      <w:rPr>
+        <w:rFonts w:ascii="Wingdings" w:hAnsi="Wingdings" w:hint="default"/>
+        <w:sz w:val="20"/>
+      </w:rPr>
+    </w:lvl>
+    <w:lvl w:ilvl="7" w:tentative="1">
+      <w:start w:val="1"/>
+      <w:numFmt w:val="bullet"/>
+      <w:lvlText w:val=""/>
+      <w:lvlJc w:val="left"/>
+      <w:pPr>
+        <w:tabs>
+          <w:tab w:val="num" w:pos="5760"/>
+        </w:tabs>
+        <w:ind w:left="5760" w:hanging="360"/>
+      </w:pPr>
+      <w:rPr>
+        <w:rFonts w:ascii="Wingdings" w:hAnsi="Wingdings" w:hint="default"/>
+        <w:sz w:val="20"/>
+      </w:rPr>
+    </w:lvl>
+    <w:lvl w:ilvl="8" w:tentative="1">
+      <w:start w:val="1"/>
+      <w:numFmt w:val="bullet"/>
+      <w:lvlText w:val=""/>
+      <w:lvlJc w:val="left"/>
+      <w:pPr>
+        <w:tabs>
+          <w:tab w:val="num" w:pos="6480"/>
+        </w:tabs>
+        <w:ind w:left="6480" w:hanging="360"/>
+      </w:pPr>
+      <w:rPr>
+        <w:rFonts w:ascii="Wingdings" w:hAnsi="Wingdings" w:hint="default"/>
+        <w:sz w:val="20"/>
+      </w:rPr>
+    </w:lvl>
+  </w:abstractNum>
+  <w:abstractNum w:abstractNumId="16" w15:restartNumberingAfterBreak="0">
+    <w:nsid w:val="728825F8"/>
+    <w:multiLevelType w:val="hybridMultilevel"/>
+    <w:tmpl w:val="A6EE81E2"/>
+    <w:lvl w:ilvl="0" w:tplc="4C090001">
+      <w:start w:val="1"/>
+      <w:numFmt w:val="bullet"/>
+      <w:lvlText w:val=""/>
+      <w:lvlJc w:val="left"/>
+      <w:pPr>
+        <w:ind w:left="720" w:hanging="360"/>
+      </w:pPr>
+      <w:rPr>
+        <w:rFonts w:ascii="Symbol" w:hAnsi="Symbol" w:hint="default"/>
+      </w:rPr>
+    </w:lvl>
+    <w:lvl w:ilvl="1" w:tplc="4C090003" w:tentative="1">
+      <w:start w:val="1"/>
+      <w:numFmt w:val="bullet"/>
+      <w:lvlText w:val="o"/>
+      <w:lvlJc w:val="left"/>
+      <w:pPr>
+        <w:ind w:left="1440" w:hanging="360"/>
+      </w:pPr>
+      <w:rPr>
+        <w:rFonts w:ascii="Courier New" w:hAnsi="Courier New" w:cs="Courier New" w:hint="default"/>
+      </w:rPr>
+    </w:lvl>
+    <w:lvl w:ilvl="2" w:tplc="4C090005" w:tentative="1">
+      <w:start w:val="1"/>
+      <w:numFmt w:val="bullet"/>
+      <w:lvlText w:val=""/>
+      <w:lvlJc w:val="left"/>
+      <w:pPr>
+        <w:ind w:left="2160" w:hanging="360"/>
+      </w:pPr>
+      <w:rPr>
+        <w:rFonts w:ascii="Wingdings" w:hAnsi="Wingdings" w:hint="default"/>
+      </w:rPr>
+    </w:lvl>
+    <w:lvl w:ilvl="3" w:tplc="4C090001" w:tentative="1">
+      <w:start w:val="1"/>
+      <w:numFmt w:val="bullet"/>
+      <w:lvlText w:val=""/>
+      <w:lvlJc w:val="left"/>
+      <w:pPr>
+        <w:ind w:left="2880" w:hanging="360"/>
+      </w:pPr>
+      <w:rPr>
+        <w:rFonts w:ascii="Symbol" w:hAnsi="Symbol" w:hint="default"/>
+      </w:rPr>
+    </w:lvl>
+    <w:lvl w:ilvl="4" w:tplc="4C090003" w:tentative="1">
+      <w:start w:val="1"/>
+      <w:numFmt w:val="bullet"/>
+      <w:lvlText w:val="o"/>
+      <w:lvlJc w:val="left"/>
+      <w:pPr>
+        <w:ind w:left="3600" w:hanging="360"/>
+      </w:pPr>
+      <w:rPr>
+        <w:rFonts w:ascii="Courier New" w:hAnsi="Courier New" w:cs="Courier New" w:hint="default"/>
+      </w:rPr>
+    </w:lvl>
+    <w:lvl w:ilvl="5" w:tplc="4C090005" w:tentative="1">
+      <w:start w:val="1"/>
+      <w:numFmt w:val="bullet"/>
+      <w:lvlText w:val=""/>
+      <w:lvlJc w:val="left"/>
+      <w:pPr>
+        <w:ind w:left="4320" w:hanging="360"/>
+      </w:pPr>
+      <w:rPr>
+        <w:rFonts w:ascii="Wingdings" w:hAnsi="Wingdings" w:hint="default"/>
+      </w:rPr>
+    </w:lvl>
+    <w:lvl w:ilvl="6" w:tplc="4C090001" w:tentative="1">
+      <w:start w:val="1"/>
+      <w:numFmt w:val="bullet"/>
+      <w:lvlText w:val=""/>
+      <w:lvlJc w:val="left"/>
+      <w:pPr>
+        <w:ind w:left="5040" w:hanging="360"/>
+      </w:pPr>
+      <w:rPr>
+        <w:rFonts w:ascii="Symbol" w:hAnsi="Symbol" w:hint="default"/>
+      </w:rPr>
+    </w:lvl>
+    <w:lvl w:ilvl="7" w:tplc="4C090003" w:tentative="1">
+      <w:start w:val="1"/>
+      <w:numFmt w:val="bullet"/>
+      <w:lvlText w:val="o"/>
+      <w:lvlJc w:val="left"/>
+      <w:pPr>
+        <w:ind w:left="5760" w:hanging="360"/>
+      </w:pPr>
+      <w:rPr>
+        <w:rFonts w:ascii="Courier New" w:hAnsi="Courier New" w:cs="Courier New" w:hint="default"/>
+      </w:rPr>
+    </w:lvl>
+    <w:lvl w:ilvl="8" w:tplc="4C090005" w:tentative="1">
+      <w:start w:val="1"/>
+      <w:numFmt w:val="bullet"/>
+      <w:lvlText w:val=""/>
+      <w:lvlJc w:val="left"/>
+      <w:pPr>
+        <w:ind w:left="6480" w:hanging="360"/>
+      </w:pPr>
+      <w:rPr>
+        <w:rFonts w:ascii="Wingdings" w:hAnsi="Wingdings" w:hint="default"/>
+      </w:rPr>
+    </w:lvl>
+  </w:abstractNum>
+  <w:abstractNum w:abstractNumId="17" w15:restartNumberingAfterBreak="0">
+    <w:nsid w:val="78467777"/>
+    <w:multiLevelType w:val="hybridMultilevel"/>
+    <w:tmpl w:val="C24EC26A"/>
+    <w:lvl w:ilvl="0" w:tplc="4C090001">
+      <w:start w:val="1"/>
+      <w:numFmt w:val="bullet"/>
+      <w:lvlText w:val=""/>
+      <w:lvlJc w:val="left"/>
+      <w:pPr>
+        <w:ind w:left="720" w:hanging="360"/>
+      </w:pPr>
+      <w:rPr>
+        <w:rFonts w:ascii="Symbol" w:hAnsi="Symbol" w:hint="default"/>
+      </w:rPr>
+    </w:lvl>
+    <w:lvl w:ilvl="1" w:tplc="4C090003" w:tentative="1">
+      <w:start w:val="1"/>
+      <w:numFmt w:val="bullet"/>
+      <w:lvlText w:val="o"/>
+      <w:lvlJc w:val="left"/>
+      <w:pPr>
+        <w:ind w:left="1440" w:hanging="360"/>
+      </w:pPr>
+      <w:rPr>
+        <w:rFonts w:ascii="Courier New" w:hAnsi="Courier New" w:cs="Courier New" w:hint="default"/>
+      </w:rPr>
+    </w:lvl>
+    <w:lvl w:ilvl="2" w:tplc="4C090005" w:tentative="1">
+      <w:start w:val="1"/>
+      <w:numFmt w:val="bullet"/>
+      <w:lvlText w:val=""/>
+      <w:lvlJc w:val="left"/>
+      <w:pPr>
+        <w:ind w:left="2160" w:hanging="360"/>
+      </w:pPr>
+      <w:rPr>
+        <w:rFonts w:ascii="Wingdings" w:hAnsi="Wingdings" w:hint="default"/>
+      </w:rPr>
+    </w:lvl>
+    <w:lvl w:ilvl="3" w:tplc="4C090001" w:tentative="1">
+      <w:start w:val="1"/>
+      <w:numFmt w:val="bullet"/>
+      <w:lvlText w:val=""/>
+      <w:lvlJc w:val="left"/>
+      <w:pPr>
+        <w:ind w:left="2880" w:hanging="360"/>
+      </w:pPr>
+      <w:rPr>
+        <w:rFonts w:ascii="Symbol" w:hAnsi="Symbol" w:hint="default"/>
+      </w:rPr>
+    </w:lvl>
+    <w:lvl w:ilvl="4" w:tplc="4C090003" w:tentative="1">
+      <w:start w:val="1"/>
+      <w:numFmt w:val="bullet"/>
+      <w:lvlText w:val="o"/>
+      <w:lvlJc w:val="left"/>
+      <w:pPr>
+        <w:ind w:left="3600" w:hanging="360"/>
+      </w:pPr>
+      <w:rPr>
+        <w:rFonts w:ascii="Courier New" w:hAnsi="Courier New" w:cs="Courier New" w:hint="default"/>
+      </w:rPr>
+    </w:lvl>
+    <w:lvl w:ilvl="5" w:tplc="4C090005" w:tentative="1">
+      <w:start w:val="1"/>
+      <w:numFmt w:val="bullet"/>
+      <w:lvlText w:val=""/>
+      <w:lvlJc w:val="left"/>
+      <w:pPr>
+        <w:ind w:left="4320" w:hanging="360"/>
+      </w:pPr>
+      <w:rPr>
+        <w:rFonts w:ascii="Wingdings" w:hAnsi="Wingdings" w:hint="default"/>
+      </w:rPr>
+    </w:lvl>
+    <w:lvl w:ilvl="6" w:tplc="4C090001" w:tentative="1">
+      <w:start w:val="1"/>
+      <w:numFmt w:val="bullet"/>
+      <w:lvlText w:val=""/>
+      <w:lvlJc w:val="left"/>
+      <w:pPr>
+        <w:ind w:left="5040" w:hanging="360"/>
+      </w:pPr>
+      <w:rPr>
+        <w:rFonts w:ascii="Symbol" w:hAnsi="Symbol" w:hint="default"/>
+      </w:rPr>
+    </w:lvl>
+    <w:lvl w:ilvl="7" w:tplc="4C090003" w:tentative="1">
+      <w:start w:val="1"/>
+      <w:numFmt w:val="bullet"/>
+      <w:lvlText w:val="o"/>
+      <w:lvlJc w:val="left"/>
+      <w:pPr>
+        <w:ind w:left="5760" w:hanging="360"/>
+      </w:pPr>
+      <w:rPr>
+        <w:rFonts w:ascii="Courier New" w:hAnsi="Courier New" w:cs="Courier New" w:hint="default"/>
+      </w:rPr>
+    </w:lvl>
+    <w:lvl w:ilvl="8" w:tplc="4C090005" w:tentative="1">
+      <w:start w:val="1"/>
+      <w:numFmt w:val="bullet"/>
+      <w:lvlText w:val=""/>
+      <w:lvlJc w:val="left"/>
+      <w:pPr>
+        <w:ind w:left="6480" w:hanging="360"/>
+      </w:pPr>
+      <w:rPr>
+        <w:rFonts w:ascii="Wingdings" w:hAnsi="Wingdings" w:hint="default"/>
+      </w:rPr>
+    </w:lvl>
+  </w:abstractNum>
   <w:num w:numId="1">
-    <w:abstractNumId w:val="0"/>
+    <w:abstractNumId w:val="1"/>
     <w:lvlOverride w:ilvl="0">
       <w:startOverride w:val="1"/>
     </w:lvlOverride>
   </w:num>
   <w:num w:numId="2">
-    <w:abstractNumId w:val="1"/>
+    <w:abstractNumId w:val="13"/>
     <w:lvlOverride w:ilvl="0">
       <w:startOverride w:val="1"/>
     </w:lvlOverride>
+  </w:num>
+  <w:num w:numId="3">
+    <w:abstractNumId w:val="4"/>
+  </w:num>
+  <w:num w:numId="4">
+    <w:abstractNumId w:val="8"/>
+  </w:num>
+  <w:num w:numId="5">
+    <w:abstractNumId w:val="6"/>
+  </w:num>
+  <w:num w:numId="6">
+    <w:abstractNumId w:val="16"/>
+  </w:num>
+  <w:num w:numId="7">
+    <w:abstractNumId w:val="5"/>
+  </w:num>
+  <w:num w:numId="8">
+    <w:abstractNumId w:val="2"/>
+  </w:num>
+  <w:num w:numId="9">
+    <w:abstractNumId w:val="10"/>
+  </w:num>
+  <w:num w:numId="10">
+    <w:abstractNumId w:val="7"/>
+  </w:num>
+  <w:num w:numId="11">
+    <w:abstractNumId w:val="3"/>
+  </w:num>
+  <w:num w:numId="12">
+    <w:abstractNumId w:val="0"/>
+  </w:num>
+  <w:num w:numId="13">
+    <w:abstractNumId w:val="12"/>
+  </w:num>
+  <w:num w:numId="14">
+    <w:abstractNumId w:val="17"/>
+  </w:num>
+  <w:num w:numId="15">
+    <w:abstractNumId w:val="11"/>
+  </w:num>
+  <w:num w:numId="16">
+    <w:abstractNumId w:val="14"/>
+  </w:num>
+  <w:num w:numId="17">
+    <w:abstractNumId w:val="9"/>
+  </w:num>
+  <w:num w:numId="18">
+    <w:abstractNumId w:val="15"/>
   </w:num>
 </w:numbering>
 </file>
@@ -4054,7 +6376,6 @@
   <w:style w:type="character" w:default="1" w:styleId="DefaultParagraphFont">
     <w:name w:val="Default Paragraph Font"/>
     <w:uiPriority w:val="1"/>
-    <w:semiHidden/>
     <w:unhideWhenUsed/>
   </w:style>
   <w:style w:type="table" w:default="1" w:styleId="TableNormal">
@@ -4217,6 +6538,33 @@
     <w:rPr>
       <w:color w:val="954F72" w:themeColor="followedHyperlink"/>
       <w:u w:val="single"/>
+    </w:rPr>
+  </w:style>
+  <w:style w:type="paragraph" w:styleId="NormalWeb">
+    <w:name w:val="Normal (Web)"/>
+    <w:basedOn w:val="Normal"/>
+    <w:uiPriority w:val="99"/>
+    <w:unhideWhenUsed/>
+    <w:rsid w:val="00FB4F5A"/>
+    <w:pPr>
+      <w:spacing w:before="100" w:beforeAutospacing="1" w:after="100" w:afterAutospacing="1"/>
+    </w:pPr>
+    <w:rPr>
+      <w:rFonts w:ascii="Times New Roman" w:eastAsia="Times New Roman" w:hAnsi="Times New Roman" w:cs="Times New Roman"/>
+      <w:color w:val="auto"/>
+      <w:sz w:val="24"/>
+      <w:szCs w:val="24"/>
+    </w:rPr>
+  </w:style>
+  <w:style w:type="character" w:styleId="Emphasis">
+    <w:name w:val="Emphasis"/>
+    <w:basedOn w:val="DefaultParagraphFont"/>
+    <w:uiPriority w:val="20"/>
+    <w:qFormat/>
+    <w:rsid w:val="00345AC3"/>
+    <w:rPr>
+      <w:i/>
+      <w:iCs/>
     </w:rPr>
   </w:style>
 </w:styles>

--- a/assets/docs/Krish_Mistry_Resume.docx
+++ b/assets/docs/Krish_Mistry_Resume.docx
@@ -38,7 +38,7 @@
           <w:bCs/>
           <w:color w:val="1F3864" w:themeColor="accent1" w:themeShade="80"/>
         </w:rPr>
-        <w:t xml:space="preserve">| </w:t>
+        <w:t xml:space="preserve"> </w:t>
       </w:r>
       <w:hyperlink r:id="rId5" w:history="1">
         <w:r>
@@ -61,7 +61,15 @@
           <w:bCs/>
           <w:color w:val="1F3864" w:themeColor="accent1" w:themeShade="80"/>
         </w:rPr>
-        <w:t xml:space="preserve"> |</w:t>
+        <w:t xml:space="preserve"> </w:t>
+      </w:r>
+      <w:r>
+        <w:rPr>
+          <w:b/>
+          <w:bCs/>
+          <w:color w:val="1F3864" w:themeColor="accent1" w:themeShade="80"/>
+        </w:rPr>
+        <w:t>|</w:t>
       </w:r>
       <w:r>
         <w:rPr>
@@ -80,7 +88,19 @@
         <w:rPr>
           <w:color w:val="1F3864" w:themeColor="accent1" w:themeShade="80"/>
         </w:rPr>
-        <w:t xml:space="preserve"> | </w:t>
+        <w:t xml:space="preserve"> </w:t>
+      </w:r>
+      <w:r>
+        <w:rPr>
+          <w:color w:val="1F3864" w:themeColor="accent1" w:themeShade="80"/>
+        </w:rPr>
+        <w:t>|</w:t>
+      </w:r>
+      <w:r>
+        <w:rPr>
+          <w:color w:val="1F3864" w:themeColor="accent1" w:themeShade="80"/>
+        </w:rPr>
+        <w:t xml:space="preserve"> </w:t>
       </w:r>
       <w:hyperlink r:id="rId6" w:history="1">
         <w:r>
@@ -97,7 +117,15 @@
           <w:bCs/>
           <w:color w:val="1F3864" w:themeColor="accent1" w:themeShade="80"/>
         </w:rPr>
-        <w:t xml:space="preserve"> |</w:t>
+        <w:t xml:space="preserve"> </w:t>
+      </w:r>
+      <w:r>
+        <w:rPr>
+          <w:b/>
+          <w:bCs/>
+          <w:color w:val="1F3864" w:themeColor="accent1" w:themeShade="80"/>
+        </w:rPr>
+        <w:t>|</w:t>
       </w:r>
       <w:r>
         <w:rPr>
@@ -120,7 +148,7 @@
           <w:bCs/>
           <w:color w:val="1F3864" w:themeColor="accent1" w:themeShade="80"/>
         </w:rPr>
-        <w:t xml:space="preserve"> |</w:t>
+        <w:t xml:space="preserve"> </w:t>
       </w:r>
     </w:p>
     <w:p>
@@ -137,7 +165,7 @@
           <w:bCs/>
           <w:color w:val="1F3864" w:themeColor="accent1" w:themeShade="80"/>
         </w:rPr>
-        <w:t xml:space="preserve">| </w:t>
+        <w:t xml:space="preserve"> </w:t>
       </w:r>
       <w:hyperlink r:id="rId8" w:history="1">
         <w:r>
@@ -156,8 +184,6 @@
       </w:r>
       <w:r>
         <w:rPr>
-          <w:b/>
-          <w:bCs/>
           <w:color w:val="1F3864" w:themeColor="accent1" w:themeShade="80"/>
         </w:rPr>
         <w:t>|</w:t>
@@ -183,14 +209,6 @@
         </w:rPr>
         <w:t xml:space="preserve"> </w:t>
       </w:r>
-      <w:r>
-        <w:rPr>
-          <w:b/>
-          <w:bCs/>
-          <w:color w:val="1F3864" w:themeColor="accent1" w:themeShade="80"/>
-        </w:rPr>
-        <w:t>|</w:t>
-      </w:r>
     </w:p>
     <w:p>
       <w:pPr>
@@ -1417,23 +1435,7 @@
             <w:sz w:val="18"/>
             <w:szCs w:val="18"/>
           </w:rPr>
-          <w:t>GitH</w:t>
-        </w:r>
-        <w:r>
-          <w:rPr>
-            <w:rStyle w:val="Hyperlink"/>
-            <w:sz w:val="18"/>
-            <w:szCs w:val="18"/>
-          </w:rPr>
-          <w:t>u</w:t>
-        </w:r>
-        <w:r>
-          <w:rPr>
-            <w:rStyle w:val="Hyperlink"/>
-            <w:sz w:val="18"/>
-            <w:szCs w:val="18"/>
-          </w:rPr>
-          <w:t>b</w:t>
+          <w:t>GitHub</w:t>
         </w:r>
       </w:hyperlink>
     </w:p>
@@ -1763,15 +1765,7 @@
           <w:b w:val="0"/>
           <w:bCs w:val="0"/>
         </w:rPr>
-        <w:t>every four hours without manual triggering</w:t>
-      </w:r>
-      <w:r>
-        <w:rPr>
-          <w:rStyle w:val="Strong"/>
-          <w:b w:val="0"/>
-          <w:bCs w:val="0"/>
-        </w:rPr>
-        <w:t>.</w:t>
+        <w:t>every four hours without manual triggering.</w:t>
       </w:r>
     </w:p>
     <w:p>
@@ -2017,15 +2011,7 @@
           <w:b w:val="0"/>
           <w:bCs w:val="0"/>
         </w:rPr>
-        <w:t>, enabling real-time incident reporting, resource sharing, and community alerts</w:t>
-      </w:r>
-      <w:r>
-        <w:rPr>
-          <w:rStyle w:val="Strong"/>
-          <w:b w:val="0"/>
-          <w:bCs w:val="0"/>
-        </w:rPr>
-        <w:t>.</w:t>
+        <w:t>, enabling real-time incident reporting, resource sharing, and community alerts.</w:t>
       </w:r>
     </w:p>
     <w:p>
@@ -2545,7 +2531,7 @@
           <w:rFonts w:eastAsia="Times New Roman"/>
           <w:color w:val="auto"/>
         </w:rPr>
-        <w:t>Selected as Google Student Ambassadors representing SFIT in Google's Gemini Student Ambassador Program 2026 (1500+ colleges nationwide).</w:t>
+        <w:t>Selected as Google Student Ambassador representing SFIT in Google's Gemini Student Ambassador Program 2026 (1500+ colleges nationwide).</w:t>
       </w:r>
     </w:p>
     <w:p>
@@ -2566,13 +2552,6 @@
           <w:color w:val="auto"/>
         </w:rPr>
         <w:t>Promote awareness of Gemini by sharing practical AI use cases and encouraging students to explore AI tools for learning and productivity.</w:t>
-      </w:r>
-      <w:r>
-        <w:rPr>
-          <w:rFonts w:eastAsia="Times New Roman"/>
-          <w:color w:val="auto"/>
-        </w:rPr>
-        <w:t>’</w:t>
       </w:r>
     </w:p>
     <w:p>
@@ -2741,13 +2720,7 @@
         </w:tabs>
       </w:pPr>
       <w:r>
-        <w:t>Partnered with 3 NGOs</w:t>
-      </w:r>
-      <w:r>
-        <w:t>,</w:t>
-      </w:r>
-      <w:r>
-        <w:t xml:space="preserve"> Ek </w:t>
+        <w:t xml:space="preserve">Partnered with 3 NGOs, Ek </w:t>
       </w:r>
       <w:proofErr w:type="spellStart"/>
       <w:r>
@@ -3141,15 +3114,7 @@
           <w:iCs/>
           <w:color w:val="371E77"/>
         </w:rPr>
-        <w:t>Apr</w:t>
-      </w:r>
-      <w:r>
-        <w:rPr>
-          <w:i/>
-          <w:iCs/>
-          <w:color w:val="371E77"/>
-        </w:rPr>
-        <w:t xml:space="preserve"> 2025</w:t>
+        <w:t>Apr 2025</w:t>
       </w:r>
     </w:p>
     <w:p>
@@ -3232,23 +3197,7 @@
           <w:iCs/>
           <w:color w:val="371E77"/>
         </w:rPr>
-        <w:t xml:space="preserve">                                                                   Jun</w:t>
-      </w:r>
-      <w:r>
-        <w:rPr>
-          <w:i/>
-          <w:iCs/>
-          <w:color w:val="371E77"/>
-        </w:rPr>
-        <w:t xml:space="preserve"> 202</w:t>
-      </w:r>
-      <w:r>
-        <w:rPr>
-          <w:i/>
-          <w:iCs/>
-          <w:color w:val="371E77"/>
-        </w:rPr>
-        <w:t>6</w:t>
+        <w:t xml:space="preserve">                                                                   Jun 2026</w:t>
       </w:r>
     </w:p>
     <w:p>
@@ -3461,15 +3410,7 @@
           <w:iCs/>
           <w:color w:val="371E77"/>
         </w:rPr>
-        <w:t xml:space="preserve">Nov </w:t>
-      </w:r>
-      <w:r>
-        <w:rPr>
-          <w:i/>
-          <w:iCs/>
-          <w:color w:val="371E77"/>
-        </w:rPr>
-        <w:t>2025</w:t>
+        <w:t>Nov 2025</w:t>
       </w:r>
     </w:p>
     <w:p>
@@ -3528,15 +3469,7 @@
           <w:iCs/>
           <w:color w:val="371E77"/>
         </w:rPr>
-        <w:t>Oct</w:t>
-      </w:r>
-      <w:r>
-        <w:rPr>
-          <w:i/>
-          <w:iCs/>
-          <w:color w:val="371E77"/>
-        </w:rPr>
-        <w:t xml:space="preserve"> 2025</w:t>
+        <w:t>Oct 2025</w:t>
       </w:r>
     </w:p>
     <w:p>
@@ -3610,15 +3543,7 @@
           <w:iCs/>
           <w:color w:val="371E77"/>
         </w:rPr>
-        <w:t>Sep</w:t>
-      </w:r>
-      <w:r>
-        <w:rPr>
-          <w:i/>
-          <w:iCs/>
-          <w:color w:val="371E77"/>
-        </w:rPr>
-        <w:t xml:space="preserve"> 2025</w:t>
+        <w:t>Sep 2025</w:t>
       </w:r>
     </w:p>
     <w:p>
@@ -6376,6 +6301,7 @@
   <w:style w:type="character" w:default="1" w:styleId="DefaultParagraphFont">
     <w:name w:val="Default Paragraph Font"/>
     <w:uiPriority w:val="1"/>
+    <w:semiHidden/>
     <w:unhideWhenUsed/>
   </w:style>
   <w:style w:type="table" w:default="1" w:styleId="TableNormal">
